--- a/Java/experience.docx
+++ b/Java/experience.docx
@@ -1876,6 +1876,37 @@
         </w:rPr>
         <w:t xml:space="preserve">object creation increased </w:t>
       </w:r>
+      <w:proofErr w:type="gramStart"/>
+      <w:r>
+        <w:rPr>
+          <w:rFonts w:ascii="Aptos" w:eastAsia="Times New Roman" w:hAnsi="Aptos" w:cs="Times New Roman"/>
+          <w:kern w:val="0"/>
+          <w:lang w:val="en-US"/>
+          <w14:ligatures w14:val="none"/>
+        </w:rPr>
+        <w:t>( storing</w:t>
+      </w:r>
+      <w:proofErr w:type="gramEnd"/>
+      <w:r>
+        <w:rPr>
+          <w:rFonts w:ascii="Aptos" w:eastAsia="Times New Roman" w:hAnsi="Aptos" w:cs="Times New Roman"/>
+          <w:kern w:val="0"/>
+          <w:lang w:val="en-US"/>
+          <w14:ligatures w14:val="none"/>
+        </w:rPr>
+        <w:t xml:space="preserve"> large trip entity </w:t>
+      </w:r>
+      <w:proofErr w:type="gramStart"/>
+      <w:r>
+        <w:rPr>
+          <w:rFonts w:ascii="Aptos" w:eastAsia="Times New Roman" w:hAnsi="Aptos" w:cs="Times New Roman"/>
+          <w:kern w:val="0"/>
+          <w:lang w:val="en-US"/>
+          <w14:ligatures w14:val="none"/>
+        </w:rPr>
+        <w:t>info )</w:t>
+      </w:r>
+      <w:proofErr w:type="gramEnd"/>
     </w:p>
     <w:p>
       <w:pPr>
@@ -4091,6 +4122,35 @@
         </w:rPr>
         <w:t>Prometheus + Grafana Alerts</w:t>
       </w:r>
+      <w:r>
+        <w:rPr>
+          <w:rFonts w:ascii="Aptos" w:eastAsia="Times New Roman" w:hAnsi="Aptos" w:cs="Times New Roman"/>
+          <w:kern w:val="0"/>
+          <w:lang w:val="en-US"/>
+          <w14:ligatures w14:val="none"/>
+        </w:rPr>
+        <w:t xml:space="preserve"> (to email </w:t>
+      </w:r>
+      <w:proofErr w:type="gramStart"/>
+      <w:r>
+        <w:rPr>
+          <w:rFonts w:ascii="Aptos" w:eastAsia="Times New Roman" w:hAnsi="Aptos" w:cs="Times New Roman"/>
+          <w:kern w:val="0"/>
+          <w:lang w:val="en-US"/>
+          <w14:ligatures w14:val="none"/>
+        </w:rPr>
+        <w:t>DL )</w:t>
+      </w:r>
+      <w:proofErr w:type="gramEnd"/>
+      <w:r>
+        <w:rPr>
+          <w:rFonts w:ascii="Aptos" w:eastAsia="Times New Roman" w:hAnsi="Aptos" w:cs="Times New Roman"/>
+          <w:kern w:val="0"/>
+          <w:lang w:val="en-US"/>
+          <w14:ligatures w14:val="none"/>
+        </w:rPr>
+        <w:t xml:space="preserve"> </w:t>
+      </w:r>
     </w:p>
     <w:p>
       <w:pPr>
@@ -4553,76 +4613,125 @@
           <w:lang w:val="en-US"/>
           <w14:ligatures w14:val="none"/>
         </w:rPr>
+        <w:t xml:space="preserve">We had a big monolith service which </w:t>
+      </w:r>
+      <w:r>
+        <w:rPr>
+          <w:rFonts w:ascii="Aptos" w:eastAsia="Times New Roman" w:hAnsi="Aptos" w:cs="Times New Roman"/>
+          <w:kern w:val="0"/>
+          <w:lang w:val="en-US"/>
+          <w14:ligatures w14:val="none"/>
+        </w:rPr>
+        <w:t xml:space="preserve">covers </w:t>
+      </w:r>
+      <w:r>
+        <w:rPr>
+          <w:rFonts w:ascii="Aptos" w:eastAsia="Times New Roman" w:hAnsi="Aptos" w:cs="Times New Roman"/>
+          <w:kern w:val="0"/>
+          <w:lang w:val="en-US"/>
+          <w14:ligatures w14:val="none"/>
+        </w:rPr>
+        <w:t>functionalities</w:t>
+      </w:r>
+      <w:r>
+        <w:rPr>
+          <w:rFonts w:ascii="Aptos" w:eastAsia="Times New Roman" w:hAnsi="Aptos" w:cs="Times New Roman"/>
+          <w:kern w:val="0"/>
+          <w:lang w:val="en-US"/>
+          <w14:ligatures w14:val="none"/>
+        </w:rPr>
+        <w:t xml:space="preserve"> </w:t>
+      </w:r>
+    </w:p>
+    <w:p>
+      <w:pPr>
+        <w:spacing w:after="0" w:line="240" w:lineRule="auto"/>
+        <w:rPr>
+          <w:rFonts w:ascii="Aptos" w:eastAsia="Times New Roman" w:hAnsi="Aptos" w:cs="Times New Roman"/>
+          <w:kern w:val="0"/>
+          <w:lang w:val="en-US"/>
+          <w14:ligatures w14:val="none"/>
+        </w:rPr>
+      </w:pPr>
+      <w:r>
+        <w:rPr>
+          <w:rFonts w:ascii="Aptos" w:eastAsia="Times New Roman" w:hAnsi="Aptos" w:cs="Times New Roman"/>
+          <w:kern w:val="0"/>
+          <w:lang w:val="en-US"/>
+          <w14:ligatures w14:val="none"/>
+        </w:rPr>
+        <w:t xml:space="preserve">like crew scheduling, validation, and notification </w:t>
+      </w:r>
+    </w:p>
+    <w:p>
+      <w:pPr>
+        <w:spacing w:after="0" w:line="240" w:lineRule="auto"/>
+        <w:rPr>
+          <w:rFonts w:ascii="Aptos" w:eastAsia="Times New Roman" w:hAnsi="Aptos" w:cs="Times New Roman"/>
+          <w:kern w:val="0"/>
+          <w:lang w:val="en-US"/>
+          <w14:ligatures w14:val="none"/>
+        </w:rPr>
+      </w:pPr>
+    </w:p>
+    <w:p>
+      <w:pPr>
+        <w:spacing w:after="0" w:line="240" w:lineRule="auto"/>
+        <w:rPr>
+          <w:rFonts w:ascii="Aptos" w:eastAsia="Times New Roman" w:hAnsi="Aptos" w:cs="Times New Roman"/>
+          <w:kern w:val="0"/>
+          <w:lang w:val="en-US"/>
+          <w14:ligatures w14:val="none"/>
+        </w:rPr>
+      </w:pPr>
+      <w:r>
+        <w:rPr>
+          <w:rFonts w:ascii="Aptos" w:eastAsia="Times New Roman" w:hAnsi="Aptos" w:cs="Times New Roman"/>
+          <w:kern w:val="0"/>
+          <w:lang w:val="en-US"/>
+          <w14:ligatures w14:val="none"/>
+        </w:rPr>
+        <w:t>It dependent on the several core libraries like in a chained dependent</w:t>
+      </w:r>
+      <w:r>
+        <w:rPr>
+          <w:rFonts w:ascii="Aptos" w:eastAsia="Times New Roman" w:hAnsi="Aptos" w:cs="Times New Roman"/>
+          <w:kern w:val="0"/>
+          <w:lang w:val="en-US"/>
+          <w14:ligatures w14:val="none"/>
+        </w:rPr>
+        <w:t xml:space="preserve"> way</w:t>
+      </w:r>
+    </w:p>
+    <w:p>
+      <w:pPr>
+        <w:spacing w:after="0" w:line="240" w:lineRule="auto"/>
+        <w:rPr>
+          <w:rFonts w:ascii="Aptos" w:eastAsia="Times New Roman" w:hAnsi="Aptos" w:cs="Times New Roman"/>
+          <w:kern w:val="0"/>
+          <w:lang w:val="en-US"/>
+          <w14:ligatures w14:val="none"/>
+        </w:rPr>
+      </w:pPr>
+    </w:p>
+    <w:p>
+      <w:pPr>
+        <w:spacing w:after="0" w:line="240" w:lineRule="auto"/>
+        <w:rPr>
+          <w:rFonts w:ascii="Aptos" w:eastAsia="Times New Roman" w:hAnsi="Aptos" w:cs="Times New Roman"/>
+          <w:kern w:val="0"/>
+          <w:lang w:val="en-US"/>
+          <w14:ligatures w14:val="none"/>
+        </w:rPr>
+      </w:pPr>
+      <w:r>
+        <w:rPr>
+          <w:rFonts w:ascii="Aptos" w:eastAsia="Times New Roman" w:hAnsi="Aptos" w:cs="Times New Roman"/>
+          <w:kern w:val="0"/>
+          <w:lang w:val="en-US"/>
+          <w14:ligatures w14:val="none"/>
+        </w:rPr>
         <w:t> </w:t>
-      </w:r>
-    </w:p>
-    <w:p>
-      <w:pPr>
-        <w:spacing w:after="0" w:line="240" w:lineRule="auto"/>
-        <w:rPr>
-          <w:rFonts w:ascii="Aptos" w:eastAsia="Times New Roman" w:hAnsi="Aptos" w:cs="Times New Roman"/>
-          <w:kern w:val="0"/>
-          <w:lang w:val="en-US"/>
-          <w14:ligatures w14:val="none"/>
-        </w:rPr>
-      </w:pPr>
-      <w:r>
-        <w:rPr>
-          <w:rFonts w:ascii="Aptos" w:eastAsia="Times New Roman" w:hAnsi="Aptos" w:cs="Times New Roman"/>
-          <w:kern w:val="0"/>
-          <w:lang w:val="en-US"/>
-          <w14:ligatures w14:val="none"/>
-        </w:rPr>
-        <w:t>B</w:t>
-      </w:r>
-      <w:r>
-        <w:rPr>
-          <w:rFonts w:ascii="Aptos" w:eastAsia="Times New Roman" w:hAnsi="Aptos" w:cs="Times New Roman"/>
-          <w:kern w:val="0"/>
-          <w:lang w:val="en-US"/>
-          <w14:ligatures w14:val="none"/>
-        </w:rPr>
-        <w:t xml:space="preserve">usiness modules like crew scheduling, validation, and notification </w:t>
-      </w:r>
-    </w:p>
-    <w:p>
-      <w:pPr>
-        <w:spacing w:after="0" w:line="240" w:lineRule="auto"/>
-        <w:rPr>
-          <w:rFonts w:ascii="Aptos" w:eastAsia="Times New Roman" w:hAnsi="Aptos" w:cs="Times New Roman"/>
-          <w:kern w:val="0"/>
-          <w:lang w:val="en-US"/>
-          <w14:ligatures w14:val="none"/>
-        </w:rPr>
-      </w:pPr>
-      <w:r>
-        <w:rPr>
-          <w:rFonts w:ascii="Aptos" w:eastAsia="Times New Roman" w:hAnsi="Aptos" w:cs="Times New Roman"/>
-          <w:kern w:val="0"/>
-          <w:lang w:val="en-US"/>
-          <w14:ligatures w14:val="none"/>
-        </w:rPr>
-        <w:t> </w:t>
-      </w:r>
-    </w:p>
-    <w:p>
-      <w:pPr>
-        <w:spacing w:after="0" w:line="240" w:lineRule="auto"/>
-        <w:rPr>
-          <w:rFonts w:ascii="Aptos" w:eastAsia="Times New Roman" w:hAnsi="Aptos" w:cs="Times New Roman"/>
-          <w:kern w:val="0"/>
-          <w:lang w:val="en-US"/>
-          <w14:ligatures w14:val="none"/>
-        </w:rPr>
-      </w:pPr>
-      <w:r>
-        <w:rPr>
-          <w:rFonts w:ascii="Aptos" w:eastAsia="Times New Roman" w:hAnsi="Aptos" w:cs="Times New Roman"/>
-          <w:kern w:val="0"/>
-          <w:lang w:val="en-US"/>
-          <w14:ligatures w14:val="none"/>
-        </w:rPr>
-        <w:t>All modules:</w:t>
       </w:r>
     </w:p>
     <w:p>
@@ -4647,7 +4756,6 @@
           <w:lang w:val="en-US"/>
           <w14:ligatures w14:val="none"/>
         </w:rPr>
-        <w:lastRenderedPageBreak/>
         <w:t xml:space="preserve">deployed together </w:t>
       </w:r>
     </w:p>
@@ -5648,7 +5756,6 @@
           <w:lang w:val="en-US"/>
           <w14:ligatures w14:val="none"/>
         </w:rPr>
-        <w:lastRenderedPageBreak/>
         <w:t>5)Kubernetes Deployment</w:t>
       </w:r>
     </w:p>
@@ -6738,22 +6845,69 @@
     </w:p>
     <w:p>
       <w:pPr>
-        <w:spacing w:after="0" w:line="240" w:lineRule="auto"/>
-        <w:rPr>
-          <w:rFonts w:ascii="Aptos" w:eastAsia="Times New Roman" w:hAnsi="Aptos" w:cs="Times New Roman"/>
-          <w:kern w:val="0"/>
-          <w:lang w:val="en-US"/>
-          <w14:ligatures w14:val="none"/>
-        </w:rPr>
-      </w:pPr>
-      <w:r>
-        <w:rPr>
-          <w:rFonts w:ascii="Aptos" w:eastAsia="Times New Roman" w:hAnsi="Aptos" w:cs="Times New Roman"/>
-          <w:kern w:val="0"/>
-          <w:lang w:val="en-US"/>
-          <w14:ligatures w14:val="none"/>
-        </w:rPr>
-        <w:t xml:space="preserve">We had a cloud-native microservices platform running on </w:t>
+        <w:rPr>
+          <w:rFonts w:ascii="Aptos" w:hAnsi="Aptos"/>
+        </w:rPr>
+      </w:pPr>
+      <w:r>
+        <w:rPr>
+          <w:rFonts w:ascii="Aptos" w:hAnsi="Aptos"/>
+        </w:rPr>
+        <w:t xml:space="preserve">We had a cloud-native microservices platform running on EKS with </w:t>
+      </w:r>
+      <w:r>
+        <w:rPr>
+          <w:rFonts w:ascii="Aptos" w:hAnsi="Aptos"/>
+        </w:rPr>
+        <w:t>self-managed</w:t>
+      </w:r>
+      <w:r>
+        <w:rPr>
+          <w:rFonts w:ascii="Aptos" w:hAnsi="Aptos"/>
+        </w:rPr>
+        <w:t xml:space="preserve"> EC2 instance groups for worker nodes.</w:t>
+      </w:r>
+    </w:p>
+    <w:p>
+      <w:pPr>
+        <w:rPr>
+          <w:lang w:val="en-US"/>
+        </w:rPr>
+      </w:pPr>
+      <w:r>
+        <w:rPr>
+          <w:lang w:val="en-US"/>
+        </w:rPr>
+        <w:t>(one instance -&gt; one worker node)</w:t>
+      </w:r>
+    </w:p>
+    <w:p>
+      <w:pPr>
+        <w:rPr>
+          <w:lang w:val="en-US"/>
+        </w:rPr>
+      </w:pPr>
+    </w:p>
+    <w:p>
+      <w:pPr>
+        <w:spacing w:after="0" w:line="240" w:lineRule="auto"/>
+        <w:rPr>
+          <w:rFonts w:ascii="Aptos" w:eastAsia="Times New Roman" w:hAnsi="Aptos" w:cs="Times New Roman"/>
+          <w:kern w:val="0"/>
+          <w:lang w:val="en-US"/>
+          <w14:ligatures w14:val="none"/>
+        </w:rPr>
+      </w:pPr>
+      <w:r>
+        <w:rPr>
+          <w:rFonts w:ascii="Aptos" w:eastAsia="Times New Roman" w:hAnsi="Aptos" w:cs="Times New Roman"/>
+          <w:kern w:val="0"/>
+          <w:u w:val="single"/>
+          <w:lang w:val="en-US"/>
+          <w14:ligatures w14:val="none"/>
+        </w:rPr>
+        <w:lastRenderedPageBreak/>
+        <w:t>Problems Observed</w:t>
       </w:r>
     </w:p>
     <w:p>
@@ -6774,13 +6928,268 @@
           <w14:ligatures w14:val="none"/>
         </w:rPr>
         <w:t> </w:t>
+      </w:r>
+    </w:p>
+    <w:p>
+      <w:pPr>
+        <w:spacing w:after="0" w:line="240" w:lineRule="auto"/>
+        <w:rPr>
+          <w:rFonts w:ascii="Aptos" w:eastAsia="Times New Roman" w:hAnsi="Aptos" w:cs="Times New Roman"/>
+          <w:kern w:val="0"/>
+          <w:lang w:val="en-US"/>
+          <w14:ligatures w14:val="none"/>
+        </w:rPr>
+      </w:pPr>
+      <w:r>
+        <w:rPr>
+          <w:rFonts w:ascii="Aptos" w:eastAsia="Times New Roman" w:hAnsi="Aptos" w:cs="Times New Roman"/>
+          <w:i/>
+          <w:iCs/>
+          <w:kern w:val="0"/>
+          <w:lang w:val="en-US"/>
+          <w14:ligatures w14:val="none"/>
+        </w:rPr>
+        <w:t>Over-Provisioned EC2 Instances</w:t>
+      </w:r>
+    </w:p>
+    <w:p>
+      <w:pPr>
+        <w:spacing w:after="0" w:line="240" w:lineRule="auto"/>
+        <w:rPr>
+          <w:rFonts w:ascii="Aptos" w:eastAsia="Times New Roman" w:hAnsi="Aptos" w:cs="Times New Roman"/>
+          <w:kern w:val="0"/>
+          <w:lang w:val="en-US"/>
+          <w14:ligatures w14:val="none"/>
+        </w:rPr>
+      </w:pPr>
+      <w:r>
+        <w:rPr>
+          <w:rFonts w:ascii="Aptos" w:eastAsia="Times New Roman" w:hAnsi="Aptos" w:cs="Times New Roman"/>
+          <w:kern w:val="0"/>
+          <w:lang w:val="en-US"/>
+          <w14:ligatures w14:val="none"/>
+        </w:rPr>
+        <w:t xml:space="preserve">Instances sized for peak traffic but running near-idle most of the </w:t>
+      </w:r>
+      <w:proofErr w:type="gramStart"/>
+      <w:r>
+        <w:rPr>
+          <w:rFonts w:ascii="Aptos" w:eastAsia="Times New Roman" w:hAnsi="Aptos" w:cs="Times New Roman"/>
+          <w:kern w:val="0"/>
+          <w:lang w:val="en-US"/>
+          <w14:ligatures w14:val="none"/>
+        </w:rPr>
+        <w:t>day ,</w:t>
+      </w:r>
+      <w:proofErr w:type="gramEnd"/>
+      <w:r>
+        <w:rPr>
+          <w:rFonts w:ascii="Aptos" w:eastAsia="Times New Roman" w:hAnsi="Aptos" w:cs="Times New Roman"/>
+          <w:kern w:val="0"/>
+          <w:lang w:val="en-US"/>
+          <w14:ligatures w14:val="none"/>
+        </w:rPr>
+        <w:t xml:space="preserve"> </w:t>
+      </w:r>
+      <w:r>
+        <w:rPr>
+          <w:rFonts w:ascii="Aptos" w:eastAsia="Times New Roman" w:hAnsi="Aptos" w:cs="Times New Roman"/>
+          <w:color w:val="3D3D3A"/>
+          <w:kern w:val="0"/>
+          <w:lang w:val="en-US"/>
+          <w14:ligatures w14:val="none"/>
+        </w:rPr>
+        <w:t>t</w:t>
+      </w:r>
+      <w:proofErr w:type="gramStart"/>
+      <w:r>
+        <w:rPr>
+          <w:rFonts w:ascii="Aptos" w:eastAsia="Times New Roman" w:hAnsi="Aptos" w:cs="Times New Roman"/>
+          <w:color w:val="3D3D3A"/>
+          <w:kern w:val="0"/>
+          <w:lang w:val="en-US"/>
+          <w14:ligatures w14:val="none"/>
+        </w:rPr>
+        <w:t>3.xlarge</w:t>
+      </w:r>
+      <w:proofErr w:type="gramEnd"/>
+      <w:r>
+        <w:rPr>
+          <w:rFonts w:ascii="Aptos" w:eastAsia="Times New Roman" w:hAnsi="Aptos" w:cs="Times New Roman"/>
+          <w:kern w:val="0"/>
+          <w:lang w:val="en-US"/>
+          <w14:ligatures w14:val="none"/>
+        </w:rPr>
+        <w:t> CPU instance only 60 - 65 % utilization on sustained load.</w:t>
+      </w:r>
+    </w:p>
+    <w:p>
+      <w:pPr>
+        <w:spacing w:after="0" w:line="240" w:lineRule="auto"/>
+        <w:rPr>
+          <w:rFonts w:ascii="Aptos" w:eastAsia="Times New Roman" w:hAnsi="Aptos" w:cs="Times New Roman"/>
+          <w:kern w:val="0"/>
+          <w:lang w:val="en-US"/>
+          <w14:ligatures w14:val="none"/>
+        </w:rPr>
+      </w:pPr>
+      <w:r>
+        <w:rPr>
+          <w:rFonts w:ascii="Aptos" w:eastAsia="Times New Roman" w:hAnsi="Aptos" w:cs="Times New Roman"/>
+          <w:kern w:val="0"/>
+          <w:lang w:val="en-US"/>
+          <w14:ligatures w14:val="none"/>
+        </w:rPr>
+        <w:t> </w:t>
+      </w:r>
+    </w:p>
+    <w:p>
+      <w:pPr>
+        <w:spacing w:after="0" w:line="240" w:lineRule="auto"/>
+        <w:rPr>
+          <w:rFonts w:ascii="Aptos" w:eastAsia="Times New Roman" w:hAnsi="Aptos" w:cs="Times New Roman"/>
+          <w:kern w:val="0"/>
+          <w:lang w:val="en-US"/>
+          <w14:ligatures w14:val="none"/>
+        </w:rPr>
+      </w:pPr>
+      <w:r>
+        <w:rPr>
+          <w:rFonts w:ascii="Aptos" w:eastAsia="Times New Roman" w:hAnsi="Aptos" w:cs="Times New Roman"/>
+          <w:i/>
+          <w:iCs/>
+          <w:kern w:val="0"/>
+          <w:lang w:val="en-US"/>
+          <w14:ligatures w14:val="none"/>
+        </w:rPr>
+        <w:t>Incorrect Kubernetes Pod Sizing</w:t>
+      </w:r>
+    </w:p>
+    <w:p>
+      <w:pPr>
+        <w:spacing w:after="0" w:line="240" w:lineRule="auto"/>
+        <w:rPr>
+          <w:rFonts w:ascii="Aptos" w:eastAsia="Times New Roman" w:hAnsi="Aptos" w:cs="Times New Roman"/>
+          <w:kern w:val="0"/>
+          <w:lang w:val="en-US"/>
+          <w14:ligatures w14:val="none"/>
+        </w:rPr>
+      </w:pPr>
+      <w:r>
+        <w:rPr>
+          <w:rFonts w:ascii="Aptos" w:eastAsia="Times New Roman" w:hAnsi="Aptos" w:cs="Times New Roman"/>
+          <w:kern w:val="0"/>
+          <w:lang w:val="en-US"/>
+          <w14:ligatures w14:val="none"/>
+        </w:rPr>
+        <w:t xml:space="preserve">Some pods had </w:t>
+      </w:r>
+      <w:r>
+        <w:rPr>
+          <w:rFonts w:ascii="Aptos" w:eastAsia="Times New Roman" w:hAnsi="Aptos" w:cs="Times New Roman"/>
+          <w:i/>
+          <w:iCs/>
+          <w:kern w:val="0"/>
+          <w:lang w:val="en-US"/>
+          <w14:ligatures w14:val="none"/>
+        </w:rPr>
+        <w:t>request</w:t>
+      </w:r>
+      <w:r>
+        <w:rPr>
+          <w:rFonts w:ascii="Aptos" w:eastAsia="Times New Roman" w:hAnsi="Aptos" w:cs="Times New Roman"/>
+          <w:kern w:val="0"/>
+          <w:lang w:val="en-US"/>
+          <w14:ligatures w14:val="none"/>
+        </w:rPr>
+        <w:t xml:space="preserve"> </w:t>
+      </w:r>
+      <w:proofErr w:type="gramStart"/>
+      <w:r>
+        <w:rPr>
+          <w:rFonts w:ascii="Aptos" w:eastAsia="Times New Roman" w:hAnsi="Aptos" w:cs="Times New Roman"/>
+          <w:kern w:val="0"/>
+          <w:lang w:val="en-US"/>
+          <w14:ligatures w14:val="none"/>
+        </w:rPr>
+        <w:t>( minimum</w:t>
+      </w:r>
+      <w:proofErr w:type="gramEnd"/>
+      <w:r>
+        <w:rPr>
+          <w:rFonts w:ascii="Aptos" w:eastAsia="Times New Roman" w:hAnsi="Aptos" w:cs="Times New Roman"/>
+          <w:kern w:val="0"/>
+          <w:lang w:val="en-US"/>
+          <w14:ligatures w14:val="none"/>
+        </w:rPr>
+        <w:t xml:space="preserve"> guaranteed </w:t>
+      </w:r>
+      <w:proofErr w:type="gramStart"/>
+      <w:r>
+        <w:rPr>
+          <w:rFonts w:ascii="Aptos" w:eastAsia="Times New Roman" w:hAnsi="Aptos" w:cs="Times New Roman"/>
+          <w:kern w:val="0"/>
+          <w:lang w:val="en-US"/>
+          <w14:ligatures w14:val="none"/>
+        </w:rPr>
+        <w:t>resources )</w:t>
+      </w:r>
+      <w:proofErr w:type="gramEnd"/>
+      <w:r>
+        <w:rPr>
+          <w:rFonts w:ascii="Aptos" w:eastAsia="Times New Roman" w:hAnsi="Aptos" w:cs="Times New Roman"/>
+          <w:kern w:val="0"/>
+          <w:lang w:val="en-US"/>
+          <w14:ligatures w14:val="none"/>
+        </w:rPr>
+        <w:t xml:space="preserve"> over provisioned.</w:t>
+      </w:r>
+    </w:p>
+    <w:p>
+      <w:pPr>
+        <w:spacing w:after="0" w:line="240" w:lineRule="auto"/>
+        <w:rPr>
+          <w:rFonts w:ascii="Aptos" w:eastAsia="Times New Roman" w:hAnsi="Aptos" w:cs="Times New Roman"/>
+          <w:kern w:val="0"/>
+          <w:lang w:val="en-US"/>
+          <w14:ligatures w14:val="none"/>
+        </w:rPr>
+      </w:pPr>
+      <w:r>
+        <w:rPr>
+          <w:rFonts w:ascii="Aptos" w:eastAsia="Times New Roman" w:hAnsi="Aptos" w:cs="Times New Roman"/>
+          <w:kern w:val="0"/>
+          <w:lang w:val="en-US"/>
+          <w14:ligatures w14:val="none"/>
+        </w:rPr>
+        <w:t> </w:t>
+      </w:r>
+    </w:p>
+    <w:p>
+      <w:pPr>
+        <w:spacing w:after="0" w:line="240" w:lineRule="auto"/>
+        <w:rPr>
+          <w:rFonts w:ascii="Aptos" w:eastAsia="Times New Roman" w:hAnsi="Aptos" w:cs="Times New Roman"/>
+          <w:kern w:val="0"/>
+          <w:lang w:val="en-US"/>
+          <w14:ligatures w14:val="none"/>
+        </w:rPr>
+      </w:pPr>
+      <w:r>
+        <w:rPr>
+          <w:rFonts w:ascii="Aptos" w:eastAsia="Times New Roman" w:hAnsi="Aptos" w:cs="Times New Roman"/>
+          <w:kern w:val="0"/>
+          <w:lang w:val="en-US"/>
+          <w14:ligatures w14:val="none"/>
+        </w:rPr>
+        <w:t>This caused:</w:t>
       </w:r>
     </w:p>
     <w:p>
       <w:pPr>
         <w:numPr>
           <w:ilvl w:val="0"/>
-          <w:numId w:val="25"/>
+          <w:numId w:val="43"/>
         </w:numPr>
         <w:spacing w:after="0" w:line="240" w:lineRule="auto"/>
         <w:textAlignment w:val="center"/>
@@ -6798,14 +7207,14 @@
           <w:lang w:val="en-US"/>
           <w14:ligatures w14:val="none"/>
         </w:rPr>
-        <w:t xml:space="preserve">AWS EC2 </w:t>
+        <w:t xml:space="preserve">wasted node capacity </w:t>
       </w:r>
     </w:p>
     <w:p>
       <w:pPr>
         <w:numPr>
           <w:ilvl w:val="0"/>
-          <w:numId w:val="25"/>
+          <w:numId w:val="43"/>
         </w:numPr>
         <w:spacing w:after="0" w:line="240" w:lineRule="auto"/>
         <w:textAlignment w:val="center"/>
@@ -6823,295 +7232,19 @@
           <w:lang w:val="en-US"/>
           <w14:ligatures w14:val="none"/>
         </w:rPr>
-        <w:t xml:space="preserve">Amazon EKS (Kubernetes) </w:t>
-      </w:r>
-    </w:p>
-    <w:p>
-      <w:pPr>
-        <w:numPr>
-          <w:ilvl w:val="0"/>
-          <w:numId w:val="25"/>
-        </w:numPr>
-        <w:spacing w:after="0" w:line="240" w:lineRule="auto"/>
-        <w:textAlignment w:val="center"/>
-        <w:rPr>
-          <w:rFonts w:ascii="Aptos" w:eastAsia="Times New Roman" w:hAnsi="Aptos" w:cs="Times New Roman"/>
-          <w:kern w:val="0"/>
-          <w:lang w:val="en-US"/>
-          <w14:ligatures w14:val="none"/>
-        </w:rPr>
-      </w:pPr>
-      <w:r>
-        <w:rPr>
-          <w:rFonts w:ascii="Aptos" w:eastAsia="Times New Roman" w:hAnsi="Aptos" w:cs="Times New Roman"/>
-          <w:kern w:val="0"/>
-          <w:lang w:val="en-US"/>
-          <w14:ligatures w14:val="none"/>
-        </w:rPr>
-        <w:t xml:space="preserve">Spring Boot microservices </w:t>
-      </w:r>
-    </w:p>
-    <w:p>
-      <w:pPr>
-        <w:numPr>
-          <w:ilvl w:val="0"/>
-          <w:numId w:val="25"/>
-        </w:numPr>
-        <w:spacing w:after="0" w:line="240" w:lineRule="auto"/>
-        <w:textAlignment w:val="center"/>
-        <w:rPr>
-          <w:rFonts w:ascii="Aptos" w:eastAsia="Times New Roman" w:hAnsi="Aptos" w:cs="Times New Roman"/>
-          <w:kern w:val="0"/>
-          <w:lang w:val="en-US"/>
-          <w14:ligatures w14:val="none"/>
-        </w:rPr>
-      </w:pPr>
-      <w:r>
-        <w:rPr>
-          <w:rFonts w:ascii="Aptos" w:eastAsia="Times New Roman" w:hAnsi="Aptos" w:cs="Times New Roman"/>
-          <w:kern w:val="0"/>
-          <w:lang w:val="en-US"/>
-          <w14:ligatures w14:val="none"/>
-        </w:rPr>
-        <w:t>background worker services</w:t>
-      </w:r>
-    </w:p>
-    <w:p>
-      <w:pPr>
-        <w:rPr>
-          <w:lang w:val="en-US"/>
-        </w:rPr>
-      </w:pPr>
-    </w:p>
-    <w:p>
-      <w:pPr>
-        <w:rPr>
-          <w:lang w:val="en-US"/>
-        </w:rPr>
-      </w:pPr>
-    </w:p>
-    <w:p>
-      <w:pPr>
-        <w:spacing w:after="0" w:line="240" w:lineRule="auto"/>
-        <w:rPr>
-          <w:rFonts w:ascii="Aptos" w:eastAsia="Times New Roman" w:hAnsi="Aptos" w:cs="Times New Roman"/>
-          <w:kern w:val="0"/>
-          <w:lang w:val="en-US"/>
-          <w14:ligatures w14:val="none"/>
-        </w:rPr>
-      </w:pPr>
-      <w:r>
-        <w:rPr>
-          <w:rFonts w:ascii="Aptos" w:eastAsia="Times New Roman" w:hAnsi="Aptos" w:cs="Times New Roman"/>
-          <w:kern w:val="0"/>
-          <w:u w:val="single"/>
-          <w:lang w:val="en-US"/>
-          <w14:ligatures w14:val="none"/>
-        </w:rPr>
-        <w:t>Problems Observed</w:t>
-      </w:r>
-    </w:p>
-    <w:p>
-      <w:pPr>
-        <w:spacing w:after="0" w:line="240" w:lineRule="auto"/>
-        <w:rPr>
-          <w:rFonts w:ascii="Aptos" w:eastAsia="Times New Roman" w:hAnsi="Aptos" w:cs="Times New Roman"/>
-          <w:kern w:val="0"/>
-          <w:lang w:val="en-US"/>
-          <w14:ligatures w14:val="none"/>
-        </w:rPr>
-      </w:pPr>
-      <w:r>
-        <w:rPr>
-          <w:rFonts w:ascii="Aptos" w:eastAsia="Times New Roman" w:hAnsi="Aptos" w:cs="Times New Roman"/>
-          <w:kern w:val="0"/>
-          <w:lang w:val="en-US"/>
-          <w14:ligatures w14:val="none"/>
-        </w:rPr>
-        <w:t> </w:t>
-      </w:r>
-    </w:p>
-    <w:p>
-      <w:pPr>
-        <w:spacing w:after="0" w:line="240" w:lineRule="auto"/>
-        <w:rPr>
-          <w:rFonts w:ascii="Aptos" w:eastAsia="Times New Roman" w:hAnsi="Aptos" w:cs="Times New Roman"/>
-          <w:kern w:val="0"/>
-          <w:lang w:val="en-US"/>
-          <w14:ligatures w14:val="none"/>
-        </w:rPr>
-      </w:pPr>
-      <w:r>
-        <w:rPr>
-          <w:rFonts w:ascii="Aptos" w:eastAsia="Times New Roman" w:hAnsi="Aptos" w:cs="Times New Roman"/>
-          <w:i/>
-          <w:iCs/>
-          <w:kern w:val="0"/>
-          <w:lang w:val="en-US"/>
-          <w14:ligatures w14:val="none"/>
-        </w:rPr>
-        <w:t>Over-Provisioned EC2 Instances</w:t>
-      </w:r>
-    </w:p>
-    <w:p>
-      <w:pPr>
-        <w:spacing w:after="0" w:line="240" w:lineRule="auto"/>
-        <w:rPr>
-          <w:rFonts w:ascii="Aptos" w:eastAsia="Times New Roman" w:hAnsi="Aptos" w:cs="Times New Roman"/>
-          <w:kern w:val="0"/>
-          <w:lang w:val="en-US"/>
-          <w14:ligatures w14:val="none"/>
-        </w:rPr>
-      </w:pPr>
-      <w:r>
-        <w:rPr>
-          <w:rFonts w:ascii="Aptos" w:eastAsia="Times New Roman" w:hAnsi="Aptos" w:cs="Times New Roman"/>
-          <w:kern w:val="0"/>
-          <w:lang w:val="en-US"/>
-          <w14:ligatures w14:val="none"/>
-        </w:rPr>
-        <w:t xml:space="preserve">Instances sized for peak traffic but running </w:t>
-      </w:r>
-      <w:proofErr w:type="gramStart"/>
-      <w:r>
-        <w:rPr>
-          <w:rFonts w:ascii="Aptos" w:eastAsia="Times New Roman" w:hAnsi="Aptos" w:cs="Times New Roman"/>
-          <w:kern w:val="0"/>
-          <w:lang w:val="en-US"/>
-          <w14:ligatures w14:val="none"/>
-        </w:rPr>
-        <w:t>near-idle</w:t>
-      </w:r>
-      <w:proofErr w:type="gramEnd"/>
-      <w:r>
-        <w:rPr>
-          <w:rFonts w:ascii="Aptos" w:eastAsia="Times New Roman" w:hAnsi="Aptos" w:cs="Times New Roman"/>
-          <w:kern w:val="0"/>
-          <w:lang w:val="en-US"/>
-          <w14:ligatures w14:val="none"/>
-        </w:rPr>
-        <w:t xml:space="preserve"> most of the day.</w:t>
-      </w:r>
-    </w:p>
-    <w:p>
-      <w:pPr>
-        <w:spacing w:after="0" w:line="240" w:lineRule="auto"/>
-        <w:rPr>
-          <w:rFonts w:ascii="Aptos" w:eastAsia="Times New Roman" w:hAnsi="Aptos" w:cs="Times New Roman"/>
-          <w:kern w:val="0"/>
-          <w:lang w:val="en-US"/>
-          <w14:ligatures w14:val="none"/>
-        </w:rPr>
-      </w:pPr>
-      <w:r>
-        <w:rPr>
-          <w:rFonts w:ascii="Aptos" w:eastAsia="Times New Roman" w:hAnsi="Aptos" w:cs="Times New Roman"/>
-          <w:kern w:val="0"/>
-          <w:lang w:val="en-US"/>
-          <w14:ligatures w14:val="none"/>
-        </w:rPr>
-        <w:t> </w:t>
-      </w:r>
-    </w:p>
-    <w:p>
-      <w:pPr>
-        <w:spacing w:after="0" w:line="240" w:lineRule="auto"/>
-        <w:rPr>
-          <w:rFonts w:ascii="Aptos" w:eastAsia="Times New Roman" w:hAnsi="Aptos" w:cs="Times New Roman"/>
-          <w:kern w:val="0"/>
-          <w:lang w:val="en-US"/>
-          <w14:ligatures w14:val="none"/>
-        </w:rPr>
-      </w:pPr>
-      <w:r>
-        <w:rPr>
-          <w:rFonts w:ascii="Aptos" w:eastAsia="Times New Roman" w:hAnsi="Aptos" w:cs="Times New Roman"/>
-          <w:i/>
-          <w:iCs/>
-          <w:kern w:val="0"/>
-          <w:lang w:val="en-US"/>
-          <w14:ligatures w14:val="none"/>
-        </w:rPr>
-        <w:t>Incorrect Kubernetes Pod Sizing</w:t>
-      </w:r>
-    </w:p>
-    <w:p>
-      <w:pPr>
-        <w:spacing w:after="0" w:line="240" w:lineRule="auto"/>
-        <w:rPr>
-          <w:rFonts w:ascii="Aptos" w:eastAsia="Times New Roman" w:hAnsi="Aptos" w:cs="Times New Roman"/>
-          <w:kern w:val="0"/>
-          <w:lang w:val="en-US"/>
-          <w14:ligatures w14:val="none"/>
-        </w:rPr>
-      </w:pPr>
-      <w:r>
-        <w:rPr>
-          <w:rFonts w:ascii="Aptos" w:eastAsia="Times New Roman" w:hAnsi="Aptos" w:cs="Times New Roman"/>
-          <w:kern w:val="0"/>
-          <w:lang w:val="en-US"/>
-          <w14:ligatures w14:val="none"/>
-        </w:rPr>
-        <w:t xml:space="preserve">Some pods had </w:t>
-      </w:r>
-      <w:r>
-        <w:rPr>
-          <w:rFonts w:ascii="Aptos" w:eastAsia="Times New Roman" w:hAnsi="Aptos" w:cs="Times New Roman"/>
-          <w:i/>
-          <w:iCs/>
-          <w:kern w:val="0"/>
-          <w:lang w:val="en-US"/>
-          <w14:ligatures w14:val="none"/>
-        </w:rPr>
-        <w:t>request</w:t>
-      </w:r>
-      <w:r>
-        <w:rPr>
-          <w:rFonts w:ascii="Aptos" w:eastAsia="Times New Roman" w:hAnsi="Aptos" w:cs="Times New Roman"/>
-          <w:kern w:val="0"/>
-          <w:lang w:val="en-US"/>
-          <w14:ligatures w14:val="none"/>
-        </w:rPr>
-        <w:t xml:space="preserve"> </w:t>
-      </w:r>
-      <w:r>
-        <w:rPr>
-          <w:rFonts w:ascii="Aptos" w:eastAsia="Times New Roman" w:hAnsi="Aptos" w:cs="Times New Roman"/>
-          <w:kern w:val="0"/>
-          <w:lang w:val="en-US"/>
-          <w14:ligatures w14:val="none"/>
-        </w:rPr>
-        <w:t>(minimum</w:t>
-      </w:r>
-      <w:r>
-        <w:rPr>
-          <w:rFonts w:ascii="Aptos" w:eastAsia="Times New Roman" w:hAnsi="Aptos" w:cs="Times New Roman"/>
-          <w:kern w:val="0"/>
-          <w:lang w:val="en-US"/>
-          <w14:ligatures w14:val="none"/>
-        </w:rPr>
-        <w:t xml:space="preserve"> </w:t>
-      </w:r>
-      <w:proofErr w:type="gramStart"/>
-      <w:r>
-        <w:rPr>
-          <w:rFonts w:ascii="Aptos" w:eastAsia="Times New Roman" w:hAnsi="Aptos" w:cs="Times New Roman"/>
-          <w:kern w:val="0"/>
-          <w:lang w:val="en-US"/>
-          <w14:ligatures w14:val="none"/>
-        </w:rPr>
-        <w:t>resources )</w:t>
-      </w:r>
-      <w:proofErr w:type="gramEnd"/>
-      <w:r>
-        <w:rPr>
-          <w:rFonts w:ascii="Aptos" w:eastAsia="Times New Roman" w:hAnsi="Aptos" w:cs="Times New Roman"/>
-          <w:kern w:val="0"/>
-          <w:lang w:val="en-US"/>
-          <w14:ligatures w14:val="none"/>
-        </w:rPr>
-        <w:t xml:space="preserve"> over provisioned.</w:t>
-      </w:r>
+        <w:t>fewer pods per node</w:t>
+      </w:r>
+    </w:p>
+    <w:p>
+      <w:pPr>
+        <w:spacing w:after="0" w:line="240" w:lineRule="auto"/>
+        <w:rPr>
+          <w:rFonts w:ascii="Aptos" w:eastAsia="Times New Roman" w:hAnsi="Aptos" w:cs="Times New Roman"/>
+          <w:kern w:val="0"/>
+          <w:lang w:val="en-US"/>
+          <w14:ligatures w14:val="none"/>
+        </w:rPr>
+      </w:pPr>
     </w:p>
     <w:p>
       <w:pPr>
@@ -7535,7 +7668,18 @@
           <w:lang w:val="en-US"/>
           <w14:ligatures w14:val="none"/>
         </w:rPr>
-        <w:t>important?</w:t>
+        <w:t>important</w:t>
+      </w:r>
+      <w:r>
+        <w:rPr>
+          <w:rFonts w:ascii="Aptos" w:eastAsia="Times New Roman" w:hAnsi="Aptos" w:cs="Times New Roman"/>
+          <w:i/>
+          <w:iCs/>
+          <w:kern w:val="0"/>
+          <w:lang w:val="en-US"/>
+          <w14:ligatures w14:val="none"/>
+        </w:rPr>
+        <w:t>?</w:t>
       </w:r>
     </w:p>
     <w:p>
@@ -7625,7 +7769,7 @@
       <w:pPr>
         <w:numPr>
           <w:ilvl w:val="0"/>
-          <w:numId w:val="28"/>
+          <w:numId w:val="44"/>
         </w:numPr>
         <w:spacing w:after="0" w:line="240" w:lineRule="auto"/>
         <w:textAlignment w:val="center"/>
@@ -7650,7 +7794,7 @@
       <w:pPr>
         <w:numPr>
           <w:ilvl w:val="0"/>
-          <w:numId w:val="28"/>
+          <w:numId w:val="44"/>
         </w:numPr>
         <w:spacing w:after="0" w:line="240" w:lineRule="auto"/>
         <w:textAlignment w:val="center"/>
@@ -7675,7 +7819,7 @@
       <w:pPr>
         <w:numPr>
           <w:ilvl w:val="0"/>
-          <w:numId w:val="28"/>
+          <w:numId w:val="44"/>
         </w:numPr>
         <w:spacing w:after="0" w:line="240" w:lineRule="auto"/>
         <w:textAlignment w:val="center"/>
@@ -7742,7 +7886,7 @@
       <w:pPr>
         <w:numPr>
           <w:ilvl w:val="0"/>
-          <w:numId w:val="29"/>
+          <w:numId w:val="45"/>
         </w:numPr>
         <w:spacing w:after="0" w:line="240" w:lineRule="auto"/>
         <w:textAlignment w:val="center"/>
@@ -7767,7 +7911,7 @@
       <w:pPr>
         <w:numPr>
           <w:ilvl w:val="0"/>
-          <w:numId w:val="29"/>
+          <w:numId w:val="45"/>
         </w:numPr>
         <w:spacing w:after="0" w:line="240" w:lineRule="auto"/>
         <w:textAlignment w:val="center"/>
@@ -7792,7 +7936,7 @@
       <w:pPr>
         <w:numPr>
           <w:ilvl w:val="0"/>
-          <w:numId w:val="29"/>
+          <w:numId w:val="45"/>
         </w:numPr>
         <w:spacing w:after="0" w:line="240" w:lineRule="auto"/>
         <w:textAlignment w:val="center"/>
@@ -7822,34 +7966,7 @@
     </w:p>
     <w:p>
       <w:pPr>
-        <w:rPr>
-          <w:lang w:val="en-US"/>
-        </w:rPr>
-      </w:pPr>
-    </w:p>
-    <w:p>
-      <w:pPr>
-        <w:rPr>
-          <w:lang w:val="en-US"/>
-        </w:rPr>
-      </w:pPr>
-    </w:p>
-    <w:p>
-      <w:pPr>
-        <w:rPr>
-          <w:lang w:val="en-US"/>
-        </w:rPr>
-      </w:pPr>
-    </w:p>
-    <w:p>
-      <w:pPr>
-        <w:rPr>
-          <w:lang w:val="en-US"/>
-        </w:rPr>
-      </w:pPr>
-    </w:p>
-    <w:p>
-      <w:pPr>
+        <w:spacing w:after="0" w:line="240" w:lineRule="auto"/>
         <w:rPr>
           <w:lang w:val="en-US"/>
         </w:rPr>
@@ -7875,6 +7992,7 @@
           <w:lang w:val="en-US"/>
           <w14:ligatures w14:val="none"/>
         </w:rPr>
+        <w:lastRenderedPageBreak/>
         <w:t xml:space="preserve">How Does the Optimization </w:t>
       </w:r>
       <w:proofErr w:type="gramStart"/>
@@ -7971,6 +8089,24 @@
           <w:lang w:val="en-US"/>
           <w14:ligatures w14:val="none"/>
         </w:rPr>
+        <w:t xml:space="preserve"> </w:t>
+      </w:r>
+      <w:r>
+        <w:rPr>
+          <w:rFonts w:ascii="Aptos" w:eastAsia="Times New Roman" w:hAnsi="Aptos" w:cs="Times New Roman"/>
+          <w:kern w:val="0"/>
+          <w:lang w:val="en-US"/>
+          <w14:ligatures w14:val="none"/>
+        </w:rPr>
+        <w:tab/>
+      </w:r>
+      <w:r>
+        <w:rPr>
+          <w:rFonts w:ascii="Aptos" w:eastAsia="Times New Roman" w:hAnsi="Aptos" w:cs="Times New Roman"/>
+          <w:kern w:val="0"/>
+          <w:lang w:val="en-US"/>
+          <w14:ligatures w14:val="none"/>
+        </w:rPr>
         <w:t>A </w:t>
       </w:r>
       <w:r>
@@ -8002,7 +8138,25 @@
           <w:lang w:val="en-US"/>
           <w14:ligatures w14:val="none"/>
         </w:rPr>
-        <w:t> running at 15% CPU for weeks is a candidate to drop to </w:t>
+        <w:t xml:space="preserve"> running at </w:t>
+      </w:r>
+      <w:r>
+        <w:rPr>
+          <w:rFonts w:ascii="Aptos" w:eastAsia="Times New Roman" w:hAnsi="Aptos" w:cs="Times New Roman"/>
+          <w:kern w:val="0"/>
+          <w:lang w:val="en-US"/>
+          <w14:ligatures w14:val="none"/>
+        </w:rPr>
+        <w:t>40</w:t>
+      </w:r>
+      <w:r>
+        <w:rPr>
+          <w:rFonts w:ascii="Aptos" w:eastAsia="Times New Roman" w:hAnsi="Aptos" w:cs="Times New Roman"/>
+          <w:kern w:val="0"/>
+          <w:lang w:val="en-US"/>
+          <w14:ligatures w14:val="none"/>
+        </w:rPr>
+        <w:t>% CPU for weeks is a candidate to drop to </w:t>
       </w:r>
       <w:r>
         <w:rPr>
@@ -8046,71 +8200,143 @@
           <w14:ligatures w14:val="none"/>
         </w:rPr>
       </w:pPr>
-      <w:r>
-        <w:rPr>
-          <w:rFonts w:ascii="Aptos" w:eastAsia="Times New Roman" w:hAnsi="Aptos" w:cs="Times New Roman"/>
-          <w:kern w:val="0"/>
-          <w:lang w:val="en-US"/>
-          <w14:ligatures w14:val="none"/>
-        </w:rPr>
-        <w:t> </w:t>
-      </w:r>
-    </w:p>
-    <w:p>
-      <w:pPr>
-        <w:spacing w:after="0" w:line="240" w:lineRule="auto"/>
-        <w:rPr>
-          <w:rFonts w:ascii="Aptos" w:eastAsia="Times New Roman" w:hAnsi="Aptos" w:cs="Times New Roman"/>
-          <w:kern w:val="0"/>
-          <w:lang w:val="en-US"/>
-          <w14:ligatures w14:val="none"/>
-        </w:rPr>
-      </w:pPr>
-      <w:r>
-        <w:rPr>
-          <w:rFonts w:ascii="Aptos" w:eastAsia="Times New Roman" w:hAnsi="Aptos" w:cs="Times New Roman"/>
+    </w:p>
+    <w:p>
+      <w:pPr>
+        <w:pStyle w:val="NormalWeb"/>
+        <w:spacing w:before="0" w:beforeAutospacing="0" w:after="0" w:afterAutospacing="0"/>
+        <w:rPr>
+          <w:rFonts w:ascii="Aptos" w:hAnsi="Aptos"/>
+          <w:color w:val="0F141A"/>
+        </w:rPr>
+      </w:pPr>
+      <w:r>
+        <w:rPr>
+          <w:rFonts w:ascii="Aptos" w:hAnsi="Aptos"/>
           <w:i/>
           <w:iCs/>
-          <w:kern w:val="0"/>
-          <w:lang w:val="en-US"/>
-          <w14:ligatures w14:val="none"/>
-        </w:rPr>
-        <w:t>Kubernetes Autoscaling</w:t>
-      </w:r>
-    </w:p>
-    <w:p>
-      <w:pPr>
-        <w:spacing w:after="0" w:line="240" w:lineRule="auto"/>
-        <w:rPr>
-          <w:rFonts w:ascii="Aptos" w:eastAsia="Times New Roman" w:hAnsi="Aptos" w:cs="Times New Roman"/>
-          <w:kern w:val="0"/>
-          <w:lang w:val="en-US"/>
-          <w14:ligatures w14:val="none"/>
-        </w:rPr>
-      </w:pPr>
-      <w:r>
-        <w:rPr>
-          <w:rFonts w:ascii="Aptos" w:eastAsia="Times New Roman" w:hAnsi="Aptos" w:cs="Times New Roman"/>
-          <w:kern w:val="0"/>
-          <w:lang w:val="en-US"/>
-          <w14:ligatures w14:val="none"/>
+          <w:color w:val="0F141A"/>
+        </w:rPr>
+        <w:t>Pod-Level Right-Sizing Strategies</w:t>
+      </w:r>
+    </w:p>
+    <w:p>
+      <w:pPr>
+        <w:pStyle w:val="NormalWeb"/>
+        <w:spacing w:before="0" w:beforeAutospacing="0" w:after="0" w:afterAutospacing="0"/>
+        <w:rPr>
+          <w:rFonts w:ascii="Aptos" w:hAnsi="Aptos"/>
+          <w:color w:val="0F141A"/>
+        </w:rPr>
+      </w:pPr>
+      <w:r>
+        <w:rPr>
+          <w:rFonts w:ascii="Aptos" w:hAnsi="Aptos"/>
+          <w:color w:val="0F141A"/>
         </w:rPr>
         <w:t> </w:t>
       </w:r>
     </w:p>
     <w:p>
       <w:pPr>
-        <w:spacing w:after="0" w:line="240" w:lineRule="auto"/>
-        <w:rPr>
-          <w:rFonts w:ascii="Aptos" w:eastAsia="Times New Roman" w:hAnsi="Aptos" w:cs="Times New Roman"/>
-          <w:kern w:val="0"/>
-          <w:lang w:val="en-US"/>
-          <w14:ligatures w14:val="none"/>
-        </w:rPr>
-      </w:pPr>
-      <w:r>
-        <w:rPr>
-          <w:rFonts w:ascii="Aptos" w:eastAsia="Times New Roman" w:hAnsi="Aptos" w:cs="Times New Roman"/>
+        <w:pStyle w:val="NormalWeb"/>
+        <w:spacing w:before="0" w:beforeAutospacing="0" w:after="0" w:afterAutospacing="0"/>
+        <w:ind w:left="540"/>
+        <w:rPr>
+          <w:rFonts w:ascii="Aptos" w:hAnsi="Aptos"/>
+          <w:color w:val="0F141A"/>
+        </w:rPr>
+      </w:pPr>
+      <w:r>
+        <w:rPr>
+          <w:rFonts w:ascii="Aptos" w:hAnsi="Aptos"/>
+          <w:color w:val="0F141A"/>
+        </w:rPr>
+        <w:t>Adjusting CPU and memory requests/limits for individual pods based on actual usage.</w:t>
+      </w:r>
+    </w:p>
+    <w:p>
+      <w:pPr>
+        <w:spacing w:after="0" w:line="240" w:lineRule="auto"/>
+        <w:rPr>
+          <w:rFonts w:ascii="Aptos" w:eastAsia="Times New Roman" w:hAnsi="Aptos" w:cs="Times New Roman"/>
+          <w:kern w:val="0"/>
+          <w:lang w:val="en-US"/>
+          <w14:ligatures w14:val="none"/>
+        </w:rPr>
+      </w:pPr>
+    </w:p>
+    <w:p>
+      <w:pPr>
+        <w:spacing w:after="0" w:line="240" w:lineRule="auto"/>
+        <w:rPr>
+          <w:rFonts w:ascii="Aptos" w:eastAsia="Times New Roman" w:hAnsi="Aptos" w:cs="Times New Roman"/>
+          <w:kern w:val="0"/>
+          <w:lang w:val="en-US"/>
+          <w14:ligatures w14:val="none"/>
+        </w:rPr>
+      </w:pPr>
+      <w:r>
+        <w:rPr>
+          <w:rFonts w:ascii="Aptos" w:eastAsia="Times New Roman" w:hAnsi="Aptos" w:cs="Times New Roman"/>
+          <w:kern w:val="0"/>
+          <w:lang w:val="en-US"/>
+          <w14:ligatures w14:val="none"/>
+        </w:rPr>
+        <w:t> </w:t>
+      </w:r>
+    </w:p>
+    <w:p>
+      <w:pPr>
+        <w:spacing w:after="0" w:line="240" w:lineRule="auto"/>
+        <w:rPr>
+          <w:rFonts w:ascii="Aptos" w:eastAsia="Times New Roman" w:hAnsi="Aptos" w:cs="Times New Roman"/>
+          <w:kern w:val="0"/>
+          <w:lang w:val="en-US"/>
+          <w14:ligatures w14:val="none"/>
+        </w:rPr>
+      </w:pPr>
+      <w:r>
+        <w:rPr>
+          <w:rFonts w:ascii="Aptos" w:eastAsia="Times New Roman" w:hAnsi="Aptos" w:cs="Times New Roman"/>
+          <w:i/>
+          <w:iCs/>
+          <w:kern w:val="0"/>
+          <w:lang w:val="en-US"/>
+          <w14:ligatures w14:val="none"/>
+        </w:rPr>
+        <w:t>Autoscaling</w:t>
+      </w:r>
+    </w:p>
+    <w:p>
+      <w:pPr>
+        <w:spacing w:after="0" w:line="240" w:lineRule="auto"/>
+        <w:ind w:left="540"/>
+        <w:rPr>
+          <w:rFonts w:ascii="Aptos" w:eastAsia="Times New Roman" w:hAnsi="Aptos" w:cs="Times New Roman"/>
+          <w:kern w:val="0"/>
+          <w:lang w:val="en-US"/>
+          <w14:ligatures w14:val="none"/>
+        </w:rPr>
+      </w:pPr>
+      <w:r>
+        <w:rPr>
+          <w:rFonts w:ascii="Aptos" w:eastAsia="Times New Roman" w:hAnsi="Aptos" w:cs="Times New Roman"/>
+          <w:i/>
+          <w:iCs/>
+          <w:kern w:val="0"/>
+          <w:lang w:val="en-US"/>
+          <w14:ligatures w14:val="none"/>
+        </w:rPr>
+        <w:t xml:space="preserve">Kubernetes can scale automatically using </w:t>
+      </w:r>
+      <w:r>
+        <w:rPr>
+          <w:rFonts w:ascii="Aptos" w:eastAsia="Times New Roman" w:hAnsi="Aptos" w:cs="Times New Roman"/>
+          <w:b/>
+          <w:bCs/>
+          <w:i/>
+          <w:iCs/>
           <w:kern w:val="0"/>
           <w:lang w:val="en-US"/>
           <w14:ligatures w14:val="none"/>
@@ -8121,6 +8347,10 @@
       <w:r>
         <w:rPr>
           <w:rFonts w:ascii="Aptos" w:eastAsia="Times New Roman" w:hAnsi="Aptos" w:cs="Times New Roman"/>
+          <w:b/>
+          <w:bCs/>
+          <w:i/>
+          <w:iCs/>
           <w:kern w:val="0"/>
           <w:lang w:val="en-US"/>
           <w14:ligatures w14:val="none"/>
@@ -8131,143 +8361,619 @@
       <w:r>
         <w:rPr>
           <w:rFonts w:ascii="Aptos" w:eastAsia="Times New Roman" w:hAnsi="Aptos" w:cs="Times New Roman"/>
-          <w:kern w:val="0"/>
-          <w:lang w:val="en-US"/>
-          <w14:ligatures w14:val="none"/>
-        </w:rPr>
-        <w:t xml:space="preserve"> (HPA)</w:t>
-      </w:r>
-    </w:p>
-    <w:p>
-      <w:pPr>
-        <w:spacing w:after="0" w:line="240" w:lineRule="auto"/>
-        <w:rPr>
-          <w:rFonts w:ascii="Aptos" w:eastAsia="Times New Roman" w:hAnsi="Aptos" w:cs="Times New Roman"/>
-          <w:kern w:val="0"/>
-          <w:lang w:val="en-US"/>
-          <w14:ligatures w14:val="none"/>
-        </w:rPr>
-      </w:pPr>
-      <w:r>
-        <w:rPr>
-          <w:rFonts w:ascii="Aptos" w:eastAsia="Times New Roman" w:hAnsi="Aptos" w:cs="Times New Roman"/>
-          <w:kern w:val="0"/>
-          <w:lang w:val="en-US"/>
-          <w14:ligatures w14:val="none"/>
-        </w:rPr>
-        <w:t>Kubernetes automatically scaled pods based on:</w:t>
+          <w:b/>
+          <w:bCs/>
+          <w:i/>
+          <w:iCs/>
+          <w:kern w:val="0"/>
+          <w:lang w:val="en-US"/>
+          <w14:ligatures w14:val="none"/>
+        </w:rPr>
+        <w:t xml:space="preserve"> (HPA).</w:t>
+      </w:r>
+    </w:p>
+    <w:p>
+      <w:pPr>
+        <w:spacing w:after="0" w:line="240" w:lineRule="auto"/>
+        <w:ind w:left="540"/>
+        <w:rPr>
+          <w:rFonts w:ascii="Aptos" w:eastAsia="Times New Roman" w:hAnsi="Aptos" w:cs="Times New Roman"/>
+          <w:kern w:val="0"/>
+          <w:lang w:val="en-US"/>
+          <w14:ligatures w14:val="none"/>
+        </w:rPr>
+      </w:pPr>
+      <w:r>
+        <w:rPr>
+          <w:rFonts w:ascii="Aptos" w:eastAsia="Times New Roman" w:hAnsi="Aptos" w:cs="Times New Roman"/>
+          <w:kern w:val="0"/>
+          <w:lang w:val="en-US"/>
+          <w14:ligatures w14:val="none"/>
+        </w:rPr>
+        <w:t> </w:t>
+      </w:r>
+    </w:p>
+    <w:p>
+      <w:pPr>
+        <w:spacing w:after="0" w:line="240" w:lineRule="auto"/>
+        <w:ind w:left="540"/>
+        <w:rPr>
+          <w:rFonts w:ascii="Aptos" w:eastAsia="Times New Roman" w:hAnsi="Aptos" w:cs="Times New Roman"/>
+          <w:kern w:val="0"/>
+          <w:lang w:val="en-US"/>
+          <w14:ligatures w14:val="none"/>
+        </w:rPr>
+      </w:pPr>
+      <w:r>
+        <w:rPr>
+          <w:rFonts w:ascii="Aptos" w:eastAsia="Times New Roman" w:hAnsi="Aptos" w:cs="Times New Roman"/>
+          <w:i/>
+          <w:iCs/>
+          <w:kern w:val="0"/>
+          <w:lang w:val="en-US"/>
+          <w14:ligatures w14:val="none"/>
+        </w:rPr>
+        <w:t>Example:</w:t>
+      </w:r>
+    </w:p>
+    <w:p>
+      <w:pPr>
+        <w:spacing w:after="0" w:line="240" w:lineRule="auto"/>
+        <w:ind w:left="540"/>
+        <w:rPr>
+          <w:rFonts w:ascii="Aptos" w:eastAsia="Times New Roman" w:hAnsi="Aptos" w:cs="Times New Roman"/>
+          <w:kern w:val="0"/>
+          <w:lang w:val="en-US"/>
+          <w14:ligatures w14:val="none"/>
+        </w:rPr>
+      </w:pPr>
+      <w:r>
+        <w:rPr>
+          <w:rFonts w:ascii="Aptos" w:eastAsia="Times New Roman" w:hAnsi="Aptos" w:cs="Times New Roman"/>
+          <w:kern w:val="0"/>
+          <w:lang w:val="en-US"/>
+          <w14:ligatures w14:val="none"/>
+        </w:rPr>
+        <w:t> </w:t>
+      </w:r>
+    </w:p>
+    <w:p>
+      <w:pPr>
+        <w:spacing w:after="0" w:line="240" w:lineRule="auto"/>
+        <w:ind w:left="540"/>
+        <w:rPr>
+          <w:rFonts w:ascii="Aptos" w:eastAsia="Times New Roman" w:hAnsi="Aptos" w:cs="Times New Roman"/>
+          <w:kern w:val="0"/>
+          <w:lang w:val="en-US"/>
+          <w14:ligatures w14:val="none"/>
+        </w:rPr>
+      </w:pPr>
+      <w:r>
+        <w:rPr>
+          <w:rFonts w:ascii="Aptos" w:eastAsia="Times New Roman" w:hAnsi="Aptos" w:cs="Times New Roman"/>
+          <w:i/>
+          <w:iCs/>
+          <w:kern w:val="0"/>
+          <w:lang w:val="en-US"/>
+          <w14:ligatures w14:val="none"/>
+        </w:rPr>
+        <w:t>CPU &gt; 80%</w:t>
+      </w:r>
+    </w:p>
+    <w:p>
+      <w:pPr>
+        <w:spacing w:after="0" w:line="240" w:lineRule="auto"/>
+        <w:ind w:left="540"/>
+        <w:rPr>
+          <w:rFonts w:ascii="Aptos" w:eastAsia="Times New Roman" w:hAnsi="Aptos" w:cs="Times New Roman"/>
+          <w:kern w:val="0"/>
+          <w:lang w:val="en-US"/>
+          <w14:ligatures w14:val="none"/>
+        </w:rPr>
+      </w:pPr>
+      <w:r>
+        <w:rPr>
+          <w:rFonts w:ascii="Aptos" w:eastAsia="Times New Roman" w:hAnsi="Aptos" w:cs="Times New Roman"/>
+          <w:i/>
+          <w:iCs/>
+          <w:kern w:val="0"/>
+          <w:lang w:val="en-US"/>
+          <w14:ligatures w14:val="none"/>
+        </w:rPr>
+        <w:t>Increase Pods from 3 → 10</w:t>
+      </w:r>
+    </w:p>
+    <w:p>
+      <w:pPr>
+        <w:spacing w:after="0" w:line="240" w:lineRule="auto"/>
+        <w:ind w:left="540"/>
+        <w:rPr>
+          <w:rFonts w:ascii="Aptos" w:eastAsia="Times New Roman" w:hAnsi="Aptos" w:cs="Times New Roman"/>
+          <w:kern w:val="0"/>
+          <w:lang w:val="en-US"/>
+          <w14:ligatures w14:val="none"/>
+        </w:rPr>
+      </w:pPr>
+      <w:r>
+        <w:rPr>
+          <w:rFonts w:ascii="Aptos" w:eastAsia="Times New Roman" w:hAnsi="Aptos" w:cs="Times New Roman"/>
+          <w:kern w:val="0"/>
+          <w:lang w:val="en-US"/>
+          <w14:ligatures w14:val="none"/>
+        </w:rPr>
+        <w:t> </w:t>
+      </w:r>
+    </w:p>
+    <w:p>
+      <w:pPr>
+        <w:spacing w:after="0" w:line="240" w:lineRule="auto"/>
+        <w:ind w:left="540"/>
+        <w:rPr>
+          <w:rFonts w:ascii="Aptos" w:eastAsia="Times New Roman" w:hAnsi="Aptos" w:cs="Times New Roman"/>
+          <w:kern w:val="0"/>
+          <w:lang w:val="en-US"/>
+          <w14:ligatures w14:val="none"/>
+        </w:rPr>
+      </w:pPr>
+      <w:r>
+        <w:rPr>
+          <w:rFonts w:ascii="Aptos" w:eastAsia="Times New Roman" w:hAnsi="Aptos" w:cs="Times New Roman"/>
+          <w:i/>
+          <w:iCs/>
+          <w:kern w:val="0"/>
+          <w:lang w:val="en-US"/>
+          <w14:ligatures w14:val="none"/>
+        </w:rPr>
+        <w:t xml:space="preserve">Scales pod replicas based on metrics (CPU, </w:t>
+      </w:r>
+      <w:proofErr w:type="gramStart"/>
+      <w:r>
+        <w:rPr>
+          <w:rFonts w:ascii="Aptos" w:eastAsia="Times New Roman" w:hAnsi="Aptos" w:cs="Times New Roman"/>
+          <w:i/>
+          <w:iCs/>
+          <w:kern w:val="0"/>
+          <w:lang w:val="en-US"/>
+          <w14:ligatures w14:val="none"/>
+        </w:rPr>
+        <w:t>memory )</w:t>
+      </w:r>
+      <w:proofErr w:type="gramEnd"/>
+    </w:p>
+    <w:p>
+      <w:pPr>
+        <w:spacing w:after="0" w:line="240" w:lineRule="auto"/>
+        <w:ind w:left="540"/>
+        <w:rPr>
+          <w:rFonts w:ascii="Aptos" w:eastAsia="Times New Roman" w:hAnsi="Aptos" w:cs="Times New Roman"/>
+          <w:kern w:val="0"/>
+          <w:lang w:val="en-US"/>
+          <w14:ligatures w14:val="none"/>
+        </w:rPr>
+      </w:pPr>
+      <w:r>
+        <w:rPr>
+          <w:rFonts w:ascii="Aptos" w:eastAsia="Times New Roman" w:hAnsi="Aptos" w:cs="Times New Roman"/>
+          <w:kern w:val="0"/>
+          <w:lang w:val="en-US"/>
+          <w14:ligatures w14:val="none"/>
+        </w:rPr>
+        <w:t> </w:t>
+      </w:r>
+    </w:p>
+    <w:p>
+      <w:pPr>
+        <w:spacing w:after="0" w:line="240" w:lineRule="auto"/>
+        <w:ind w:left="540"/>
+        <w:rPr>
+          <w:rFonts w:ascii="Aptos" w:eastAsia="Times New Roman" w:hAnsi="Aptos" w:cs="Times New Roman"/>
+          <w:kern w:val="0"/>
+          <w:lang w:val="en-US"/>
+          <w14:ligatures w14:val="none"/>
+        </w:rPr>
+      </w:pPr>
+      <w:r>
+        <w:rPr>
+          <w:rFonts w:ascii="Aptos" w:eastAsia="Times New Roman" w:hAnsi="Aptos" w:cs="Times New Roman"/>
+          <w:i/>
+          <w:iCs/>
+          <w:kern w:val="0"/>
+          <w:lang w:val="en-US"/>
+          <w14:ligatures w14:val="none"/>
+        </w:rPr>
+        <w:t xml:space="preserve">Horizontal Pod </w:t>
+      </w:r>
+      <w:proofErr w:type="spellStart"/>
+      <w:r>
+        <w:rPr>
+          <w:rFonts w:ascii="Aptos" w:eastAsia="Times New Roman" w:hAnsi="Aptos" w:cs="Times New Roman"/>
+          <w:i/>
+          <w:iCs/>
+          <w:kern w:val="0"/>
+          <w:lang w:val="en-US"/>
+          <w14:ligatures w14:val="none"/>
+        </w:rPr>
+        <w:t>Autoscaler</w:t>
+      </w:r>
+      <w:proofErr w:type="spellEnd"/>
+      <w:r>
+        <w:rPr>
+          <w:rFonts w:ascii="Aptos" w:eastAsia="Times New Roman" w:hAnsi="Aptos" w:cs="Times New Roman"/>
+          <w:i/>
+          <w:iCs/>
+          <w:kern w:val="0"/>
+          <w:lang w:val="en-US"/>
+          <w14:ligatures w14:val="none"/>
+        </w:rPr>
+        <w:t xml:space="preserve"> (HPA) </w:t>
+      </w:r>
+    </w:p>
+    <w:p>
+      <w:pPr>
+        <w:spacing w:after="0" w:line="240" w:lineRule="auto"/>
+        <w:ind w:left="540"/>
+        <w:rPr>
+          <w:rFonts w:ascii="Aptos" w:eastAsia="Times New Roman" w:hAnsi="Aptos" w:cs="Times New Roman"/>
+          <w:kern w:val="0"/>
+          <w:lang w:val="en-US"/>
+          <w14:ligatures w14:val="none"/>
+        </w:rPr>
+      </w:pPr>
+      <w:r>
+        <w:rPr>
+          <w:rFonts w:ascii="Aptos" w:eastAsia="Times New Roman" w:hAnsi="Aptos" w:cs="Times New Roman"/>
+          <w:i/>
+          <w:iCs/>
+          <w:kern w:val="0"/>
+          <w:lang w:val="en-US"/>
+          <w14:ligatures w14:val="none"/>
+        </w:rPr>
+        <w:t xml:space="preserve">Scales pod replicas based on metrics (CPU, </w:t>
+      </w:r>
+      <w:proofErr w:type="gramStart"/>
+      <w:r>
+        <w:rPr>
+          <w:rFonts w:ascii="Aptos" w:eastAsia="Times New Roman" w:hAnsi="Aptos" w:cs="Times New Roman"/>
+          <w:i/>
+          <w:iCs/>
+          <w:kern w:val="0"/>
+          <w:lang w:val="en-US"/>
+          <w14:ligatures w14:val="none"/>
+        </w:rPr>
+        <w:t>memory )</w:t>
+      </w:r>
+      <w:proofErr w:type="gramEnd"/>
+    </w:p>
+    <w:p>
+      <w:pPr>
+        <w:spacing w:after="0" w:line="240" w:lineRule="auto"/>
+        <w:rPr>
+          <w:rFonts w:ascii="Aptos" w:eastAsia="Times New Roman" w:hAnsi="Aptos" w:cs="Times New Roman"/>
+          <w:kern w:val="0"/>
+          <w:lang w:val="en-US"/>
+          <w14:ligatures w14:val="none"/>
+        </w:rPr>
+      </w:pPr>
+      <w:r>
+        <w:rPr>
+          <w:rFonts w:ascii="Aptos" w:eastAsia="Times New Roman" w:hAnsi="Aptos" w:cs="Times New Roman"/>
+          <w:kern w:val="0"/>
+          <w:lang w:val="en-US"/>
+          <w14:ligatures w14:val="none"/>
+        </w:rPr>
+        <w:t> </w:t>
+      </w:r>
+    </w:p>
+    <w:p>
+      <w:pPr>
+        <w:spacing w:after="0" w:line="240" w:lineRule="auto"/>
+        <w:rPr>
+          <w:rFonts w:ascii="Aptos" w:eastAsia="Times New Roman" w:hAnsi="Aptos" w:cs="Times New Roman"/>
+          <w:kern w:val="0"/>
+          <w:lang w:val="en-US"/>
+          <w14:ligatures w14:val="none"/>
+        </w:rPr>
+      </w:pPr>
+      <w:r>
+        <w:rPr>
+          <w:rFonts w:ascii="Aptos" w:eastAsia="Times New Roman" w:hAnsi="Aptos" w:cs="Times New Roman"/>
+          <w:kern w:val="0"/>
+          <w:lang w:val="en-US"/>
+          <w14:ligatures w14:val="none"/>
+        </w:rPr>
+        <w:t> </w:t>
+      </w:r>
+    </w:p>
+    <w:p>
+      <w:pPr>
+        <w:spacing w:after="0" w:line="240" w:lineRule="auto"/>
+        <w:rPr>
+          <w:rFonts w:ascii="Aptos" w:eastAsia="Times New Roman" w:hAnsi="Aptos" w:cs="Times New Roman"/>
+          <w:kern w:val="0"/>
+          <w:lang w:val="en-US"/>
+          <w14:ligatures w14:val="none"/>
+        </w:rPr>
+      </w:pPr>
+      <w:r>
+        <w:rPr>
+          <w:rFonts w:ascii="Aptos" w:eastAsia="Times New Roman" w:hAnsi="Aptos" w:cs="Times New Roman"/>
+          <w:kern w:val="0"/>
+          <w:lang w:val="en-US"/>
+          <w14:ligatures w14:val="none"/>
+        </w:rPr>
+        <w:t> </w:t>
+      </w:r>
+      <w:r>
+        <w:rPr>
+          <w:rFonts w:ascii="Aptos" w:eastAsia="Times New Roman" w:hAnsi="Aptos" w:cs="Times New Roman"/>
+          <w:i/>
+          <w:iCs/>
+          <w:kern w:val="0"/>
+          <w:lang w:val="en-US"/>
+          <w14:ligatures w14:val="none"/>
+        </w:rPr>
+        <w:t>Node-Level Scaling (Infrastructure)</w:t>
+      </w:r>
+    </w:p>
+    <w:p>
+      <w:pPr>
+        <w:spacing w:after="0" w:line="240" w:lineRule="auto"/>
+        <w:rPr>
+          <w:rFonts w:ascii="Aptos" w:eastAsia="Times New Roman" w:hAnsi="Aptos" w:cs="Times New Roman"/>
+          <w:kern w:val="0"/>
+          <w:lang w:val="en-US"/>
+          <w14:ligatures w14:val="none"/>
+        </w:rPr>
+      </w:pPr>
+      <w:r>
+        <w:rPr>
+          <w:rFonts w:ascii="Aptos" w:eastAsia="Times New Roman" w:hAnsi="Aptos" w:cs="Times New Roman"/>
+          <w:kern w:val="0"/>
+          <w:lang w:val="en-US"/>
+          <w14:ligatures w14:val="none"/>
+        </w:rPr>
+        <w:t> </w:t>
+      </w:r>
+    </w:p>
+    <w:p>
+      <w:pPr>
+        <w:spacing w:after="0" w:line="240" w:lineRule="auto"/>
+        <w:ind w:left="360"/>
+        <w:rPr>
+          <w:rFonts w:ascii="Aptos" w:eastAsia="Times New Roman" w:hAnsi="Aptos" w:cs="Times New Roman"/>
+          <w:kern w:val="0"/>
+          <w:lang w:val="en-US"/>
+          <w14:ligatures w14:val="none"/>
+        </w:rPr>
+      </w:pPr>
+      <w:proofErr w:type="spellStart"/>
+      <w:proofErr w:type="gramStart"/>
+      <w:r>
+        <w:rPr>
+          <w:rFonts w:ascii="Aptos" w:eastAsia="Times New Roman" w:hAnsi="Aptos" w:cs="Times New Roman"/>
+          <w:i/>
+          <w:iCs/>
+          <w:kern w:val="0"/>
+          <w:lang w:val="en-US"/>
+          <w14:ligatures w14:val="none"/>
+        </w:rPr>
+        <w:t>Karpenter</w:t>
+      </w:r>
+      <w:proofErr w:type="spellEnd"/>
+      <w:r>
+        <w:rPr>
+          <w:rFonts w:ascii="Aptos" w:eastAsia="Times New Roman" w:hAnsi="Aptos" w:cs="Times New Roman"/>
+          <w:i/>
+          <w:iCs/>
+          <w:kern w:val="0"/>
+          <w:lang w:val="en-US"/>
+          <w14:ligatures w14:val="none"/>
+        </w:rPr>
+        <w:t xml:space="preserve"> :</w:t>
+      </w:r>
+      <w:proofErr w:type="gramEnd"/>
+      <w:r>
+        <w:rPr>
+          <w:rFonts w:ascii="Aptos" w:eastAsia="Times New Roman" w:hAnsi="Aptos" w:cs="Times New Roman"/>
+          <w:i/>
+          <w:iCs/>
+          <w:kern w:val="0"/>
+          <w:lang w:val="en-US"/>
+          <w14:ligatures w14:val="none"/>
+        </w:rPr>
+        <w:t xml:space="preserve"> </w:t>
       </w:r>
     </w:p>
     <w:p>
       <w:pPr>
         <w:numPr>
           <w:ilvl w:val="0"/>
-          <w:numId w:val="30"/>
+          <w:numId w:val="46"/>
         </w:numPr>
-        <w:spacing w:after="0" w:line="240" w:lineRule="auto"/>
+        <w:tabs>
+          <w:tab w:val="clear" w:pos="720"/>
+          <w:tab w:val="num" w:pos="1080"/>
+        </w:tabs>
+        <w:spacing w:after="0" w:line="240" w:lineRule="auto"/>
+        <w:ind w:left="1080"/>
         <w:textAlignment w:val="center"/>
         <w:rPr>
           <w:rFonts w:ascii="Aptos" w:eastAsia="Times New Roman" w:hAnsi="Aptos" w:cs="Times New Roman"/>
-          <w:kern w:val="0"/>
-          <w:lang w:val="en-US"/>
-          <w14:ligatures w14:val="none"/>
-        </w:rPr>
-      </w:pPr>
-      <w:r>
-        <w:rPr>
-          <w:rFonts w:ascii="Aptos" w:eastAsia="Times New Roman" w:hAnsi="Aptos" w:cs="Times New Roman"/>
-          <w:kern w:val="0"/>
-          <w:lang w:val="en-US"/>
-          <w14:ligatures w14:val="none"/>
-        </w:rPr>
-        <w:t xml:space="preserve">CPU </w:t>
+          <w:color w:val="0F141A"/>
+          <w:kern w:val="0"/>
+          <w:lang w:val="en-US"/>
+          <w14:ligatures w14:val="none"/>
+        </w:rPr>
+      </w:pPr>
+      <w:r>
+        <w:rPr>
+          <w:rFonts w:ascii="Aptos" w:eastAsia="Times New Roman" w:hAnsi="Aptos" w:cs="Times New Roman"/>
+          <w:b/>
+          <w:bCs/>
+          <w:i/>
+          <w:iCs/>
+          <w:color w:val="000000"/>
+          <w:kern w:val="0"/>
+          <w:lang w:val="en-US"/>
+          <w14:ligatures w14:val="none"/>
+        </w:rPr>
+        <w:t>Intelligent node provisioning</w:t>
+      </w:r>
+      <w:r>
+        <w:rPr>
+          <w:rFonts w:ascii="Aptos" w:eastAsia="Times New Roman" w:hAnsi="Aptos" w:cs="Times New Roman"/>
+          <w:i/>
+          <w:iCs/>
+          <w:color w:val="000000"/>
+          <w:kern w:val="0"/>
+          <w:lang w:val="en-US"/>
+          <w14:ligatures w14:val="none"/>
+        </w:rPr>
+        <w:t>: Right-sized nodes for pending pods</w:t>
       </w:r>
     </w:p>
     <w:p>
       <w:pPr>
         <w:numPr>
           <w:ilvl w:val="0"/>
-          <w:numId w:val="30"/>
+          <w:numId w:val="46"/>
         </w:numPr>
-        <w:spacing w:after="0" w:line="240" w:lineRule="auto"/>
+        <w:tabs>
+          <w:tab w:val="clear" w:pos="720"/>
+          <w:tab w:val="num" w:pos="1080"/>
+        </w:tabs>
+        <w:spacing w:after="0" w:line="240" w:lineRule="auto"/>
+        <w:ind w:left="1080"/>
         <w:textAlignment w:val="center"/>
         <w:rPr>
           <w:rFonts w:ascii="Aptos" w:eastAsia="Times New Roman" w:hAnsi="Aptos" w:cs="Times New Roman"/>
-          <w:kern w:val="0"/>
-          <w:lang w:val="en-US"/>
-          <w14:ligatures w14:val="none"/>
-        </w:rPr>
-      </w:pPr>
-      <w:r>
-        <w:rPr>
-          <w:rFonts w:ascii="Aptos" w:eastAsia="Times New Roman" w:hAnsi="Aptos" w:cs="Times New Roman"/>
-          <w:kern w:val="0"/>
-          <w:lang w:val="en-US"/>
-          <w14:ligatures w14:val="none"/>
-        </w:rPr>
-        <w:t xml:space="preserve">memory </w:t>
+          <w:color w:val="0F141A"/>
+          <w:kern w:val="0"/>
+          <w:lang w:val="en-US"/>
+          <w14:ligatures w14:val="none"/>
+        </w:rPr>
+      </w:pPr>
+      <w:r>
+        <w:rPr>
+          <w:rFonts w:ascii="Aptos" w:eastAsia="Times New Roman" w:hAnsi="Aptos" w:cs="Times New Roman"/>
+          <w:b/>
+          <w:bCs/>
+          <w:i/>
+          <w:iCs/>
+          <w:color w:val="0F141A"/>
+          <w:kern w:val="0"/>
+          <w:lang w:val="en-US"/>
+          <w14:ligatures w14:val="none"/>
+        </w:rPr>
+        <w:t>Consolidation</w:t>
+      </w:r>
+      <w:r>
+        <w:rPr>
+          <w:rFonts w:ascii="Aptos" w:eastAsia="Times New Roman" w:hAnsi="Aptos" w:cs="Times New Roman"/>
+          <w:i/>
+          <w:iCs/>
+          <w:color w:val="0F141A"/>
+          <w:kern w:val="0"/>
+          <w:lang w:val="en-US"/>
+          <w14:ligatures w14:val="none"/>
+        </w:rPr>
+        <w:t>: Removes underutilized nodes</w:t>
       </w:r>
     </w:p>
     <w:p>
       <w:pPr>
         <w:numPr>
           <w:ilvl w:val="0"/>
-          <w:numId w:val="30"/>
+          <w:numId w:val="46"/>
         </w:numPr>
-        <w:spacing w:after="0" w:line="240" w:lineRule="auto"/>
+        <w:tabs>
+          <w:tab w:val="clear" w:pos="720"/>
+          <w:tab w:val="num" w:pos="1080"/>
+        </w:tabs>
+        <w:spacing w:after="0" w:line="240" w:lineRule="auto"/>
+        <w:ind w:left="1080"/>
         <w:textAlignment w:val="center"/>
         <w:rPr>
           <w:rFonts w:ascii="Aptos" w:eastAsia="Times New Roman" w:hAnsi="Aptos" w:cs="Times New Roman"/>
-          <w:kern w:val="0"/>
-          <w:lang w:val="en-US"/>
-          <w14:ligatures w14:val="none"/>
-        </w:rPr>
-      </w:pPr>
-      <w:r>
-        <w:rPr>
-          <w:rFonts w:ascii="Aptos" w:eastAsia="Times New Roman" w:hAnsi="Aptos" w:cs="Times New Roman"/>
-          <w:kern w:val="0"/>
-          <w:lang w:val="en-US"/>
-          <w14:ligatures w14:val="none"/>
-        </w:rPr>
-        <w:t>custom metrics</w:t>
-      </w:r>
-    </w:p>
-    <w:p>
-      <w:pPr>
-        <w:spacing w:after="0" w:line="240" w:lineRule="auto"/>
-        <w:rPr>
-          <w:rFonts w:ascii="Aptos" w:eastAsia="Times New Roman" w:hAnsi="Aptos" w:cs="Times New Roman"/>
-          <w:kern w:val="0"/>
-          <w:lang w:val="en-US"/>
-          <w14:ligatures w14:val="none"/>
-        </w:rPr>
-      </w:pPr>
-      <w:r>
-        <w:rPr>
-          <w:rFonts w:ascii="Aptos" w:eastAsia="Times New Roman" w:hAnsi="Aptos" w:cs="Times New Roman"/>
-          <w:kern w:val="0"/>
-          <w:lang w:val="en-US"/>
-          <w14:ligatures w14:val="none"/>
-        </w:rPr>
-        <w:t> </w:t>
-      </w:r>
-    </w:p>
-    <w:p>
-      <w:pPr>
-        <w:spacing w:after="0" w:line="240" w:lineRule="auto"/>
-        <w:rPr>
-          <w:rFonts w:ascii="Aptos" w:eastAsia="Times New Roman" w:hAnsi="Aptos" w:cs="Times New Roman"/>
-          <w:kern w:val="0"/>
-          <w:lang w:val="en-US"/>
-          <w14:ligatures w14:val="none"/>
-        </w:rPr>
-      </w:pPr>
-      <w:r>
-        <w:rPr>
-          <w:rFonts w:ascii="Aptos" w:eastAsia="Times New Roman" w:hAnsi="Aptos" w:cs="Times New Roman"/>
+          <w:color w:val="0F141A"/>
+          <w:kern w:val="0"/>
+          <w:lang w:val="en-US"/>
+          <w14:ligatures w14:val="none"/>
+        </w:rPr>
+      </w:pPr>
+      <w:r>
+        <w:rPr>
+          <w:rFonts w:ascii="Aptos" w:eastAsia="Times New Roman" w:hAnsi="Aptos" w:cs="Times New Roman"/>
+          <w:b/>
+          <w:bCs/>
           <w:i/>
           <w:iCs/>
+          <w:color w:val="0F141A"/>
+          <w:kern w:val="0"/>
+          <w:lang w:val="en-US"/>
+          <w14:ligatures w14:val="none"/>
+        </w:rPr>
+        <w:t>Spot instance support</w:t>
+      </w:r>
+      <w:r>
+        <w:rPr>
+          <w:rFonts w:ascii="Aptos" w:eastAsia="Times New Roman" w:hAnsi="Aptos" w:cs="Times New Roman"/>
+          <w:i/>
+          <w:iCs/>
+          <w:color w:val="0F141A"/>
+          <w:kern w:val="0"/>
+          <w:lang w:val="en-US"/>
+          <w14:ligatures w14:val="none"/>
+        </w:rPr>
+        <w:t>: Automatic spot/on-demand mixing</w:t>
+      </w:r>
+    </w:p>
+    <w:p>
+      <w:pPr>
+        <w:spacing w:after="0" w:line="240" w:lineRule="auto"/>
+        <w:rPr>
+          <w:rFonts w:ascii="Aptos" w:eastAsia="Times New Roman" w:hAnsi="Aptos" w:cs="Times New Roman"/>
+          <w:kern w:val="0"/>
+          <w:lang w:val="en-US"/>
+          <w14:ligatures w14:val="none"/>
+        </w:rPr>
+      </w:pPr>
+    </w:p>
+    <w:p>
+      <w:pPr>
+        <w:spacing w:after="0" w:line="240" w:lineRule="auto"/>
+        <w:rPr>
+          <w:rFonts w:ascii="Aptos" w:eastAsia="Times New Roman" w:hAnsi="Aptos" w:cs="Times New Roman"/>
+          <w:kern w:val="0"/>
+          <w:lang w:val="en-US"/>
+          <w14:ligatures w14:val="none"/>
+        </w:rPr>
+      </w:pPr>
+      <w:r>
+        <w:rPr>
+          <w:rFonts w:ascii="Aptos" w:eastAsia="Times New Roman" w:hAnsi="Aptos" w:cs="Times New Roman"/>
+          <w:kern w:val="0"/>
+          <w:lang w:val="en-US"/>
+          <w14:ligatures w14:val="none"/>
+        </w:rPr>
+        <w:t> </w:t>
+      </w:r>
+    </w:p>
+    <w:p>
+      <w:pPr>
+        <w:spacing w:after="0" w:line="240" w:lineRule="auto"/>
+        <w:rPr>
+          <w:rFonts w:ascii="Aptos" w:eastAsia="Times New Roman" w:hAnsi="Aptos" w:cs="Times New Roman"/>
+          <w:kern w:val="0"/>
+          <w:lang w:val="en-US"/>
+          <w14:ligatures w14:val="none"/>
+        </w:rPr>
+      </w:pPr>
+      <w:r>
+        <w:rPr>
+          <w:rFonts w:ascii="Aptos" w:eastAsia="Times New Roman" w:hAnsi="Aptos" w:cs="Times New Roman"/>
+          <w:i/>
+          <w:iCs/>
           <w:kern w:val="0"/>
           <w:lang w:val="en-US"/>
           <w14:ligatures w14:val="none"/>
@@ -8485,6 +9191,62 @@
         </w:rPr>
         <w:t xml:space="preserve">How did we estimate </w:t>
       </w:r>
+      <w:r>
+        <w:rPr>
+          <w:rFonts w:ascii="Aptos" w:eastAsia="Times New Roman" w:hAnsi="Aptos" w:cs="Times New Roman"/>
+          <w:kern w:val="0"/>
+          <w:lang w:val="en-US"/>
+          <w14:ligatures w14:val="none"/>
+        </w:rPr>
+        <w:t>an</w:t>
+      </w:r>
+      <w:r>
+        <w:rPr>
+          <w:rFonts w:ascii="Aptos" w:eastAsia="Times New Roman" w:hAnsi="Aptos" w:cs="Times New Roman"/>
+          <w:kern w:val="0"/>
+          <w:lang w:val="en-US"/>
+          <w14:ligatures w14:val="none"/>
+        </w:rPr>
+        <w:t xml:space="preserve"> AWS cost? </w:t>
+      </w:r>
+    </w:p>
+    <w:p>
+      <w:pPr>
+        <w:spacing w:after="0" w:line="240" w:lineRule="auto"/>
+        <w:rPr>
+          <w:rFonts w:ascii="Aptos" w:eastAsia="Times New Roman" w:hAnsi="Aptos" w:cs="Times New Roman"/>
+          <w:kern w:val="0"/>
+          <w:lang w:val="en-US"/>
+          <w14:ligatures w14:val="none"/>
+        </w:rPr>
+      </w:pPr>
+      <w:r>
+        <w:rPr>
+          <w:rFonts w:ascii="Aptos" w:eastAsia="Times New Roman" w:hAnsi="Aptos" w:cs="Times New Roman"/>
+          <w:kern w:val="0"/>
+          <w:lang w:val="en-US"/>
+          <w14:ligatures w14:val="none"/>
+        </w:rPr>
+        <w:t xml:space="preserve">By giving each resource </w:t>
+      </w:r>
+      <w:r>
+        <w:rPr>
+          <w:rFonts w:ascii="Aptos" w:eastAsia="Times New Roman" w:hAnsi="Aptos" w:cs="Times New Roman"/>
+          <w:kern w:val="0"/>
+          <w:lang w:val="en-US"/>
+          <w14:ligatures w14:val="none"/>
+        </w:rPr>
+        <w:t>group,</w:t>
+      </w:r>
+      <w:r>
+        <w:rPr>
+          <w:rFonts w:ascii="Aptos" w:eastAsia="Times New Roman" w:hAnsi="Aptos" w:cs="Times New Roman"/>
+          <w:kern w:val="0"/>
+          <w:lang w:val="en-US"/>
+          <w14:ligatures w14:val="none"/>
+        </w:rPr>
+        <w:t xml:space="preserve"> a tag like for EC</w:t>
+      </w:r>
       <w:proofErr w:type="gramStart"/>
       <w:r>
         <w:rPr>
@@ -8493,6 +9255,86 @@
           <w:lang w:val="en-US"/>
           <w14:ligatures w14:val="none"/>
         </w:rPr>
+        <w:t>2 ,</w:t>
+      </w:r>
+      <w:proofErr w:type="gramEnd"/>
+      <w:r>
+        <w:rPr>
+          <w:rFonts w:ascii="Aptos" w:eastAsia="Times New Roman" w:hAnsi="Aptos" w:cs="Times New Roman"/>
+          <w:kern w:val="0"/>
+          <w:lang w:val="en-US"/>
+          <w14:ligatures w14:val="none"/>
+        </w:rPr>
+        <w:t xml:space="preserve"> S</w:t>
+      </w:r>
+      <w:proofErr w:type="gramStart"/>
+      <w:r>
+        <w:rPr>
+          <w:rFonts w:ascii="Aptos" w:eastAsia="Times New Roman" w:hAnsi="Aptos" w:cs="Times New Roman"/>
+          <w:kern w:val="0"/>
+          <w:lang w:val="en-US"/>
+          <w14:ligatures w14:val="none"/>
+        </w:rPr>
+        <w:t>3 ,</w:t>
+      </w:r>
+      <w:proofErr w:type="gramEnd"/>
+      <w:r>
+        <w:rPr>
+          <w:rFonts w:ascii="Aptos" w:eastAsia="Times New Roman" w:hAnsi="Aptos" w:cs="Times New Roman"/>
+          <w:kern w:val="0"/>
+          <w:lang w:val="en-US"/>
+          <w14:ligatures w14:val="none"/>
+        </w:rPr>
+        <w:t xml:space="preserve"> </w:t>
+      </w:r>
+      <w:proofErr w:type="gramStart"/>
+      <w:r>
+        <w:rPr>
+          <w:rFonts w:ascii="Aptos" w:eastAsia="Times New Roman" w:hAnsi="Aptos" w:cs="Times New Roman"/>
+          <w:kern w:val="0"/>
+          <w:lang w:val="en-US"/>
+          <w14:ligatures w14:val="none"/>
+        </w:rPr>
+        <w:t>DynamoDB ,</w:t>
+      </w:r>
+      <w:proofErr w:type="gramEnd"/>
+      <w:r>
+        <w:rPr>
+          <w:rFonts w:ascii="Aptos" w:eastAsia="Times New Roman" w:hAnsi="Aptos" w:cs="Times New Roman"/>
+          <w:kern w:val="0"/>
+          <w:lang w:val="en-US"/>
+          <w14:ligatures w14:val="none"/>
+        </w:rPr>
+        <w:t xml:space="preserve"> RDS </w:t>
+      </w:r>
+      <w:proofErr w:type="spellStart"/>
+      <w:r>
+        <w:rPr>
+          <w:rFonts w:ascii="Aptos" w:eastAsia="Times New Roman" w:hAnsi="Aptos" w:cs="Times New Roman"/>
+          <w:kern w:val="0"/>
+          <w:lang w:val="en-US"/>
+          <w14:ligatures w14:val="none"/>
+        </w:rPr>
+        <w:t>etc</w:t>
+      </w:r>
+      <w:proofErr w:type="spellEnd"/>
+      <w:r>
+        <w:rPr>
+          <w:rFonts w:ascii="Aptos" w:eastAsia="Times New Roman" w:hAnsi="Aptos" w:cs="Times New Roman"/>
+          <w:kern w:val="0"/>
+          <w:lang w:val="en-US"/>
+          <w14:ligatures w14:val="none"/>
+        </w:rPr>
+        <w:t xml:space="preserve"> in </w:t>
+      </w:r>
+      <w:proofErr w:type="gramStart"/>
+      <w:r>
+        <w:rPr>
+          <w:rFonts w:ascii="Aptos" w:eastAsia="Times New Roman" w:hAnsi="Aptos" w:cs="Times New Roman"/>
+          <w:kern w:val="0"/>
+          <w:lang w:val="en-US"/>
+          <w14:ligatures w14:val="none"/>
+        </w:rPr>
         <w:t>a</w:t>
       </w:r>
       <w:proofErr w:type="gramEnd"/>
@@ -8503,146 +9345,6 @@
           <w:lang w:val="en-US"/>
           <w14:ligatures w14:val="none"/>
         </w:rPr>
-        <w:t xml:space="preserve"> AWS cost? </w:t>
-      </w:r>
-    </w:p>
-    <w:p>
-      <w:pPr>
-        <w:spacing w:after="0" w:line="240" w:lineRule="auto"/>
-        <w:rPr>
-          <w:rFonts w:ascii="Aptos" w:eastAsia="Times New Roman" w:hAnsi="Aptos" w:cs="Times New Roman"/>
-          <w:kern w:val="0"/>
-          <w:lang w:val="en-US"/>
-          <w14:ligatures w14:val="none"/>
-        </w:rPr>
-      </w:pPr>
-      <w:r>
-        <w:rPr>
-          <w:rFonts w:ascii="Aptos" w:eastAsia="Times New Roman" w:hAnsi="Aptos" w:cs="Times New Roman"/>
-          <w:kern w:val="0"/>
-          <w:lang w:val="en-US"/>
-          <w14:ligatures w14:val="none"/>
-        </w:rPr>
-        <w:t xml:space="preserve">By giving each resource </w:t>
-      </w:r>
-      <w:proofErr w:type="gramStart"/>
-      <w:r>
-        <w:rPr>
-          <w:rFonts w:ascii="Aptos" w:eastAsia="Times New Roman" w:hAnsi="Aptos" w:cs="Times New Roman"/>
-          <w:kern w:val="0"/>
-          <w:lang w:val="en-US"/>
-          <w14:ligatures w14:val="none"/>
-        </w:rPr>
-        <w:t>group</w:t>
-      </w:r>
-      <w:proofErr w:type="gramEnd"/>
-      <w:r>
-        <w:rPr>
-          <w:rFonts w:ascii="Aptos" w:eastAsia="Times New Roman" w:hAnsi="Aptos" w:cs="Times New Roman"/>
-          <w:kern w:val="0"/>
-          <w:lang w:val="en-US"/>
-          <w14:ligatures w14:val="none"/>
-        </w:rPr>
-        <w:t xml:space="preserve"> a tag like for EC</w:t>
-      </w:r>
-      <w:proofErr w:type="gramStart"/>
-      <w:r>
-        <w:rPr>
-          <w:rFonts w:ascii="Aptos" w:eastAsia="Times New Roman" w:hAnsi="Aptos" w:cs="Times New Roman"/>
-          <w:kern w:val="0"/>
-          <w:lang w:val="en-US"/>
-          <w14:ligatures w14:val="none"/>
-        </w:rPr>
-        <w:t>2 ,</w:t>
-      </w:r>
-      <w:proofErr w:type="gramEnd"/>
-      <w:r>
-        <w:rPr>
-          <w:rFonts w:ascii="Aptos" w:eastAsia="Times New Roman" w:hAnsi="Aptos" w:cs="Times New Roman"/>
-          <w:kern w:val="0"/>
-          <w:lang w:val="en-US"/>
-          <w14:ligatures w14:val="none"/>
-        </w:rPr>
-        <w:t xml:space="preserve"> S</w:t>
-      </w:r>
-      <w:proofErr w:type="gramStart"/>
-      <w:r>
-        <w:rPr>
-          <w:rFonts w:ascii="Aptos" w:eastAsia="Times New Roman" w:hAnsi="Aptos" w:cs="Times New Roman"/>
-          <w:kern w:val="0"/>
-          <w:lang w:val="en-US"/>
-          <w14:ligatures w14:val="none"/>
-        </w:rPr>
-        <w:t>3 ,</w:t>
-      </w:r>
-      <w:proofErr w:type="gramEnd"/>
-      <w:r>
-        <w:rPr>
-          <w:rFonts w:ascii="Aptos" w:eastAsia="Times New Roman" w:hAnsi="Aptos" w:cs="Times New Roman"/>
-          <w:kern w:val="0"/>
-          <w:lang w:val="en-US"/>
-          <w14:ligatures w14:val="none"/>
-        </w:rPr>
-        <w:t xml:space="preserve"> </w:t>
-      </w:r>
-      <w:proofErr w:type="gramStart"/>
-      <w:r>
-        <w:rPr>
-          <w:rFonts w:ascii="Aptos" w:eastAsia="Times New Roman" w:hAnsi="Aptos" w:cs="Times New Roman"/>
-          <w:kern w:val="0"/>
-          <w:lang w:val="en-US"/>
-          <w14:ligatures w14:val="none"/>
-        </w:rPr>
-        <w:t>DynamoDB ,</w:t>
-      </w:r>
-      <w:proofErr w:type="gramEnd"/>
-      <w:r>
-        <w:rPr>
-          <w:rFonts w:ascii="Aptos" w:eastAsia="Times New Roman" w:hAnsi="Aptos" w:cs="Times New Roman"/>
-          <w:kern w:val="0"/>
-          <w:lang w:val="en-US"/>
-          <w14:ligatures w14:val="none"/>
-        </w:rPr>
-        <w:t xml:space="preserve"> RDS </w:t>
-      </w:r>
-      <w:proofErr w:type="spellStart"/>
-      <w:r>
-        <w:rPr>
-          <w:rFonts w:ascii="Aptos" w:eastAsia="Times New Roman" w:hAnsi="Aptos" w:cs="Times New Roman"/>
-          <w:kern w:val="0"/>
-          <w:lang w:val="en-US"/>
-          <w14:ligatures w14:val="none"/>
-        </w:rPr>
-        <w:t>etc</w:t>
-      </w:r>
-      <w:proofErr w:type="spellEnd"/>
-      <w:r>
-        <w:rPr>
-          <w:rFonts w:ascii="Aptos" w:eastAsia="Times New Roman" w:hAnsi="Aptos" w:cs="Times New Roman"/>
-          <w:kern w:val="0"/>
-          <w:lang w:val="en-US"/>
-          <w14:ligatures w14:val="none"/>
-        </w:rPr>
-        <w:t xml:space="preserve"> in </w:t>
-      </w:r>
-      <w:proofErr w:type="gramStart"/>
-      <w:r>
-        <w:rPr>
-          <w:rFonts w:ascii="Aptos" w:eastAsia="Times New Roman" w:hAnsi="Aptos" w:cs="Times New Roman"/>
-          <w:kern w:val="0"/>
-          <w:lang w:val="en-US"/>
-          <w14:ligatures w14:val="none"/>
-        </w:rPr>
-        <w:t>a</w:t>
-      </w:r>
-      <w:proofErr w:type="gramEnd"/>
-      <w:r>
-        <w:rPr>
-          <w:rFonts w:ascii="Aptos" w:eastAsia="Times New Roman" w:hAnsi="Aptos" w:cs="Times New Roman"/>
-          <w:kern w:val="0"/>
-          <w:lang w:val="en-US"/>
-          <w14:ligatures w14:val="none"/>
-        </w:rPr>
         <w:t xml:space="preserve"> AWS billing cost dashboard.</w:t>
       </w:r>
     </w:p>
@@ -8683,6 +9385,7 @@
           <w:lang w:val="en-US"/>
           <w14:ligatures w14:val="none"/>
         </w:rPr>
+        <w:lastRenderedPageBreak/>
         <w:t> </w:t>
       </w:r>
     </w:p>
@@ -8926,31 +9629,6 @@
     </w:p>
     <w:p>
       <w:pPr>
-        <w:spacing w:after="0" w:line="240" w:lineRule="auto"/>
-        <w:rPr>
-          <w:rFonts w:ascii="Aptos" w:eastAsia="Times New Roman" w:hAnsi="Aptos" w:cs="Times New Roman"/>
-          <w:kern w:val="0"/>
-          <w:lang w:val="en-US"/>
-          <w14:ligatures w14:val="none"/>
-        </w:rPr>
-      </w:pPr>
-    </w:p>
-    <w:p>
-      <w:pPr>
-        <w:rPr>
-          <w:lang w:val="en-US"/>
-        </w:rPr>
-      </w:pPr>
-    </w:p>
-    <w:p>
-      <w:pPr>
-        <w:rPr>
-          <w:lang w:val="en-US"/>
-        </w:rPr>
-      </w:pPr>
-    </w:p>
-    <w:p>
-      <w:pPr>
         <w:rPr>
           <w:lang w:val="en-US"/>
         </w:rPr>
@@ -9077,17 +9755,15 @@
         </w:rPr>
         <w:t xml:space="preserve">New </w:t>
       </w:r>
-      <w:proofErr w:type="gramStart"/>
-      <w:r>
-        <w:rPr>
-          <w:rFonts w:ascii="Aptos" w:eastAsia="Times New Roman" w:hAnsi="Aptos" w:cs="Times New Roman"/>
-          <w:kern w:val="0"/>
-          <w:lang w:val="en-US"/>
-          <w14:ligatures w14:val="none"/>
-        </w:rPr>
-        <w:t>implementation :</w:t>
-      </w:r>
-      <w:proofErr w:type="gramEnd"/>
+      <w:r>
+        <w:rPr>
+          <w:rFonts w:ascii="Aptos" w:eastAsia="Times New Roman" w:hAnsi="Aptos" w:cs="Times New Roman"/>
+          <w:kern w:val="0"/>
+          <w:lang w:val="en-US"/>
+          <w14:ligatures w14:val="none"/>
+        </w:rPr>
+        <w:t>implementation:</w:t>
+      </w:r>
       <w:r>
         <w:rPr>
           <w:rFonts w:ascii="Aptos" w:eastAsia="Times New Roman" w:hAnsi="Aptos" w:cs="Times New Roman"/>
@@ -9137,17 +9813,15 @@
         </w:rPr>
         <w:t xml:space="preserve">Unit tests were </w:t>
       </w:r>
-      <w:proofErr w:type="gramStart"/>
-      <w:r>
-        <w:rPr>
-          <w:rFonts w:ascii="Aptos" w:eastAsia="Times New Roman" w:hAnsi="Aptos" w:cs="Times New Roman"/>
-          <w:kern w:val="0"/>
-          <w:lang w:val="en-US"/>
-          <w14:ligatures w14:val="none"/>
-        </w:rPr>
-        <w:t>missing ,</w:t>
-      </w:r>
-      <w:proofErr w:type="gramEnd"/>
+      <w:r>
+        <w:rPr>
+          <w:rFonts w:ascii="Aptos" w:eastAsia="Times New Roman" w:hAnsi="Aptos" w:cs="Times New Roman"/>
+          <w:kern w:val="0"/>
+          <w:lang w:val="en-US"/>
+          <w14:ligatures w14:val="none"/>
+        </w:rPr>
+        <w:t>missing,</w:t>
+      </w:r>
       <w:r>
         <w:rPr>
           <w:rFonts w:ascii="Aptos" w:eastAsia="Times New Roman" w:hAnsi="Aptos" w:cs="Times New Roman"/>
@@ -9678,6 +10352,7 @@
           <w:lang w:val="en-US"/>
           <w14:ligatures w14:val="none"/>
         </w:rPr>
+        <w:lastRenderedPageBreak/>
         <w:t>Critical workflows</w:t>
       </w:r>
     </w:p>
@@ -9949,7 +10624,6 @@
           <w:lang w:val="en-US"/>
           <w14:ligatures w14:val="none"/>
         </w:rPr>
-        <w:lastRenderedPageBreak/>
         <w:t>Production incident reports</w:t>
       </w:r>
     </w:p>
@@ -10378,7 +11052,17 @@
           <w:lang w:val="en-US"/>
           <w14:ligatures w14:val="none"/>
         </w:rPr>
-        <w:t>Jobs like roster report generation, notification dispatch, and audit log archival. Many of these jobs were running as dedicated Spring Boot worker services on EC2 or Kubernetes, which meant compute resources remained allocated 24×7 even though some jobs only executed for a few minutes each day.</w:t>
+        <w:t xml:space="preserve">Jobs like roster report generation, notification dispatch, and audit log archival. Many of these jobs were running as dedicated Spring Boot worker services on EC2 or </w:t>
+      </w:r>
+      <w:r>
+        <w:rPr>
+          <w:rFonts w:ascii="Aptos" w:eastAsia="Times New Roman" w:hAnsi="Aptos" w:cs="Times New Roman"/>
+          <w:kern w:val="0"/>
+          <w:lang w:val="en-US"/>
+          <w14:ligatures w14:val="none"/>
+        </w:rPr>
+        <w:lastRenderedPageBreak/>
+        <w:t>Kubernetes, which meant compute resources remained allocated 24×7 even though some jobs only executed for a few minutes each day.</w:t>
       </w:r>
     </w:p>
     <w:p>
@@ -10420,17 +11104,15 @@
         </w:rPr>
         <w:t xml:space="preserve">Example </w:t>
       </w:r>
-      <w:proofErr w:type="gramStart"/>
-      <w:r>
-        <w:rPr>
-          <w:rFonts w:ascii="Aptos" w:eastAsia="Times New Roman" w:hAnsi="Aptos" w:cs="Times New Roman"/>
-          <w:kern w:val="0"/>
-          <w:lang w:val="en-US"/>
-          <w14:ligatures w14:val="none"/>
-        </w:rPr>
-        <w:t>services :</w:t>
-      </w:r>
-      <w:proofErr w:type="gramEnd"/>
+      <w:r>
+        <w:rPr>
+          <w:rFonts w:ascii="Aptos" w:eastAsia="Times New Roman" w:hAnsi="Aptos" w:cs="Times New Roman"/>
+          <w:kern w:val="0"/>
+          <w:lang w:val="en-US"/>
+          <w14:ligatures w14:val="none"/>
+        </w:rPr>
+        <w:t>services:</w:t>
+      </w:r>
       <w:r>
         <w:rPr>
           <w:rFonts w:ascii="Aptos" w:eastAsia="Times New Roman" w:hAnsi="Aptos" w:cs="Times New Roman"/>
@@ -10618,7 +11300,6 @@
           <w:lang w:val="en-US"/>
           <w14:ligatures w14:val="none"/>
         </w:rPr>
-        <w:lastRenderedPageBreak/>
         <w:t xml:space="preserve">Reserved CPU and memory </w:t>
       </w:r>
     </w:p>
@@ -11554,6 +12235,7 @@
                 <w:lang w:val="en-US"/>
                 <w14:ligatures w14:val="none"/>
               </w:rPr>
+              <w:lastRenderedPageBreak/>
               <w:t xml:space="preserve">Short scheduled jobs </w:t>
             </w:r>
             <w:proofErr w:type="gramStart"/>
@@ -12249,6 +12931,1256 @@
         </w:rPr>
       </w:pPr>
     </w:p>
+    <w:p>
+      <w:pPr>
+        <w:pStyle w:val="Heading1"/>
+      </w:pPr>
+      <w:r>
+        <w:t>Current Project</w:t>
+      </w:r>
+    </w:p>
+    <w:p>
+      <w:pPr>
+        <w:rPr>
+          <w:lang w:val="en-US"/>
+        </w:rPr>
+      </w:pPr>
+    </w:p>
+    <w:p>
+      <w:pPr>
+        <w:pStyle w:val="NormalWeb"/>
+        <w:spacing w:before="0" w:beforeAutospacing="0" w:after="0" w:afterAutospacing="0"/>
+        <w:rPr>
+          <w:rFonts w:ascii="Aptos" w:hAnsi="Aptos"/>
+        </w:rPr>
+      </w:pPr>
+      <w:r>
+        <w:rPr>
+          <w:rFonts w:ascii="Aptos" w:hAnsi="Aptos"/>
+          <w:b/>
+          <w:bCs/>
+          <w:u w:val="single"/>
+        </w:rPr>
+        <w:t xml:space="preserve">Current </w:t>
+      </w:r>
+      <w:proofErr w:type="gramStart"/>
+      <w:r>
+        <w:rPr>
+          <w:rFonts w:ascii="Aptos" w:hAnsi="Aptos"/>
+          <w:b/>
+          <w:bCs/>
+          <w:u w:val="single"/>
+        </w:rPr>
+        <w:t>project :</w:t>
+      </w:r>
+      <w:proofErr w:type="gramEnd"/>
+      <w:r>
+        <w:rPr>
+          <w:rFonts w:ascii="Aptos" w:hAnsi="Aptos"/>
+          <w:b/>
+          <w:bCs/>
+          <w:u w:val="single"/>
+        </w:rPr>
+        <w:t xml:space="preserve"> </w:t>
+      </w:r>
+    </w:p>
+    <w:p>
+      <w:pPr>
+        <w:pStyle w:val="NormalWeb"/>
+        <w:spacing w:before="0" w:beforeAutospacing="0" w:after="0" w:afterAutospacing="0"/>
+        <w:rPr>
+          <w:rFonts w:ascii="Aptos" w:hAnsi="Aptos"/>
+        </w:rPr>
+      </w:pPr>
+      <w:r>
+        <w:rPr>
+          <w:rFonts w:ascii="Aptos" w:hAnsi="Aptos"/>
+        </w:rPr>
+        <w:t>This is a green field and scratch project we are building.</w:t>
+      </w:r>
+    </w:p>
+    <w:p>
+      <w:pPr>
+        <w:pStyle w:val="NormalWeb"/>
+        <w:spacing w:before="0" w:beforeAutospacing="0" w:after="0" w:afterAutospacing="0"/>
+        <w:rPr>
+          <w:rFonts w:ascii="Aptos" w:hAnsi="Aptos"/>
+        </w:rPr>
+      </w:pPr>
+      <w:r>
+        <w:rPr>
+          <w:rFonts w:ascii="Aptos" w:hAnsi="Aptos"/>
+        </w:rPr>
+        <w:t> </w:t>
+      </w:r>
+    </w:p>
+    <w:p>
+      <w:pPr>
+        <w:pStyle w:val="NormalWeb"/>
+        <w:spacing w:before="0" w:beforeAutospacing="0" w:after="0" w:afterAutospacing="0"/>
+        <w:rPr>
+          <w:rFonts w:ascii="Aptos" w:hAnsi="Aptos"/>
+        </w:rPr>
+      </w:pPr>
+      <w:r>
+        <w:rPr>
+          <w:rFonts w:ascii="Aptos" w:hAnsi="Aptos"/>
+        </w:rPr>
+        <w:t> </w:t>
+      </w:r>
+    </w:p>
+    <w:p>
+      <w:pPr>
+        <w:pStyle w:val="NormalWeb"/>
+        <w:spacing w:before="0" w:beforeAutospacing="0" w:after="0" w:afterAutospacing="0"/>
+        <w:rPr>
+          <w:rFonts w:ascii="Aptos" w:hAnsi="Aptos"/>
+        </w:rPr>
+      </w:pPr>
+      <w:proofErr w:type="gramStart"/>
+      <w:r>
+        <w:rPr>
+          <w:rFonts w:ascii="Aptos" w:hAnsi="Aptos"/>
+        </w:rPr>
+        <w:t>Problem :</w:t>
+      </w:r>
+      <w:proofErr w:type="gramEnd"/>
+      <w:r>
+        <w:rPr>
+          <w:rFonts w:ascii="Aptos" w:hAnsi="Aptos"/>
+        </w:rPr>
+        <w:t xml:space="preserve"> Customer data lives across multiple disconnected systems (account profiles, trip bookings, etc.)</w:t>
+      </w:r>
+    </w:p>
+    <w:p>
+      <w:pPr>
+        <w:pStyle w:val="NormalWeb"/>
+        <w:spacing w:before="0" w:beforeAutospacing="0" w:after="0" w:afterAutospacing="0"/>
+        <w:rPr>
+          <w:rFonts w:ascii="Aptos" w:hAnsi="Aptos"/>
+        </w:rPr>
+      </w:pPr>
+      <w:proofErr w:type="gramStart"/>
+      <w:r>
+        <w:rPr>
+          <w:rFonts w:ascii="Aptos" w:hAnsi="Aptos"/>
+        </w:rPr>
+        <w:t>Goal :</w:t>
+      </w:r>
+      <w:proofErr w:type="gramEnd"/>
+      <w:r>
+        <w:rPr>
+          <w:rFonts w:ascii="Aptos" w:hAnsi="Aptos"/>
+        </w:rPr>
+        <w:t xml:space="preserve"> Need to build a single, unified view of each customer — one "Identity</w:t>
+      </w:r>
+      <w:proofErr w:type="gramStart"/>
+      <w:r>
+        <w:rPr>
+          <w:rFonts w:ascii="Aptos" w:hAnsi="Aptos"/>
+        </w:rPr>
+        <w:t>" .</w:t>
+      </w:r>
+      <w:proofErr w:type="gramEnd"/>
+    </w:p>
+    <w:p>
+      <w:pPr>
+        <w:pStyle w:val="NormalWeb"/>
+        <w:spacing w:before="0" w:beforeAutospacing="0" w:after="0" w:afterAutospacing="0"/>
+        <w:rPr>
+          <w:rFonts w:ascii="Aptos" w:hAnsi="Aptos"/>
+        </w:rPr>
+      </w:pPr>
+      <w:r>
+        <w:rPr>
+          <w:rFonts w:ascii="Aptos" w:hAnsi="Aptos"/>
+        </w:rPr>
+        <w:t> </w:t>
+      </w:r>
+    </w:p>
+    <w:p>
+      <w:pPr>
+        <w:pStyle w:val="NormalWeb"/>
+        <w:spacing w:before="0" w:beforeAutospacing="0" w:after="0" w:afterAutospacing="0"/>
+        <w:rPr>
+          <w:rFonts w:ascii="Aptos" w:hAnsi="Aptos"/>
+        </w:rPr>
+      </w:pPr>
+      <w:proofErr w:type="gramStart"/>
+      <w:r>
+        <w:rPr>
+          <w:rFonts w:ascii="Aptos" w:hAnsi="Aptos"/>
+        </w:rPr>
+        <w:t>Microservices :</w:t>
+      </w:r>
+      <w:proofErr w:type="gramEnd"/>
+      <w:r>
+        <w:rPr>
+          <w:rFonts w:ascii="Aptos" w:hAnsi="Aptos"/>
+        </w:rPr>
+        <w:t xml:space="preserve"> </w:t>
+      </w:r>
+    </w:p>
+    <w:p>
+      <w:pPr>
+        <w:pStyle w:val="NormalWeb"/>
+        <w:spacing w:before="0" w:beforeAutospacing="0" w:after="0" w:afterAutospacing="0"/>
+        <w:rPr>
+          <w:rFonts w:ascii="Aptos" w:hAnsi="Aptos"/>
+        </w:rPr>
+      </w:pPr>
+      <w:r>
+        <w:rPr>
+          <w:rFonts w:ascii="Aptos" w:hAnsi="Aptos"/>
+        </w:rPr>
+        <w:t> </w:t>
+      </w:r>
+    </w:p>
+    <w:p>
+      <w:pPr>
+        <w:pStyle w:val="NormalWeb"/>
+        <w:spacing w:before="0" w:beforeAutospacing="0" w:after="0" w:afterAutospacing="0"/>
+        <w:rPr>
+          <w:rFonts w:ascii="Aptos" w:hAnsi="Aptos"/>
+        </w:rPr>
+      </w:pPr>
+      <w:r>
+        <w:rPr>
+          <w:rFonts w:ascii="Aptos" w:hAnsi="Aptos"/>
+        </w:rPr>
+        <w:t>1) source-</w:t>
+      </w:r>
+      <w:proofErr w:type="gramStart"/>
+      <w:r>
+        <w:rPr>
+          <w:rFonts w:ascii="Aptos" w:hAnsi="Aptos"/>
+        </w:rPr>
+        <w:t>processor :</w:t>
+      </w:r>
+      <w:proofErr w:type="gramEnd"/>
+      <w:r>
+        <w:rPr>
+          <w:rFonts w:ascii="Aptos" w:hAnsi="Aptos"/>
+        </w:rPr>
+        <w:t xml:space="preserve"> </w:t>
+      </w:r>
+    </w:p>
+    <w:p>
+      <w:pPr>
+        <w:pStyle w:val="NormalWeb"/>
+        <w:spacing w:before="0" w:beforeAutospacing="0" w:after="0" w:afterAutospacing="0"/>
+        <w:rPr>
+          <w:rFonts w:ascii="Aptos" w:hAnsi="Aptos"/>
+        </w:rPr>
+      </w:pPr>
+      <w:r>
+        <w:rPr>
+          <w:rFonts w:ascii="Aptos" w:hAnsi="Aptos"/>
+        </w:rPr>
+        <w:t> </w:t>
+      </w:r>
+    </w:p>
+    <w:p>
+      <w:pPr>
+        <w:pStyle w:val="NormalWeb"/>
+        <w:spacing w:before="0" w:beforeAutospacing="0" w:after="0" w:afterAutospacing="0"/>
+        <w:rPr>
+          <w:rFonts w:ascii="Aptos" w:hAnsi="Aptos"/>
+        </w:rPr>
+      </w:pPr>
+      <w:r>
+        <w:rPr>
+          <w:rFonts w:ascii="Aptos" w:hAnsi="Aptos"/>
+        </w:rPr>
+        <w:t xml:space="preserve">    - data collection and normalization  </w:t>
+      </w:r>
+    </w:p>
+    <w:p>
+      <w:pPr>
+        <w:pStyle w:val="NormalWeb"/>
+        <w:spacing w:before="0" w:beforeAutospacing="0" w:after="0" w:afterAutospacing="0"/>
+        <w:rPr>
+          <w:rFonts w:ascii="Aptos" w:hAnsi="Aptos"/>
+        </w:rPr>
+      </w:pPr>
+      <w:r>
+        <w:rPr>
+          <w:rFonts w:ascii="Aptos" w:hAnsi="Aptos"/>
+        </w:rPr>
+        <w:t xml:space="preserve">    - listens to raw events coming from various source systems </w:t>
+      </w:r>
+      <w:proofErr w:type="gramStart"/>
+      <w:r>
+        <w:rPr>
+          <w:rFonts w:ascii="Aptos" w:hAnsi="Aptos"/>
+        </w:rPr>
+        <w:t>( account</w:t>
+      </w:r>
+      <w:proofErr w:type="gramEnd"/>
+      <w:r>
+        <w:rPr>
+          <w:rFonts w:ascii="Aptos" w:hAnsi="Aptos"/>
+        </w:rPr>
+        <w:t xml:space="preserve"> </w:t>
+      </w:r>
+      <w:proofErr w:type="gramStart"/>
+      <w:r>
+        <w:rPr>
+          <w:rFonts w:ascii="Aptos" w:hAnsi="Aptos"/>
+        </w:rPr>
+        <w:t>updates ,</w:t>
+      </w:r>
+      <w:proofErr w:type="gramEnd"/>
+      <w:r>
+        <w:rPr>
+          <w:rFonts w:ascii="Aptos" w:hAnsi="Aptos"/>
+        </w:rPr>
+        <w:t xml:space="preserve"> trip </w:t>
+      </w:r>
+      <w:proofErr w:type="gramStart"/>
+      <w:r>
+        <w:rPr>
+          <w:rFonts w:ascii="Aptos" w:hAnsi="Aptos"/>
+        </w:rPr>
+        <w:t>records )</w:t>
+      </w:r>
+      <w:proofErr w:type="gramEnd"/>
+      <w:r>
+        <w:rPr>
+          <w:rFonts w:ascii="Aptos" w:hAnsi="Aptos"/>
+        </w:rPr>
+        <w:t xml:space="preserve"> </w:t>
+      </w:r>
+    </w:p>
+    <w:p>
+      <w:pPr>
+        <w:pStyle w:val="NormalWeb"/>
+        <w:spacing w:before="0" w:beforeAutospacing="0" w:after="0" w:afterAutospacing="0"/>
+        <w:rPr>
+          <w:rFonts w:ascii="Aptos" w:hAnsi="Aptos"/>
+        </w:rPr>
+      </w:pPr>
+      <w:r>
+        <w:rPr>
+          <w:rFonts w:ascii="Aptos" w:hAnsi="Aptos"/>
+        </w:rPr>
+        <w:t xml:space="preserve">    -  transforms them into a standardized "Identity" format &amp; publishes those cleaned records to a central Kafka topic.</w:t>
+      </w:r>
+    </w:p>
+    <w:p>
+      <w:pPr>
+        <w:pStyle w:val="NormalWeb"/>
+        <w:spacing w:before="0" w:beforeAutospacing="0" w:after="0" w:afterAutospacing="0"/>
+        <w:rPr>
+          <w:rFonts w:ascii="Aptos" w:hAnsi="Aptos"/>
+        </w:rPr>
+      </w:pPr>
+      <w:r>
+        <w:rPr>
+          <w:rFonts w:ascii="Aptos" w:hAnsi="Aptos"/>
+        </w:rPr>
+        <w:t> </w:t>
+      </w:r>
+    </w:p>
+    <w:p>
+      <w:pPr>
+        <w:pStyle w:val="NormalWeb"/>
+        <w:spacing w:before="0" w:beforeAutospacing="0" w:after="0" w:afterAutospacing="0"/>
+        <w:rPr>
+          <w:rFonts w:ascii="Aptos" w:hAnsi="Aptos"/>
+        </w:rPr>
+      </w:pPr>
+      <w:r>
+        <w:rPr>
+          <w:rFonts w:ascii="Aptos" w:hAnsi="Aptos"/>
+        </w:rPr>
+        <w:lastRenderedPageBreak/>
+        <w:t>2) resolution-</w:t>
+      </w:r>
+      <w:proofErr w:type="gramStart"/>
+      <w:r>
+        <w:rPr>
+          <w:rFonts w:ascii="Aptos" w:hAnsi="Aptos"/>
+        </w:rPr>
+        <w:t>service  :</w:t>
+      </w:r>
+      <w:proofErr w:type="gramEnd"/>
+    </w:p>
+    <w:p>
+      <w:pPr>
+        <w:pStyle w:val="NormalWeb"/>
+        <w:spacing w:before="0" w:beforeAutospacing="0" w:after="0" w:afterAutospacing="0"/>
+        <w:rPr>
+          <w:rFonts w:ascii="Aptos" w:hAnsi="Aptos"/>
+        </w:rPr>
+      </w:pPr>
+      <w:r>
+        <w:rPr>
+          <w:rFonts w:ascii="Aptos" w:hAnsi="Aptos"/>
+        </w:rPr>
+        <w:t> </w:t>
+      </w:r>
+    </w:p>
+    <w:p>
+      <w:pPr>
+        <w:pStyle w:val="NormalWeb"/>
+        <w:spacing w:before="0" w:beforeAutospacing="0" w:after="0" w:afterAutospacing="0"/>
+        <w:rPr>
+          <w:rFonts w:ascii="Aptos" w:hAnsi="Aptos"/>
+        </w:rPr>
+      </w:pPr>
+      <w:r>
+        <w:rPr>
+          <w:rFonts w:ascii="Aptos" w:hAnsi="Aptos"/>
+        </w:rPr>
+        <w:t xml:space="preserve">   -  figures out "is this the same customer we already know about?"</w:t>
+      </w:r>
+    </w:p>
+    <w:p>
+      <w:pPr>
+        <w:pStyle w:val="NormalWeb"/>
+        <w:spacing w:before="0" w:beforeAutospacing="0" w:after="0" w:afterAutospacing="0"/>
+        <w:rPr>
+          <w:rFonts w:ascii="Aptos" w:hAnsi="Aptos"/>
+        </w:rPr>
+      </w:pPr>
+      <w:r>
+        <w:rPr>
+          <w:rFonts w:ascii="Aptos" w:hAnsi="Aptos"/>
+        </w:rPr>
+        <w:t xml:space="preserve">   -  matching and merging.</w:t>
+      </w:r>
+    </w:p>
+    <w:p>
+      <w:pPr>
+        <w:pStyle w:val="NormalWeb"/>
+        <w:spacing w:before="0" w:beforeAutospacing="0" w:after="0" w:afterAutospacing="0"/>
+        <w:rPr>
+          <w:rFonts w:ascii="Aptos" w:hAnsi="Aptos"/>
+        </w:rPr>
+      </w:pPr>
+      <w:r>
+        <w:rPr>
+          <w:rFonts w:ascii="Aptos" w:hAnsi="Aptos"/>
+        </w:rPr>
+        <w:t xml:space="preserve">   -  consolidates the profile per customer across all their systems.</w:t>
+      </w:r>
+    </w:p>
+    <w:p>
+      <w:pPr>
+        <w:rPr>
+          <w:lang w:val="en-US"/>
+        </w:rPr>
+      </w:pPr>
+    </w:p>
+    <w:p>
+      <w:pPr>
+        <w:pStyle w:val="NormalWeb"/>
+        <w:spacing w:before="0" w:beforeAutospacing="0" w:after="0" w:afterAutospacing="0"/>
+        <w:rPr>
+          <w:rFonts w:ascii="Aptos" w:hAnsi="Aptos"/>
+        </w:rPr>
+      </w:pPr>
+      <w:r>
+        <w:rPr>
+          <w:rFonts w:ascii="Aptos" w:hAnsi="Aptos"/>
+        </w:rPr>
+        <w:t> </w:t>
+      </w:r>
+    </w:p>
+    <w:p>
+      <w:pPr>
+        <w:pStyle w:val="NormalWeb"/>
+        <w:spacing w:before="0" w:beforeAutospacing="0" w:after="0" w:afterAutospacing="0"/>
+        <w:rPr>
+          <w:rFonts w:ascii="Aptos" w:hAnsi="Aptos"/>
+        </w:rPr>
+      </w:pPr>
+      <w:r>
+        <w:rPr>
+          <w:rFonts w:ascii="Aptos" w:hAnsi="Aptos"/>
+          <w:b/>
+          <w:bCs/>
+        </w:rPr>
+        <w:t xml:space="preserve">Technical </w:t>
+      </w:r>
+      <w:proofErr w:type="gramStart"/>
+      <w:r>
+        <w:rPr>
+          <w:rFonts w:ascii="Aptos" w:hAnsi="Aptos"/>
+          <w:b/>
+          <w:bCs/>
+        </w:rPr>
+        <w:t>architecture :</w:t>
+      </w:r>
+      <w:proofErr w:type="gramEnd"/>
+    </w:p>
+    <w:p>
+      <w:pPr>
+        <w:rPr>
+          <w:lang w:val="en-US"/>
+        </w:rPr>
+      </w:pPr>
+      <w:r>
+        <w:rPr>
+          <w:rFonts w:ascii="Aptos" w:hAnsi="Aptos"/>
+          <w:noProof/>
+        </w:rPr>
+        <w:drawing>
+          <wp:inline distT="0" distB="0" distL="0" distR="0" wp14:anchorId="256067E3" wp14:editId="29D6BA70">
+            <wp:extent cx="5731510" cy="2722880"/>
+            <wp:effectExtent l="0" t="0" r="0" b="0"/>
+            <wp:docPr id="408524341" name="Picture 2" descr="aws &#10;Customer Model Foundation Services (CMFS) &#10;SRE/Replay &#10;Cloudwatch &#10;WAF &#10;1 &#10;00 &#10;Metadata &amp; Config &#10;Confluent &#10;000 &#10;000 &#10;Schema Registry &#10;4 &#10;Confluent &#10;Loyalty &#10;Audit Internal &#10;Audit Log Lambda &#10;Enterprise Topi &#10;Audit Data &#10;Topic &#10;Email &amp; Push Notification &#10;Subscription &#10;Account &#10;2 &#10;Internal Topic &#10;Schema Registry &#10;Identity &#10;Enterprise Topic &#10;Identity Source Processor &#10;Identity &#10;Reservation &#10;Enterprise Topi &#10;Identity Resolution Service &#10;Identity Object Store &#10;Conflicts/Exceptions &#10;Trip &#10;Internal Topic &#10;Ticket &#10;3 &#10;Enterprise Topic &#10;ג &#10;DASH &#10;ETO Support &#10;Raw Event Lambda &#10;Identity Internal Raw &#10;Legend &#10;E &#10;Confluent &#10;Existing &#10;New &#10;Modified &#10;Schema Registry &#10;Identity &#10;Internal Topic "/>
+            <wp:cNvGraphicFramePr>
+              <a:graphicFrameLocks xmlns:a="http://schemas.openxmlformats.org/drawingml/2006/main" noChangeAspect="1"/>
+            </wp:cNvGraphicFramePr>
+            <a:graphic xmlns:a="http://schemas.openxmlformats.org/drawingml/2006/main">
+              <a:graphicData uri="http://schemas.openxmlformats.org/drawingml/2006/picture">
+                <pic:pic xmlns:pic="http://schemas.openxmlformats.org/drawingml/2006/picture">
+                  <pic:nvPicPr>
+                    <pic:cNvPr id="0" name="Picture 6" descr="aws &#10;Customer Model Foundation Services (CMFS) &#10;SRE/Replay &#10;Cloudwatch &#10;WAF &#10;1 &#10;00 &#10;Metadata &amp; Config &#10;Confluent &#10;000 &#10;000 &#10;Schema Registry &#10;4 &#10;Confluent &#10;Loyalty &#10;Audit Internal &#10;Audit Log Lambda &#10;Enterprise Topi &#10;Audit Data &#10;Topic &#10;Email &amp; Push Notification &#10;Subscription &#10;Account &#10;2 &#10;Internal Topic &#10;Schema Registry &#10;Identity &#10;Enterprise Topic &#10;Identity Source Processor &#10;Identity &#10;Reservation &#10;Enterprise Topi &#10;Identity Resolution Service &#10;Identity Object Store &#10;Conflicts/Exceptions &#10;Trip &#10;Internal Topic &#10;Ticket &#10;3 &#10;Enterprise Topic &#10;ג &#10;DASH &#10;ETO Support &#10;Raw Event Lambda &#10;Identity Internal Raw &#10;Legend &#10;E &#10;Confluent &#10;Existing &#10;New &#10;Modified &#10;Schema Registry &#10;Identity &#10;Internal Topic "/>
+                    <pic:cNvPicPr>
+                      <a:picLocks noChangeAspect="1" noChangeArrowheads="1"/>
+                    </pic:cNvPicPr>
+                  </pic:nvPicPr>
+                  <pic:blipFill>
+                    <a:blip r:embed="rId6" cstate="print">
+                      <a:extLst>
+                        <a:ext uri="{28A0092B-C50C-407E-A947-70E740481C1C}">
+                          <a14:useLocalDpi xmlns:a14="http://schemas.microsoft.com/office/drawing/2010/main" val="0"/>
+                        </a:ext>
+                      </a:extLst>
+                    </a:blip>
+                    <a:srcRect/>
+                    <a:stretch>
+                      <a:fillRect/>
+                    </a:stretch>
+                  </pic:blipFill>
+                  <pic:spPr bwMode="auto">
+                    <a:xfrm>
+                      <a:off x="0" y="0"/>
+                      <a:ext cx="5731510" cy="2722880"/>
+                    </a:xfrm>
+                    <a:prstGeom prst="rect">
+                      <a:avLst/>
+                    </a:prstGeom>
+                    <a:noFill/>
+                    <a:ln>
+                      <a:noFill/>
+                    </a:ln>
+                  </pic:spPr>
+                </pic:pic>
+              </a:graphicData>
+            </a:graphic>
+          </wp:inline>
+        </w:drawing>
+      </w:r>
+    </w:p>
+    <w:p>
+      <w:pPr>
+        <w:rPr>
+          <w:lang w:val="en-US"/>
+        </w:rPr>
+      </w:pPr>
+    </w:p>
+    <w:p>
+      <w:pPr>
+        <w:pStyle w:val="NormalWeb"/>
+        <w:spacing w:before="0" w:beforeAutospacing="0" w:after="0" w:afterAutospacing="0"/>
+        <w:rPr>
+          <w:rFonts w:ascii="Aptos" w:hAnsi="Aptos"/>
+        </w:rPr>
+      </w:pPr>
+      <w:r>
+        <w:rPr>
+          <w:rFonts w:ascii="Aptos" w:hAnsi="Aptos"/>
+        </w:rPr>
+        <w:t xml:space="preserve">It is a </w:t>
+      </w:r>
+      <w:proofErr w:type="gramStart"/>
+      <w:r>
+        <w:rPr>
+          <w:rFonts w:ascii="Aptos" w:hAnsi="Aptos"/>
+        </w:rPr>
+        <w:t>Kafka  event</w:t>
+      </w:r>
+      <w:proofErr w:type="gramEnd"/>
+      <w:r>
+        <w:rPr>
+          <w:rFonts w:ascii="Aptos" w:hAnsi="Aptos"/>
+        </w:rPr>
+        <w:t xml:space="preserve"> driven and cloud native microservices </w:t>
+      </w:r>
+      <w:proofErr w:type="gramStart"/>
+      <w:r>
+        <w:rPr>
+          <w:rFonts w:ascii="Aptos" w:hAnsi="Aptos"/>
+        </w:rPr>
+        <w:t>architecture ,</w:t>
+      </w:r>
+      <w:proofErr w:type="gramEnd"/>
+      <w:r>
+        <w:rPr>
+          <w:rFonts w:ascii="Aptos" w:hAnsi="Aptos"/>
+        </w:rPr>
+        <w:t xml:space="preserve"> </w:t>
+      </w:r>
+      <w:proofErr w:type="gramStart"/>
+      <w:r>
+        <w:rPr>
+          <w:rFonts w:ascii="Aptos" w:hAnsi="Aptos"/>
+        </w:rPr>
+        <w:t>where</w:t>
+      </w:r>
+      <w:proofErr w:type="gramEnd"/>
+      <w:r>
+        <w:rPr>
+          <w:rFonts w:ascii="Aptos" w:hAnsi="Aptos"/>
+        </w:rPr>
+        <w:t xml:space="preserve"> </w:t>
+      </w:r>
+    </w:p>
+    <w:p>
+      <w:pPr>
+        <w:pStyle w:val="NormalWeb"/>
+        <w:spacing w:before="0" w:beforeAutospacing="0" w:after="0" w:afterAutospacing="0"/>
+        <w:rPr>
+          <w:rFonts w:ascii="Aptos" w:hAnsi="Aptos"/>
+        </w:rPr>
+      </w:pPr>
+      <w:r>
+        <w:rPr>
+          <w:rFonts w:ascii="Aptos" w:hAnsi="Aptos"/>
+        </w:rPr>
+        <w:t> </w:t>
+      </w:r>
+    </w:p>
+    <w:p>
+      <w:pPr>
+        <w:pStyle w:val="NormalWeb"/>
+        <w:spacing w:before="0" w:beforeAutospacing="0" w:after="0" w:afterAutospacing="0"/>
+        <w:rPr>
+          <w:rFonts w:ascii="Aptos" w:hAnsi="Aptos"/>
+        </w:rPr>
+      </w:pPr>
+      <w:r>
+        <w:rPr>
+          <w:rFonts w:ascii="Aptos" w:hAnsi="Aptos"/>
+        </w:rPr>
+        <w:t xml:space="preserve">We get customer related information </w:t>
+      </w:r>
+      <w:proofErr w:type="gramStart"/>
+      <w:r>
+        <w:rPr>
+          <w:rFonts w:ascii="Aptos" w:hAnsi="Aptos"/>
+        </w:rPr>
+        <w:t>( trip</w:t>
+      </w:r>
+      <w:proofErr w:type="gramEnd"/>
+      <w:r>
+        <w:rPr>
+          <w:rFonts w:ascii="Aptos" w:hAnsi="Aptos"/>
+        </w:rPr>
+        <w:t xml:space="preserve"> , </w:t>
+      </w:r>
+      <w:proofErr w:type="gramStart"/>
+      <w:r>
+        <w:rPr>
+          <w:rFonts w:ascii="Aptos" w:hAnsi="Aptos"/>
+        </w:rPr>
+        <w:t>account )</w:t>
+      </w:r>
+      <w:proofErr w:type="gramEnd"/>
+      <w:r>
+        <w:rPr>
+          <w:rFonts w:ascii="Aptos" w:hAnsi="Aptos"/>
+        </w:rPr>
+        <w:t xml:space="preserve"> from upstream systems </w:t>
+      </w:r>
+      <w:proofErr w:type="spellStart"/>
+      <w:r>
+        <w:rPr>
+          <w:rFonts w:ascii="Aptos" w:hAnsi="Aptos"/>
+        </w:rPr>
+        <w:t>kafka</w:t>
+      </w:r>
+      <w:proofErr w:type="spellEnd"/>
+      <w:r>
+        <w:rPr>
+          <w:rFonts w:ascii="Aptos" w:hAnsi="Aptos"/>
+        </w:rPr>
+        <w:t xml:space="preserve"> topics which will get consumed by the microservices.   </w:t>
+      </w:r>
+    </w:p>
+    <w:p>
+      <w:pPr>
+        <w:pStyle w:val="NormalWeb"/>
+        <w:spacing w:before="0" w:beforeAutospacing="0" w:after="0" w:afterAutospacing="0"/>
+        <w:rPr>
+          <w:rFonts w:ascii="Aptos" w:hAnsi="Aptos"/>
+        </w:rPr>
+      </w:pPr>
+      <w:r>
+        <w:rPr>
+          <w:rFonts w:ascii="Aptos" w:hAnsi="Aptos"/>
+        </w:rPr>
+        <w:t> </w:t>
+      </w:r>
+    </w:p>
+    <w:p>
+      <w:pPr>
+        <w:pStyle w:val="NormalWeb"/>
+        <w:spacing w:before="0" w:beforeAutospacing="0" w:after="0" w:afterAutospacing="0"/>
+        <w:rPr>
+          <w:rFonts w:ascii="Aptos" w:hAnsi="Aptos"/>
+        </w:rPr>
+      </w:pPr>
+      <w:r>
+        <w:rPr>
+          <w:rFonts w:ascii="Aptos" w:hAnsi="Aptos"/>
+        </w:rPr>
+        <w:t> </w:t>
+      </w:r>
+    </w:p>
+    <w:p>
+      <w:pPr>
+        <w:pStyle w:val="NormalWeb"/>
+        <w:spacing w:before="0" w:beforeAutospacing="0" w:after="0" w:afterAutospacing="0"/>
+        <w:rPr>
+          <w:rFonts w:ascii="Aptos" w:hAnsi="Aptos"/>
+        </w:rPr>
+      </w:pPr>
+      <w:r>
+        <w:rPr>
+          <w:rFonts w:ascii="Aptos" w:hAnsi="Aptos"/>
+          <w:b/>
+          <w:bCs/>
+        </w:rPr>
+        <w:t xml:space="preserve">Throughput </w:t>
+      </w:r>
+      <w:proofErr w:type="gramStart"/>
+      <w:r>
+        <w:rPr>
+          <w:rFonts w:ascii="Aptos" w:hAnsi="Aptos"/>
+          <w:b/>
+          <w:bCs/>
+        </w:rPr>
+        <w:t>estimate :</w:t>
+      </w:r>
+      <w:proofErr w:type="gramEnd"/>
+    </w:p>
+    <w:p>
+      <w:pPr>
+        <w:pStyle w:val="NormalWeb"/>
+        <w:spacing w:before="0" w:beforeAutospacing="0" w:after="0" w:afterAutospacing="0"/>
+        <w:rPr>
+          <w:rFonts w:ascii="Aptos" w:hAnsi="Aptos"/>
+        </w:rPr>
+      </w:pPr>
+      <w:r>
+        <w:rPr>
+          <w:rFonts w:ascii="Aptos" w:hAnsi="Aptos"/>
+        </w:rPr>
+        <w:t> </w:t>
+      </w:r>
+    </w:p>
+    <w:p>
+      <w:pPr>
+        <w:pStyle w:val="NormalWeb"/>
+        <w:spacing w:before="0" w:beforeAutospacing="0" w:after="0" w:afterAutospacing="0"/>
+        <w:rPr>
+          <w:rFonts w:ascii="Aptos" w:hAnsi="Aptos"/>
+        </w:rPr>
+      </w:pPr>
+      <w:r>
+        <w:rPr>
+          <w:rFonts w:ascii="Aptos" w:hAnsi="Aptos"/>
+        </w:rPr>
+        <w:t xml:space="preserve">The polling interval is 1 </w:t>
+      </w:r>
+      <w:proofErr w:type="gramStart"/>
+      <w:r>
+        <w:rPr>
+          <w:rFonts w:ascii="Aptos" w:hAnsi="Aptos"/>
+        </w:rPr>
+        <w:t>sec ,</w:t>
+      </w:r>
+      <w:proofErr w:type="gramEnd"/>
+      <w:r>
+        <w:rPr>
+          <w:rFonts w:ascii="Aptos" w:hAnsi="Aptos"/>
+        </w:rPr>
+        <w:t xml:space="preserve"> and the batch size is 200 records/poll.</w:t>
+      </w:r>
+    </w:p>
+    <w:p>
+      <w:pPr>
+        <w:pStyle w:val="NormalWeb"/>
+        <w:spacing w:before="0" w:beforeAutospacing="0" w:after="0" w:afterAutospacing="0"/>
+        <w:rPr>
+          <w:rFonts w:ascii="Aptos" w:hAnsi="Aptos"/>
+        </w:rPr>
+      </w:pPr>
+      <w:r>
+        <w:rPr>
+          <w:rFonts w:ascii="Aptos" w:hAnsi="Aptos"/>
+        </w:rPr>
+        <w:t> </w:t>
+      </w:r>
+    </w:p>
+    <w:p>
+      <w:pPr>
+        <w:pStyle w:val="NormalWeb"/>
+        <w:spacing w:before="0" w:beforeAutospacing="0" w:after="0" w:afterAutospacing="0"/>
+        <w:rPr>
+          <w:rFonts w:ascii="Aptos" w:hAnsi="Aptos"/>
+        </w:rPr>
+      </w:pPr>
+      <w:proofErr w:type="gramStart"/>
+      <w:r>
+        <w:rPr>
+          <w:rFonts w:ascii="Aptos" w:hAnsi="Aptos"/>
+        </w:rPr>
+        <w:t>so</w:t>
+      </w:r>
+      <w:proofErr w:type="gramEnd"/>
+      <w:r>
+        <w:rPr>
+          <w:rFonts w:ascii="Aptos" w:hAnsi="Aptos"/>
+        </w:rPr>
+        <w:t xml:space="preserve"> under the sustained </w:t>
+      </w:r>
+      <w:proofErr w:type="gramStart"/>
+      <w:r>
+        <w:rPr>
+          <w:rFonts w:ascii="Aptos" w:hAnsi="Aptos"/>
+        </w:rPr>
+        <w:t>load ,</w:t>
+      </w:r>
+      <w:proofErr w:type="gramEnd"/>
+      <w:r>
+        <w:rPr>
+          <w:rFonts w:ascii="Aptos" w:hAnsi="Aptos"/>
+        </w:rPr>
+        <w:t xml:space="preserve"> it would be 200 records per service instance </w:t>
+      </w:r>
+      <w:proofErr w:type="gramStart"/>
+      <w:r>
+        <w:rPr>
+          <w:rFonts w:ascii="Aptos" w:hAnsi="Aptos"/>
+        </w:rPr>
+        <w:t>( ECS</w:t>
+      </w:r>
+      <w:proofErr w:type="gramEnd"/>
+      <w:r>
+        <w:rPr>
+          <w:rFonts w:ascii="Aptos" w:hAnsi="Aptos"/>
+        </w:rPr>
+        <w:t xml:space="preserve"> </w:t>
+      </w:r>
+      <w:proofErr w:type="gramStart"/>
+      <w:r>
+        <w:rPr>
+          <w:rFonts w:ascii="Aptos" w:hAnsi="Aptos"/>
+        </w:rPr>
+        <w:t>task )</w:t>
+      </w:r>
+      <w:proofErr w:type="gramEnd"/>
+    </w:p>
+    <w:p>
+      <w:pPr>
+        <w:pStyle w:val="NormalWeb"/>
+        <w:spacing w:before="0" w:beforeAutospacing="0" w:after="0" w:afterAutospacing="0"/>
+        <w:rPr>
+          <w:rFonts w:ascii="Aptos" w:hAnsi="Aptos"/>
+        </w:rPr>
+      </w:pPr>
+      <w:r>
+        <w:rPr>
+          <w:rFonts w:ascii="Aptos" w:hAnsi="Aptos"/>
+        </w:rPr>
+        <w:t> </w:t>
+      </w:r>
+    </w:p>
+    <w:p>
+      <w:pPr>
+        <w:pStyle w:val="NormalWeb"/>
+        <w:spacing w:before="0" w:beforeAutospacing="0" w:after="0" w:afterAutospacing="0"/>
+        <w:rPr>
+          <w:rFonts w:ascii="Aptos" w:hAnsi="Aptos"/>
+        </w:rPr>
+      </w:pPr>
+      <w:r>
+        <w:rPr>
+          <w:rFonts w:ascii="Aptos" w:hAnsi="Aptos"/>
+        </w:rPr>
+        <w:t xml:space="preserve">At </w:t>
+      </w:r>
+      <w:proofErr w:type="gramStart"/>
+      <w:r>
+        <w:rPr>
+          <w:rFonts w:ascii="Aptos" w:hAnsi="Aptos"/>
+        </w:rPr>
+        <w:t>prod ,</w:t>
+      </w:r>
+      <w:proofErr w:type="gramEnd"/>
+      <w:r>
+        <w:rPr>
+          <w:rFonts w:ascii="Aptos" w:hAnsi="Aptos"/>
+        </w:rPr>
+        <w:t xml:space="preserve"> auto scaling is </w:t>
+      </w:r>
+      <w:proofErr w:type="gramStart"/>
+      <w:r>
+        <w:rPr>
+          <w:rFonts w:ascii="Aptos" w:hAnsi="Aptos"/>
+        </w:rPr>
+        <w:t>enabled ,</w:t>
+      </w:r>
+      <w:proofErr w:type="gramEnd"/>
+      <w:r>
+        <w:rPr>
+          <w:rFonts w:ascii="Aptos" w:hAnsi="Aptos"/>
+        </w:rPr>
+        <w:t xml:space="preserve"> so it would be ~ 10 instances of the </w:t>
+      </w:r>
+      <w:proofErr w:type="gramStart"/>
+      <w:r>
+        <w:rPr>
+          <w:rFonts w:ascii="Aptos" w:hAnsi="Aptos"/>
+        </w:rPr>
+        <w:t>service ,</w:t>
+      </w:r>
+      <w:proofErr w:type="gramEnd"/>
+      <w:r>
+        <w:rPr>
+          <w:rFonts w:ascii="Aptos" w:hAnsi="Aptos"/>
+        </w:rPr>
+        <w:t xml:space="preserve"> which is 2k records per second.</w:t>
+      </w:r>
+    </w:p>
+    <w:p>
+      <w:pPr>
+        <w:pStyle w:val="NormalWeb"/>
+        <w:spacing w:before="0" w:beforeAutospacing="0" w:after="0" w:afterAutospacing="0"/>
+        <w:rPr>
+          <w:rFonts w:ascii="Aptos" w:hAnsi="Aptos"/>
+        </w:rPr>
+      </w:pPr>
+      <w:r>
+        <w:rPr>
+          <w:rFonts w:ascii="Aptos" w:hAnsi="Aptos"/>
+        </w:rPr>
+        <w:t> </w:t>
+      </w:r>
+    </w:p>
+    <w:p>
+      <w:pPr>
+        <w:pStyle w:val="NormalWeb"/>
+        <w:spacing w:before="0" w:beforeAutospacing="0" w:after="0" w:afterAutospacing="0"/>
+        <w:rPr>
+          <w:rFonts w:ascii="Aptos" w:hAnsi="Aptos"/>
+        </w:rPr>
+      </w:pPr>
+      <w:r>
+        <w:rPr>
+          <w:rFonts w:ascii="Aptos" w:hAnsi="Aptos"/>
+        </w:rPr>
+        <w:t> </w:t>
+      </w:r>
+    </w:p>
+    <w:p>
+      <w:pPr>
+        <w:pStyle w:val="NormalWeb"/>
+        <w:spacing w:before="0" w:beforeAutospacing="0" w:after="0" w:afterAutospacing="0"/>
+        <w:rPr>
+          <w:rFonts w:ascii="Aptos" w:hAnsi="Aptos"/>
+        </w:rPr>
+      </w:pPr>
+    </w:p>
+    <w:p>
+      <w:pPr>
+        <w:pStyle w:val="NormalWeb"/>
+        <w:spacing w:before="0" w:beforeAutospacing="0" w:after="0" w:afterAutospacing="0"/>
+        <w:rPr>
+          <w:rFonts w:ascii="Aptos" w:hAnsi="Aptos"/>
+        </w:rPr>
+      </w:pPr>
+    </w:p>
+    <w:p>
+      <w:pPr>
+        <w:pStyle w:val="NormalWeb"/>
+        <w:spacing w:before="0" w:beforeAutospacing="0" w:after="0" w:afterAutospacing="0"/>
+        <w:rPr>
+          <w:rFonts w:ascii="Aptos" w:hAnsi="Aptos"/>
+        </w:rPr>
+      </w:pPr>
+    </w:p>
+    <w:p>
+      <w:pPr>
+        <w:pStyle w:val="NormalWeb"/>
+        <w:spacing w:before="0" w:beforeAutospacing="0" w:after="0" w:afterAutospacing="0"/>
+        <w:rPr>
+          <w:rFonts w:ascii="Aptos" w:hAnsi="Aptos"/>
+        </w:rPr>
+      </w:pPr>
+    </w:p>
+    <w:p>
+      <w:pPr>
+        <w:pStyle w:val="NormalWeb"/>
+        <w:spacing w:before="0" w:beforeAutospacing="0" w:after="0" w:afterAutospacing="0"/>
+        <w:rPr>
+          <w:rFonts w:ascii="Aptos" w:hAnsi="Aptos"/>
+        </w:rPr>
+      </w:pPr>
+    </w:p>
+    <w:p>
+      <w:pPr>
+        <w:pStyle w:val="NormalWeb"/>
+        <w:spacing w:before="0" w:beforeAutospacing="0" w:after="0" w:afterAutospacing="0"/>
+        <w:rPr>
+          <w:rFonts w:ascii="Aptos" w:hAnsi="Aptos"/>
+        </w:rPr>
+      </w:pPr>
+    </w:p>
+    <w:p>
+      <w:pPr>
+        <w:pStyle w:val="NormalWeb"/>
+        <w:spacing w:before="0" w:beforeAutospacing="0" w:after="0" w:afterAutospacing="0"/>
+        <w:rPr>
+          <w:rFonts w:ascii="Aptos" w:hAnsi="Aptos"/>
+        </w:rPr>
+      </w:pPr>
+      <w:r>
+        <w:rPr>
+          <w:rFonts w:ascii="Aptos" w:hAnsi="Aptos"/>
+          <w:b/>
+          <w:bCs/>
+          <w:u w:val="single"/>
+        </w:rPr>
+        <w:lastRenderedPageBreak/>
+        <w:t xml:space="preserve">Architecture </w:t>
+      </w:r>
+    </w:p>
+    <w:p>
+      <w:pPr>
+        <w:pStyle w:val="NormalWeb"/>
+        <w:spacing w:before="0" w:beforeAutospacing="0" w:after="0" w:afterAutospacing="0"/>
+        <w:rPr>
+          <w:rFonts w:ascii="Aptos" w:hAnsi="Aptos"/>
+        </w:rPr>
+      </w:pPr>
+    </w:p>
+    <w:p>
+      <w:pPr>
+        <w:pStyle w:val="NormalWeb"/>
+        <w:spacing w:before="0" w:beforeAutospacing="0" w:after="0" w:afterAutospacing="0"/>
+        <w:rPr>
+          <w:rFonts w:ascii="Aptos" w:hAnsi="Aptos"/>
+        </w:rPr>
+      </w:pPr>
+      <w:r>
+        <w:rPr>
+          <w:rFonts w:ascii="Aptos" w:hAnsi="Aptos"/>
+        </w:rPr>
+        <w:t xml:space="preserve">DB - Postgres RDS instance </w:t>
+      </w:r>
+      <w:proofErr w:type="gramStart"/>
+      <w:r>
+        <w:rPr>
+          <w:rFonts w:ascii="Aptos" w:hAnsi="Aptos"/>
+        </w:rPr>
+        <w:t>where ,</w:t>
+      </w:r>
+      <w:proofErr w:type="gramEnd"/>
+      <w:r>
+        <w:rPr>
+          <w:rFonts w:ascii="Aptos" w:hAnsi="Aptos"/>
+        </w:rPr>
+        <w:t xml:space="preserve"> customer related bundles / token </w:t>
+      </w:r>
+      <w:proofErr w:type="gramStart"/>
+      <w:r>
+        <w:rPr>
+          <w:rFonts w:ascii="Aptos" w:hAnsi="Aptos"/>
+        </w:rPr>
+        <w:t>are</w:t>
+      </w:r>
+      <w:proofErr w:type="gramEnd"/>
+      <w:r>
+        <w:rPr>
+          <w:rFonts w:ascii="Aptos" w:hAnsi="Aptos"/>
+        </w:rPr>
+        <w:t xml:space="preserve"> stored.</w:t>
+      </w:r>
+    </w:p>
+    <w:p>
+      <w:pPr>
+        <w:pStyle w:val="NormalWeb"/>
+        <w:spacing w:before="0" w:beforeAutospacing="0" w:after="0" w:afterAutospacing="0"/>
+        <w:rPr>
+          <w:rFonts w:ascii="Aptos" w:hAnsi="Aptos"/>
+        </w:rPr>
+      </w:pPr>
+      <w:r>
+        <w:rPr>
+          <w:rFonts w:ascii="Aptos" w:hAnsi="Aptos"/>
+        </w:rPr>
+        <w:t> </w:t>
+      </w:r>
+    </w:p>
+    <w:p>
+      <w:pPr>
+        <w:pStyle w:val="NormalWeb"/>
+        <w:spacing w:before="0" w:beforeAutospacing="0" w:after="0" w:afterAutospacing="0"/>
+        <w:rPr>
+          <w:rFonts w:ascii="Aptos" w:hAnsi="Aptos"/>
+        </w:rPr>
+      </w:pPr>
+      <w:r>
+        <w:rPr>
+          <w:rFonts w:ascii="Aptos" w:hAnsi="Aptos"/>
+        </w:rPr>
+        <w:t xml:space="preserve">Audit - S3 bucket </w:t>
+      </w:r>
+      <w:proofErr w:type="gramStart"/>
+      <w:r>
+        <w:rPr>
+          <w:rFonts w:ascii="Aptos" w:hAnsi="Aptos"/>
+        </w:rPr>
+        <w:t>( A</w:t>
+      </w:r>
+      <w:proofErr w:type="gramEnd"/>
+      <w:r>
+        <w:rPr>
+          <w:rFonts w:ascii="Aptos" w:hAnsi="Aptos"/>
+        </w:rPr>
+        <w:t xml:space="preserve"> lambda uploads to the # S</w:t>
+      </w:r>
+      <w:proofErr w:type="gramStart"/>
+      <w:r>
+        <w:rPr>
+          <w:rFonts w:ascii="Aptos" w:hAnsi="Aptos"/>
+        </w:rPr>
+        <w:t>3 )</w:t>
+      </w:r>
+      <w:proofErr w:type="gramEnd"/>
+      <w:r>
+        <w:rPr>
+          <w:rFonts w:ascii="Aptos" w:hAnsi="Aptos"/>
+        </w:rPr>
+        <w:t>.</w:t>
+      </w:r>
+    </w:p>
+    <w:p>
+      <w:pPr>
+        <w:pStyle w:val="NormalWeb"/>
+        <w:spacing w:before="0" w:beforeAutospacing="0" w:after="0" w:afterAutospacing="0"/>
+        <w:rPr>
+          <w:rFonts w:ascii="Aptos" w:hAnsi="Aptos"/>
+        </w:rPr>
+      </w:pPr>
+      <w:r>
+        <w:rPr>
+          <w:rFonts w:ascii="Aptos" w:hAnsi="Aptos"/>
+        </w:rPr>
+        <w:t> </w:t>
+      </w:r>
+    </w:p>
+    <w:p>
+      <w:pPr>
+        <w:pStyle w:val="NormalWeb"/>
+        <w:spacing w:before="0" w:beforeAutospacing="0" w:after="0" w:afterAutospacing="0"/>
+        <w:rPr>
+          <w:rFonts w:ascii="Aptos" w:hAnsi="Aptos"/>
+        </w:rPr>
+      </w:pPr>
+      <w:r>
+        <w:rPr>
+          <w:rFonts w:ascii="Aptos" w:hAnsi="Aptos"/>
+        </w:rPr>
+        <w:t xml:space="preserve">DynamoDB - For storing the correlation </w:t>
+      </w:r>
+      <w:proofErr w:type="gramStart"/>
+      <w:r>
+        <w:rPr>
+          <w:rFonts w:ascii="Aptos" w:hAnsi="Aptos"/>
+        </w:rPr>
+        <w:t>id's</w:t>
+      </w:r>
+      <w:proofErr w:type="gramEnd"/>
+      <w:r>
+        <w:rPr>
+          <w:rFonts w:ascii="Aptos" w:hAnsi="Aptos"/>
+        </w:rPr>
+        <w:t xml:space="preserve"> of the audited information.</w:t>
+      </w:r>
+    </w:p>
+    <w:p>
+      <w:pPr>
+        <w:pStyle w:val="NormalWeb"/>
+        <w:spacing w:before="0" w:beforeAutospacing="0" w:after="0" w:afterAutospacing="0"/>
+        <w:rPr>
+          <w:rFonts w:ascii="Aptos" w:hAnsi="Aptos"/>
+        </w:rPr>
+      </w:pPr>
+      <w:r>
+        <w:rPr>
+          <w:rFonts w:ascii="Aptos" w:hAnsi="Aptos"/>
+        </w:rPr>
+        <w:t> </w:t>
+      </w:r>
+    </w:p>
+    <w:p>
+      <w:pPr>
+        <w:pStyle w:val="NormalWeb"/>
+        <w:spacing w:before="0" w:beforeAutospacing="0" w:after="0" w:afterAutospacing="0"/>
+        <w:rPr>
+          <w:rFonts w:ascii="Aptos" w:hAnsi="Aptos"/>
+        </w:rPr>
+      </w:pPr>
+      <w:r>
+        <w:rPr>
+          <w:rFonts w:ascii="Aptos" w:hAnsi="Aptos"/>
+        </w:rPr>
+        <w:t xml:space="preserve">DLQ - SQS as DLQ for capturing the failed messages and sending to the DASH </w:t>
+      </w:r>
+      <w:proofErr w:type="gramStart"/>
+      <w:r>
+        <w:rPr>
+          <w:rFonts w:ascii="Aptos" w:hAnsi="Aptos"/>
+        </w:rPr>
+        <w:t>( service</w:t>
+      </w:r>
+      <w:proofErr w:type="gramEnd"/>
+      <w:r>
+        <w:rPr>
+          <w:rFonts w:ascii="Aptos" w:hAnsi="Aptos"/>
+        </w:rPr>
+        <w:t xml:space="preserve"> now portal and email distribution </w:t>
+      </w:r>
+      <w:proofErr w:type="gramStart"/>
+      <w:r>
+        <w:rPr>
+          <w:rFonts w:ascii="Aptos" w:hAnsi="Aptos"/>
+        </w:rPr>
+        <w:t>service )</w:t>
+      </w:r>
+      <w:proofErr w:type="gramEnd"/>
+      <w:r>
+        <w:rPr>
+          <w:rFonts w:ascii="Aptos" w:hAnsi="Aptos"/>
+        </w:rPr>
+        <w:t xml:space="preserve"> .</w:t>
+      </w:r>
+    </w:p>
+    <w:p>
+      <w:pPr>
+        <w:rPr>
+          <w:lang w:val="en-US"/>
+        </w:rPr>
+      </w:pPr>
+    </w:p>
     <w:sectPr>
       <w:pgSz w:w="11906" w:h="16838"/>
       <w:pgMar w:top="1440" w:right="1440" w:bottom="1440" w:left="1440" w:header="708" w:footer="708" w:gutter="0"/>
@@ -12411,6 +14343,155 @@
     </w:lvl>
   </w:abstractNum>
   <w:abstractNum w:abstractNumId="1" w15:restartNumberingAfterBreak="0">
+    <w:nsid w:val="056E69E9"/>
+    <w:multiLevelType w:val="multilevel"/>
+    <w:tmpl w:val="BFAA908C"/>
+    <w:lvl w:ilvl="0">
+      <w:start w:val="1"/>
+      <w:numFmt w:val="bullet"/>
+      <w:lvlText w:val="o"/>
+      <w:lvlJc w:val="left"/>
+      <w:pPr>
+        <w:tabs>
+          <w:tab w:val="num" w:pos="720"/>
+        </w:tabs>
+        <w:ind w:left="720" w:hanging="360"/>
+      </w:pPr>
+      <w:rPr>
+        <w:rFonts w:ascii="Courier New" w:hAnsi="Courier New" w:hint="default"/>
+        <w:sz w:val="20"/>
+      </w:rPr>
+    </w:lvl>
+    <w:lvl w:ilvl="1" w:tentative="1">
+      <w:start w:val="1"/>
+      <w:numFmt w:val="bullet"/>
+      <w:lvlText w:val="o"/>
+      <w:lvlJc w:val="left"/>
+      <w:pPr>
+        <w:tabs>
+          <w:tab w:val="num" w:pos="1440"/>
+        </w:tabs>
+        <w:ind w:left="1440" w:hanging="360"/>
+      </w:pPr>
+      <w:rPr>
+        <w:rFonts w:ascii="Courier New" w:hAnsi="Courier New" w:hint="default"/>
+        <w:sz w:val="20"/>
+      </w:rPr>
+    </w:lvl>
+    <w:lvl w:ilvl="2" w:tentative="1">
+      <w:start w:val="1"/>
+      <w:numFmt w:val="bullet"/>
+      <w:lvlText w:val="o"/>
+      <w:lvlJc w:val="left"/>
+      <w:pPr>
+        <w:tabs>
+          <w:tab w:val="num" w:pos="2160"/>
+        </w:tabs>
+        <w:ind w:left="2160" w:hanging="360"/>
+      </w:pPr>
+      <w:rPr>
+        <w:rFonts w:ascii="Courier New" w:hAnsi="Courier New" w:hint="default"/>
+        <w:sz w:val="20"/>
+      </w:rPr>
+    </w:lvl>
+    <w:lvl w:ilvl="3" w:tentative="1">
+      <w:start w:val="1"/>
+      <w:numFmt w:val="bullet"/>
+      <w:lvlText w:val="o"/>
+      <w:lvlJc w:val="left"/>
+      <w:pPr>
+        <w:tabs>
+          <w:tab w:val="num" w:pos="2880"/>
+        </w:tabs>
+        <w:ind w:left="2880" w:hanging="360"/>
+      </w:pPr>
+      <w:rPr>
+        <w:rFonts w:ascii="Courier New" w:hAnsi="Courier New" w:hint="default"/>
+        <w:sz w:val="20"/>
+      </w:rPr>
+    </w:lvl>
+    <w:lvl w:ilvl="4" w:tentative="1">
+      <w:start w:val="1"/>
+      <w:numFmt w:val="bullet"/>
+      <w:lvlText w:val="o"/>
+      <w:lvlJc w:val="left"/>
+      <w:pPr>
+        <w:tabs>
+          <w:tab w:val="num" w:pos="3600"/>
+        </w:tabs>
+        <w:ind w:left="3600" w:hanging="360"/>
+      </w:pPr>
+      <w:rPr>
+        <w:rFonts w:ascii="Courier New" w:hAnsi="Courier New" w:hint="default"/>
+        <w:sz w:val="20"/>
+      </w:rPr>
+    </w:lvl>
+    <w:lvl w:ilvl="5" w:tentative="1">
+      <w:start w:val="1"/>
+      <w:numFmt w:val="bullet"/>
+      <w:lvlText w:val="o"/>
+      <w:lvlJc w:val="left"/>
+      <w:pPr>
+        <w:tabs>
+          <w:tab w:val="num" w:pos="4320"/>
+        </w:tabs>
+        <w:ind w:left="4320" w:hanging="360"/>
+      </w:pPr>
+      <w:rPr>
+        <w:rFonts w:ascii="Courier New" w:hAnsi="Courier New" w:hint="default"/>
+        <w:sz w:val="20"/>
+      </w:rPr>
+    </w:lvl>
+    <w:lvl w:ilvl="6" w:tentative="1">
+      <w:start w:val="1"/>
+      <w:numFmt w:val="bullet"/>
+      <w:lvlText w:val="o"/>
+      <w:lvlJc w:val="left"/>
+      <w:pPr>
+        <w:tabs>
+          <w:tab w:val="num" w:pos="5040"/>
+        </w:tabs>
+        <w:ind w:left="5040" w:hanging="360"/>
+      </w:pPr>
+      <w:rPr>
+        <w:rFonts w:ascii="Courier New" w:hAnsi="Courier New" w:hint="default"/>
+        <w:sz w:val="20"/>
+      </w:rPr>
+    </w:lvl>
+    <w:lvl w:ilvl="7" w:tentative="1">
+      <w:start w:val="1"/>
+      <w:numFmt w:val="bullet"/>
+      <w:lvlText w:val="o"/>
+      <w:lvlJc w:val="left"/>
+      <w:pPr>
+        <w:tabs>
+          <w:tab w:val="num" w:pos="5760"/>
+        </w:tabs>
+        <w:ind w:left="5760" w:hanging="360"/>
+      </w:pPr>
+      <w:rPr>
+        <w:rFonts w:ascii="Courier New" w:hAnsi="Courier New" w:hint="default"/>
+        <w:sz w:val="20"/>
+      </w:rPr>
+    </w:lvl>
+    <w:lvl w:ilvl="8" w:tentative="1">
+      <w:start w:val="1"/>
+      <w:numFmt w:val="bullet"/>
+      <w:lvlText w:val="o"/>
+      <w:lvlJc w:val="left"/>
+      <w:pPr>
+        <w:tabs>
+          <w:tab w:val="num" w:pos="6480"/>
+        </w:tabs>
+        <w:ind w:left="6480" w:hanging="360"/>
+      </w:pPr>
+      <w:rPr>
+        <w:rFonts w:ascii="Courier New" w:hAnsi="Courier New" w:hint="default"/>
+        <w:sz w:val="20"/>
+      </w:rPr>
+    </w:lvl>
+  </w:abstractNum>
+  <w:abstractNum w:abstractNumId="2" w15:restartNumberingAfterBreak="0">
     <w:nsid w:val="06243224"/>
     <w:multiLevelType w:val="multilevel"/>
     <w:tmpl w:val="9E34B1F4"/>
@@ -12559,7 +14640,7 @@
       </w:rPr>
     </w:lvl>
   </w:abstractNum>
-  <w:abstractNum w:abstractNumId="2" w15:restartNumberingAfterBreak="0">
+  <w:abstractNum w:abstractNumId="3" w15:restartNumberingAfterBreak="0">
     <w:nsid w:val="099A1B59"/>
     <w:multiLevelType w:val="multilevel"/>
     <w:tmpl w:val="D952BA10"/>
@@ -12708,7 +14789,7 @@
       </w:rPr>
     </w:lvl>
   </w:abstractNum>
-  <w:abstractNum w:abstractNumId="3" w15:restartNumberingAfterBreak="0">
+  <w:abstractNum w:abstractNumId="4" w15:restartNumberingAfterBreak="0">
     <w:nsid w:val="0A5B7A0F"/>
     <w:multiLevelType w:val="multilevel"/>
     <w:tmpl w:val="EC46E398"/>
@@ -12821,7 +14902,7 @@
       </w:pPr>
     </w:lvl>
   </w:abstractNum>
-  <w:abstractNum w:abstractNumId="4" w15:restartNumberingAfterBreak="0">
+  <w:abstractNum w:abstractNumId="5" w15:restartNumberingAfterBreak="0">
     <w:nsid w:val="0ED65182"/>
     <w:multiLevelType w:val="multilevel"/>
     <w:tmpl w:val="C1A2207A"/>
@@ -12934,7 +15015,7 @@
       </w:pPr>
     </w:lvl>
   </w:abstractNum>
-  <w:abstractNum w:abstractNumId="5" w15:restartNumberingAfterBreak="0">
+  <w:abstractNum w:abstractNumId="6" w15:restartNumberingAfterBreak="0">
     <w:nsid w:val="12B60D48"/>
     <w:multiLevelType w:val="multilevel"/>
     <w:tmpl w:val="9378F7C8"/>
@@ -13047,7 +15128,7 @@
       </w:pPr>
     </w:lvl>
   </w:abstractNum>
-  <w:abstractNum w:abstractNumId="6" w15:restartNumberingAfterBreak="0">
+  <w:abstractNum w:abstractNumId="7" w15:restartNumberingAfterBreak="0">
     <w:nsid w:val="14A40D7F"/>
     <w:multiLevelType w:val="multilevel"/>
     <w:tmpl w:val="DE2CC9C0"/>
@@ -13196,7 +15277,7 @@
       </w:rPr>
     </w:lvl>
   </w:abstractNum>
-  <w:abstractNum w:abstractNumId="7" w15:restartNumberingAfterBreak="0">
+  <w:abstractNum w:abstractNumId="8" w15:restartNumberingAfterBreak="0">
     <w:nsid w:val="14B77708"/>
     <w:multiLevelType w:val="multilevel"/>
     <w:tmpl w:val="7E725D46"/>
@@ -13345,7 +15426,7 @@
       </w:rPr>
     </w:lvl>
   </w:abstractNum>
-  <w:abstractNum w:abstractNumId="8" w15:restartNumberingAfterBreak="0">
+  <w:abstractNum w:abstractNumId="9" w15:restartNumberingAfterBreak="0">
     <w:nsid w:val="17234DE2"/>
     <w:multiLevelType w:val="multilevel"/>
     <w:tmpl w:val="4A04EEEA"/>
@@ -13494,7 +15575,7 @@
       </w:rPr>
     </w:lvl>
   </w:abstractNum>
-  <w:abstractNum w:abstractNumId="9" w15:restartNumberingAfterBreak="0">
+  <w:abstractNum w:abstractNumId="10" w15:restartNumberingAfterBreak="0">
     <w:nsid w:val="174F61DD"/>
     <w:multiLevelType w:val="multilevel"/>
     <w:tmpl w:val="5BF06120"/>
@@ -13643,7 +15724,7 @@
       </w:rPr>
     </w:lvl>
   </w:abstractNum>
-  <w:abstractNum w:abstractNumId="10" w15:restartNumberingAfterBreak="0">
+  <w:abstractNum w:abstractNumId="11" w15:restartNumberingAfterBreak="0">
     <w:nsid w:val="19784244"/>
     <w:multiLevelType w:val="multilevel"/>
     <w:tmpl w:val="D5F809FE"/>
@@ -13792,7 +15873,7 @@
       </w:rPr>
     </w:lvl>
   </w:abstractNum>
-  <w:abstractNum w:abstractNumId="11" w15:restartNumberingAfterBreak="0">
+  <w:abstractNum w:abstractNumId="12" w15:restartNumberingAfterBreak="0">
     <w:nsid w:val="19CB3745"/>
     <w:multiLevelType w:val="multilevel"/>
     <w:tmpl w:val="270A2A62"/>
@@ -13941,7 +16022,7 @@
       </w:rPr>
     </w:lvl>
   </w:abstractNum>
-  <w:abstractNum w:abstractNumId="12" w15:restartNumberingAfterBreak="0">
+  <w:abstractNum w:abstractNumId="13" w15:restartNumberingAfterBreak="0">
     <w:nsid w:val="210A2804"/>
     <w:multiLevelType w:val="multilevel"/>
     <w:tmpl w:val="F4A04838"/>
@@ -14060,7 +16141,7 @@
       </w:rPr>
     </w:lvl>
   </w:abstractNum>
-  <w:abstractNum w:abstractNumId="13" w15:restartNumberingAfterBreak="0">
+  <w:abstractNum w:abstractNumId="14" w15:restartNumberingAfterBreak="0">
     <w:nsid w:val="233B368B"/>
     <w:multiLevelType w:val="multilevel"/>
     <w:tmpl w:val="3EE67B00"/>
@@ -14209,7 +16290,7 @@
       </w:rPr>
     </w:lvl>
   </w:abstractNum>
-  <w:abstractNum w:abstractNumId="14" w15:restartNumberingAfterBreak="0">
+  <w:abstractNum w:abstractNumId="15" w15:restartNumberingAfterBreak="0">
     <w:nsid w:val="242724E3"/>
     <w:multiLevelType w:val="multilevel"/>
     <w:tmpl w:val="A6EAE126"/>
@@ -14358,7 +16439,7 @@
       </w:rPr>
     </w:lvl>
   </w:abstractNum>
-  <w:abstractNum w:abstractNumId="15" w15:restartNumberingAfterBreak="0">
+  <w:abstractNum w:abstractNumId="16" w15:restartNumberingAfterBreak="0">
     <w:nsid w:val="2E7903E9"/>
     <w:multiLevelType w:val="multilevel"/>
     <w:tmpl w:val="66BE239C"/>
@@ -14471,7 +16552,156 @@
       </w:pPr>
     </w:lvl>
   </w:abstractNum>
-  <w:abstractNum w:abstractNumId="16" w15:restartNumberingAfterBreak="0">
+  <w:abstractNum w:abstractNumId="17" w15:restartNumberingAfterBreak="0">
+    <w:nsid w:val="32DB4183"/>
+    <w:multiLevelType w:val="multilevel"/>
+    <w:tmpl w:val="156410BE"/>
+    <w:lvl w:ilvl="0">
+      <w:start w:val="1"/>
+      <w:numFmt w:val="bullet"/>
+      <w:lvlText w:val=""/>
+      <w:lvlJc w:val="left"/>
+      <w:pPr>
+        <w:tabs>
+          <w:tab w:val="num" w:pos="720"/>
+        </w:tabs>
+        <w:ind w:left="720" w:hanging="360"/>
+      </w:pPr>
+      <w:rPr>
+        <w:rFonts w:ascii="Symbol" w:hAnsi="Symbol" w:hint="default"/>
+        <w:sz w:val="20"/>
+      </w:rPr>
+    </w:lvl>
+    <w:lvl w:ilvl="1" w:tentative="1">
+      <w:start w:val="1"/>
+      <w:numFmt w:val="bullet"/>
+      <w:lvlText w:val=""/>
+      <w:lvlJc w:val="left"/>
+      <w:pPr>
+        <w:tabs>
+          <w:tab w:val="num" w:pos="1440"/>
+        </w:tabs>
+        <w:ind w:left="1440" w:hanging="360"/>
+      </w:pPr>
+      <w:rPr>
+        <w:rFonts w:ascii="Symbol" w:hAnsi="Symbol" w:hint="default"/>
+        <w:sz w:val="20"/>
+      </w:rPr>
+    </w:lvl>
+    <w:lvl w:ilvl="2" w:tentative="1">
+      <w:start w:val="1"/>
+      <w:numFmt w:val="bullet"/>
+      <w:lvlText w:val=""/>
+      <w:lvlJc w:val="left"/>
+      <w:pPr>
+        <w:tabs>
+          <w:tab w:val="num" w:pos="2160"/>
+        </w:tabs>
+        <w:ind w:left="2160" w:hanging="360"/>
+      </w:pPr>
+      <w:rPr>
+        <w:rFonts w:ascii="Symbol" w:hAnsi="Symbol" w:hint="default"/>
+        <w:sz w:val="20"/>
+      </w:rPr>
+    </w:lvl>
+    <w:lvl w:ilvl="3" w:tentative="1">
+      <w:start w:val="1"/>
+      <w:numFmt w:val="bullet"/>
+      <w:lvlText w:val=""/>
+      <w:lvlJc w:val="left"/>
+      <w:pPr>
+        <w:tabs>
+          <w:tab w:val="num" w:pos="2880"/>
+        </w:tabs>
+        <w:ind w:left="2880" w:hanging="360"/>
+      </w:pPr>
+      <w:rPr>
+        <w:rFonts w:ascii="Symbol" w:hAnsi="Symbol" w:hint="default"/>
+        <w:sz w:val="20"/>
+      </w:rPr>
+    </w:lvl>
+    <w:lvl w:ilvl="4" w:tentative="1">
+      <w:start w:val="1"/>
+      <w:numFmt w:val="bullet"/>
+      <w:lvlText w:val=""/>
+      <w:lvlJc w:val="left"/>
+      <w:pPr>
+        <w:tabs>
+          <w:tab w:val="num" w:pos="3600"/>
+        </w:tabs>
+        <w:ind w:left="3600" w:hanging="360"/>
+      </w:pPr>
+      <w:rPr>
+        <w:rFonts w:ascii="Symbol" w:hAnsi="Symbol" w:hint="default"/>
+        <w:sz w:val="20"/>
+      </w:rPr>
+    </w:lvl>
+    <w:lvl w:ilvl="5" w:tentative="1">
+      <w:start w:val="1"/>
+      <w:numFmt w:val="bullet"/>
+      <w:lvlText w:val=""/>
+      <w:lvlJc w:val="left"/>
+      <w:pPr>
+        <w:tabs>
+          <w:tab w:val="num" w:pos="4320"/>
+        </w:tabs>
+        <w:ind w:left="4320" w:hanging="360"/>
+      </w:pPr>
+      <w:rPr>
+        <w:rFonts w:ascii="Symbol" w:hAnsi="Symbol" w:hint="default"/>
+        <w:sz w:val="20"/>
+      </w:rPr>
+    </w:lvl>
+    <w:lvl w:ilvl="6" w:tentative="1">
+      <w:start w:val="1"/>
+      <w:numFmt w:val="bullet"/>
+      <w:lvlText w:val=""/>
+      <w:lvlJc w:val="left"/>
+      <w:pPr>
+        <w:tabs>
+          <w:tab w:val="num" w:pos="5040"/>
+        </w:tabs>
+        <w:ind w:left="5040" w:hanging="360"/>
+      </w:pPr>
+      <w:rPr>
+        <w:rFonts w:ascii="Symbol" w:hAnsi="Symbol" w:hint="default"/>
+        <w:sz w:val="20"/>
+      </w:rPr>
+    </w:lvl>
+    <w:lvl w:ilvl="7" w:tentative="1">
+      <w:start w:val="1"/>
+      <w:numFmt w:val="bullet"/>
+      <w:lvlText w:val=""/>
+      <w:lvlJc w:val="left"/>
+      <w:pPr>
+        <w:tabs>
+          <w:tab w:val="num" w:pos="5760"/>
+        </w:tabs>
+        <w:ind w:left="5760" w:hanging="360"/>
+      </w:pPr>
+      <w:rPr>
+        <w:rFonts w:ascii="Symbol" w:hAnsi="Symbol" w:hint="default"/>
+        <w:sz w:val="20"/>
+      </w:rPr>
+    </w:lvl>
+    <w:lvl w:ilvl="8" w:tentative="1">
+      <w:start w:val="1"/>
+      <w:numFmt w:val="bullet"/>
+      <w:lvlText w:val=""/>
+      <w:lvlJc w:val="left"/>
+      <w:pPr>
+        <w:tabs>
+          <w:tab w:val="num" w:pos="6480"/>
+        </w:tabs>
+        <w:ind w:left="6480" w:hanging="360"/>
+      </w:pPr>
+      <w:rPr>
+        <w:rFonts w:ascii="Symbol" w:hAnsi="Symbol" w:hint="default"/>
+        <w:sz w:val="20"/>
+      </w:rPr>
+    </w:lvl>
+  </w:abstractNum>
+  <w:abstractNum w:abstractNumId="18" w15:restartNumberingAfterBreak="0">
     <w:nsid w:val="3577552F"/>
     <w:multiLevelType w:val="multilevel"/>
     <w:tmpl w:val="717AD8BA"/>
@@ -14620,7 +16850,7 @@
       </w:rPr>
     </w:lvl>
   </w:abstractNum>
-  <w:abstractNum w:abstractNumId="17" w15:restartNumberingAfterBreak="0">
+  <w:abstractNum w:abstractNumId="19" w15:restartNumberingAfterBreak="0">
     <w:nsid w:val="38AE30C5"/>
     <w:multiLevelType w:val="multilevel"/>
     <w:tmpl w:val="500C316E"/>
@@ -14769,7 +16999,7 @@
       </w:rPr>
     </w:lvl>
   </w:abstractNum>
-  <w:abstractNum w:abstractNumId="18" w15:restartNumberingAfterBreak="0">
+  <w:abstractNum w:abstractNumId="20" w15:restartNumberingAfterBreak="0">
     <w:nsid w:val="39DF5991"/>
     <w:multiLevelType w:val="multilevel"/>
     <w:tmpl w:val="960CAF6E"/>
@@ -14918,7 +17148,7 @@
       </w:rPr>
     </w:lvl>
   </w:abstractNum>
-  <w:abstractNum w:abstractNumId="19" w15:restartNumberingAfterBreak="0">
+  <w:abstractNum w:abstractNumId="21" w15:restartNumberingAfterBreak="0">
     <w:nsid w:val="3A6E47DC"/>
     <w:multiLevelType w:val="multilevel"/>
     <w:tmpl w:val="118A4AF2"/>
@@ -15067,7 +17297,7 @@
       </w:rPr>
     </w:lvl>
   </w:abstractNum>
-  <w:abstractNum w:abstractNumId="20" w15:restartNumberingAfterBreak="0">
+  <w:abstractNum w:abstractNumId="22" w15:restartNumberingAfterBreak="0">
     <w:nsid w:val="3C542BC2"/>
     <w:multiLevelType w:val="multilevel"/>
     <w:tmpl w:val="DE50525E"/>
@@ -15216,7 +17446,7 @@
       </w:rPr>
     </w:lvl>
   </w:abstractNum>
-  <w:abstractNum w:abstractNumId="21" w15:restartNumberingAfterBreak="0">
+  <w:abstractNum w:abstractNumId="23" w15:restartNumberingAfterBreak="0">
     <w:nsid w:val="40751071"/>
     <w:multiLevelType w:val="multilevel"/>
     <w:tmpl w:val="C4687990"/>
@@ -15365,7 +17595,7 @@
       </w:rPr>
     </w:lvl>
   </w:abstractNum>
-  <w:abstractNum w:abstractNumId="22" w15:restartNumberingAfterBreak="0">
+  <w:abstractNum w:abstractNumId="24" w15:restartNumberingAfterBreak="0">
     <w:nsid w:val="44DC0039"/>
     <w:multiLevelType w:val="multilevel"/>
     <w:tmpl w:val="5C2C7784"/>
@@ -15514,7 +17744,7 @@
       </w:rPr>
     </w:lvl>
   </w:abstractNum>
-  <w:abstractNum w:abstractNumId="23" w15:restartNumberingAfterBreak="0">
+  <w:abstractNum w:abstractNumId="25" w15:restartNumberingAfterBreak="0">
     <w:nsid w:val="45093915"/>
     <w:multiLevelType w:val="multilevel"/>
     <w:tmpl w:val="492A59E0"/>
@@ -15663,7 +17893,7 @@
       </w:rPr>
     </w:lvl>
   </w:abstractNum>
-  <w:abstractNum w:abstractNumId="24" w15:restartNumberingAfterBreak="0">
+  <w:abstractNum w:abstractNumId="26" w15:restartNumberingAfterBreak="0">
     <w:nsid w:val="47CD5218"/>
     <w:multiLevelType w:val="multilevel"/>
     <w:tmpl w:val="5A0E1F9A"/>
@@ -15812,7 +18042,7 @@
       </w:rPr>
     </w:lvl>
   </w:abstractNum>
-  <w:abstractNum w:abstractNumId="25" w15:restartNumberingAfterBreak="0">
+  <w:abstractNum w:abstractNumId="27" w15:restartNumberingAfterBreak="0">
     <w:nsid w:val="47E85AD9"/>
     <w:multiLevelType w:val="multilevel"/>
     <w:tmpl w:val="F600FF94"/>
@@ -15961,7 +18191,7 @@
       </w:rPr>
     </w:lvl>
   </w:abstractNum>
-  <w:abstractNum w:abstractNumId="26" w15:restartNumberingAfterBreak="0">
+  <w:abstractNum w:abstractNumId="28" w15:restartNumberingAfterBreak="0">
     <w:nsid w:val="48511EDC"/>
     <w:multiLevelType w:val="multilevel"/>
     <w:tmpl w:val="2FE8301A"/>
@@ -16110,7 +18340,7 @@
       </w:rPr>
     </w:lvl>
   </w:abstractNum>
-  <w:abstractNum w:abstractNumId="27" w15:restartNumberingAfterBreak="0">
+  <w:abstractNum w:abstractNumId="29" w15:restartNumberingAfterBreak="0">
     <w:nsid w:val="48D966B8"/>
     <w:multiLevelType w:val="multilevel"/>
     <w:tmpl w:val="DD7A22F6"/>
@@ -16259,7 +18489,7 @@
       </w:rPr>
     </w:lvl>
   </w:abstractNum>
-  <w:abstractNum w:abstractNumId="28" w15:restartNumberingAfterBreak="0">
+  <w:abstractNum w:abstractNumId="30" w15:restartNumberingAfterBreak="0">
     <w:nsid w:val="48EB1286"/>
     <w:multiLevelType w:val="multilevel"/>
     <w:tmpl w:val="A386C618"/>
@@ -16408,7 +18638,156 @@
       </w:rPr>
     </w:lvl>
   </w:abstractNum>
-  <w:abstractNum w:abstractNumId="29" w15:restartNumberingAfterBreak="0">
+  <w:abstractNum w:abstractNumId="31" w15:restartNumberingAfterBreak="0">
+    <w:nsid w:val="4A590EF7"/>
+    <w:multiLevelType w:val="multilevel"/>
+    <w:tmpl w:val="8192649E"/>
+    <w:lvl w:ilvl="0">
+      <w:start w:val="1"/>
+      <w:numFmt w:val="bullet"/>
+      <w:lvlText w:val=""/>
+      <w:lvlJc w:val="left"/>
+      <w:pPr>
+        <w:tabs>
+          <w:tab w:val="num" w:pos="720"/>
+        </w:tabs>
+        <w:ind w:left="720" w:hanging="360"/>
+      </w:pPr>
+      <w:rPr>
+        <w:rFonts w:ascii="Symbol" w:hAnsi="Symbol" w:hint="default"/>
+        <w:sz w:val="20"/>
+      </w:rPr>
+    </w:lvl>
+    <w:lvl w:ilvl="1" w:tentative="1">
+      <w:start w:val="1"/>
+      <w:numFmt w:val="bullet"/>
+      <w:lvlText w:val=""/>
+      <w:lvlJc w:val="left"/>
+      <w:pPr>
+        <w:tabs>
+          <w:tab w:val="num" w:pos="1440"/>
+        </w:tabs>
+        <w:ind w:left="1440" w:hanging="360"/>
+      </w:pPr>
+      <w:rPr>
+        <w:rFonts w:ascii="Symbol" w:hAnsi="Symbol" w:hint="default"/>
+        <w:sz w:val="20"/>
+      </w:rPr>
+    </w:lvl>
+    <w:lvl w:ilvl="2" w:tentative="1">
+      <w:start w:val="1"/>
+      <w:numFmt w:val="bullet"/>
+      <w:lvlText w:val=""/>
+      <w:lvlJc w:val="left"/>
+      <w:pPr>
+        <w:tabs>
+          <w:tab w:val="num" w:pos="2160"/>
+        </w:tabs>
+        <w:ind w:left="2160" w:hanging="360"/>
+      </w:pPr>
+      <w:rPr>
+        <w:rFonts w:ascii="Symbol" w:hAnsi="Symbol" w:hint="default"/>
+        <w:sz w:val="20"/>
+      </w:rPr>
+    </w:lvl>
+    <w:lvl w:ilvl="3" w:tentative="1">
+      <w:start w:val="1"/>
+      <w:numFmt w:val="bullet"/>
+      <w:lvlText w:val=""/>
+      <w:lvlJc w:val="left"/>
+      <w:pPr>
+        <w:tabs>
+          <w:tab w:val="num" w:pos="2880"/>
+        </w:tabs>
+        <w:ind w:left="2880" w:hanging="360"/>
+      </w:pPr>
+      <w:rPr>
+        <w:rFonts w:ascii="Symbol" w:hAnsi="Symbol" w:hint="default"/>
+        <w:sz w:val="20"/>
+      </w:rPr>
+    </w:lvl>
+    <w:lvl w:ilvl="4" w:tentative="1">
+      <w:start w:val="1"/>
+      <w:numFmt w:val="bullet"/>
+      <w:lvlText w:val=""/>
+      <w:lvlJc w:val="left"/>
+      <w:pPr>
+        <w:tabs>
+          <w:tab w:val="num" w:pos="3600"/>
+        </w:tabs>
+        <w:ind w:left="3600" w:hanging="360"/>
+      </w:pPr>
+      <w:rPr>
+        <w:rFonts w:ascii="Symbol" w:hAnsi="Symbol" w:hint="default"/>
+        <w:sz w:val="20"/>
+      </w:rPr>
+    </w:lvl>
+    <w:lvl w:ilvl="5" w:tentative="1">
+      <w:start w:val="1"/>
+      <w:numFmt w:val="bullet"/>
+      <w:lvlText w:val=""/>
+      <w:lvlJc w:val="left"/>
+      <w:pPr>
+        <w:tabs>
+          <w:tab w:val="num" w:pos="4320"/>
+        </w:tabs>
+        <w:ind w:left="4320" w:hanging="360"/>
+      </w:pPr>
+      <w:rPr>
+        <w:rFonts w:ascii="Symbol" w:hAnsi="Symbol" w:hint="default"/>
+        <w:sz w:val="20"/>
+      </w:rPr>
+    </w:lvl>
+    <w:lvl w:ilvl="6" w:tentative="1">
+      <w:start w:val="1"/>
+      <w:numFmt w:val="bullet"/>
+      <w:lvlText w:val=""/>
+      <w:lvlJc w:val="left"/>
+      <w:pPr>
+        <w:tabs>
+          <w:tab w:val="num" w:pos="5040"/>
+        </w:tabs>
+        <w:ind w:left="5040" w:hanging="360"/>
+      </w:pPr>
+      <w:rPr>
+        <w:rFonts w:ascii="Symbol" w:hAnsi="Symbol" w:hint="default"/>
+        <w:sz w:val="20"/>
+      </w:rPr>
+    </w:lvl>
+    <w:lvl w:ilvl="7" w:tentative="1">
+      <w:start w:val="1"/>
+      <w:numFmt w:val="bullet"/>
+      <w:lvlText w:val=""/>
+      <w:lvlJc w:val="left"/>
+      <w:pPr>
+        <w:tabs>
+          <w:tab w:val="num" w:pos="5760"/>
+        </w:tabs>
+        <w:ind w:left="5760" w:hanging="360"/>
+      </w:pPr>
+      <w:rPr>
+        <w:rFonts w:ascii="Symbol" w:hAnsi="Symbol" w:hint="default"/>
+        <w:sz w:val="20"/>
+      </w:rPr>
+    </w:lvl>
+    <w:lvl w:ilvl="8" w:tentative="1">
+      <w:start w:val="1"/>
+      <w:numFmt w:val="bullet"/>
+      <w:lvlText w:val=""/>
+      <w:lvlJc w:val="left"/>
+      <w:pPr>
+        <w:tabs>
+          <w:tab w:val="num" w:pos="6480"/>
+        </w:tabs>
+        <w:ind w:left="6480" w:hanging="360"/>
+      </w:pPr>
+      <w:rPr>
+        <w:rFonts w:ascii="Symbol" w:hAnsi="Symbol" w:hint="default"/>
+        <w:sz w:val="20"/>
+      </w:rPr>
+    </w:lvl>
+  </w:abstractNum>
+  <w:abstractNum w:abstractNumId="32" w15:restartNumberingAfterBreak="0">
     <w:nsid w:val="518E7BB5"/>
     <w:multiLevelType w:val="multilevel"/>
     <w:tmpl w:val="673A8130"/>
@@ -16557,7 +18936,7 @@
       </w:rPr>
     </w:lvl>
   </w:abstractNum>
-  <w:abstractNum w:abstractNumId="30" w15:restartNumberingAfterBreak="0">
+  <w:abstractNum w:abstractNumId="33" w15:restartNumberingAfterBreak="0">
     <w:nsid w:val="5E733D25"/>
     <w:multiLevelType w:val="multilevel"/>
     <w:tmpl w:val="F66C1A40"/>
@@ -16706,7 +19085,7 @@
       </w:rPr>
     </w:lvl>
   </w:abstractNum>
-  <w:abstractNum w:abstractNumId="31" w15:restartNumberingAfterBreak="0">
+  <w:abstractNum w:abstractNumId="34" w15:restartNumberingAfterBreak="0">
     <w:nsid w:val="68072A2B"/>
     <w:multiLevelType w:val="multilevel"/>
     <w:tmpl w:val="FE5C9C42"/>
@@ -16819,7 +19198,7 @@
       </w:pPr>
     </w:lvl>
   </w:abstractNum>
-  <w:abstractNum w:abstractNumId="32" w15:restartNumberingAfterBreak="0">
+  <w:abstractNum w:abstractNumId="35" w15:restartNumberingAfterBreak="0">
     <w:nsid w:val="6A4C34F9"/>
     <w:multiLevelType w:val="multilevel"/>
     <w:tmpl w:val="ED268362"/>
@@ -16932,7 +19311,7 @@
       </w:pPr>
     </w:lvl>
   </w:abstractNum>
-  <w:abstractNum w:abstractNumId="33" w15:restartNumberingAfterBreak="0">
+  <w:abstractNum w:abstractNumId="36" w15:restartNumberingAfterBreak="0">
     <w:nsid w:val="6AB57137"/>
     <w:multiLevelType w:val="multilevel"/>
     <w:tmpl w:val="532879E8"/>
@@ -17081,7 +19460,7 @@
       </w:rPr>
     </w:lvl>
   </w:abstractNum>
-  <w:abstractNum w:abstractNumId="34" w15:restartNumberingAfterBreak="0">
+  <w:abstractNum w:abstractNumId="37" w15:restartNumberingAfterBreak="0">
     <w:nsid w:val="6D035449"/>
     <w:multiLevelType w:val="multilevel"/>
     <w:tmpl w:val="744C26C8"/>
@@ -17230,7 +19609,7 @@
       </w:rPr>
     </w:lvl>
   </w:abstractNum>
-  <w:abstractNum w:abstractNumId="35" w15:restartNumberingAfterBreak="0">
+  <w:abstractNum w:abstractNumId="38" w15:restartNumberingAfterBreak="0">
     <w:nsid w:val="74227ABC"/>
     <w:multiLevelType w:val="multilevel"/>
     <w:tmpl w:val="C0CE37CC"/>
@@ -17379,7 +19758,7 @@
       </w:rPr>
     </w:lvl>
   </w:abstractNum>
-  <w:abstractNum w:abstractNumId="36" w15:restartNumberingAfterBreak="0">
+  <w:abstractNum w:abstractNumId="39" w15:restartNumberingAfterBreak="0">
     <w:nsid w:val="765F6C6D"/>
     <w:multiLevelType w:val="multilevel"/>
     <w:tmpl w:val="E466E35A"/>
@@ -17528,7 +19907,7 @@
       </w:rPr>
     </w:lvl>
   </w:abstractNum>
-  <w:abstractNum w:abstractNumId="37" w15:restartNumberingAfterBreak="0">
+  <w:abstractNum w:abstractNumId="40" w15:restartNumberingAfterBreak="0">
     <w:nsid w:val="767D63F1"/>
     <w:multiLevelType w:val="multilevel"/>
     <w:tmpl w:val="D79E62B0"/>
@@ -17677,7 +20056,7 @@
       </w:rPr>
     </w:lvl>
   </w:abstractNum>
-  <w:abstractNum w:abstractNumId="38" w15:restartNumberingAfterBreak="0">
+  <w:abstractNum w:abstractNumId="41" w15:restartNumberingAfterBreak="0">
     <w:nsid w:val="794A52DC"/>
     <w:multiLevelType w:val="multilevel"/>
     <w:tmpl w:val="FCE68968"/>
@@ -17826,7 +20205,156 @@
       </w:rPr>
     </w:lvl>
   </w:abstractNum>
-  <w:abstractNum w:abstractNumId="39" w15:restartNumberingAfterBreak="0">
+  <w:abstractNum w:abstractNumId="42" w15:restartNumberingAfterBreak="0">
+    <w:nsid w:val="7CF92953"/>
+    <w:multiLevelType w:val="multilevel"/>
+    <w:tmpl w:val="0674F740"/>
+    <w:lvl w:ilvl="0">
+      <w:start w:val="1"/>
+      <w:numFmt w:val="bullet"/>
+      <w:lvlText w:val="o"/>
+      <w:lvlJc w:val="left"/>
+      <w:pPr>
+        <w:tabs>
+          <w:tab w:val="num" w:pos="720"/>
+        </w:tabs>
+        <w:ind w:left="720" w:hanging="360"/>
+      </w:pPr>
+      <w:rPr>
+        <w:rFonts w:ascii="Courier New" w:hAnsi="Courier New" w:hint="default"/>
+        <w:sz w:val="20"/>
+      </w:rPr>
+    </w:lvl>
+    <w:lvl w:ilvl="1" w:tentative="1">
+      <w:start w:val="1"/>
+      <w:numFmt w:val="bullet"/>
+      <w:lvlText w:val="o"/>
+      <w:lvlJc w:val="left"/>
+      <w:pPr>
+        <w:tabs>
+          <w:tab w:val="num" w:pos="1440"/>
+        </w:tabs>
+        <w:ind w:left="1440" w:hanging="360"/>
+      </w:pPr>
+      <w:rPr>
+        <w:rFonts w:ascii="Courier New" w:hAnsi="Courier New" w:hint="default"/>
+        <w:sz w:val="20"/>
+      </w:rPr>
+    </w:lvl>
+    <w:lvl w:ilvl="2" w:tentative="1">
+      <w:start w:val="1"/>
+      <w:numFmt w:val="bullet"/>
+      <w:lvlText w:val="o"/>
+      <w:lvlJc w:val="left"/>
+      <w:pPr>
+        <w:tabs>
+          <w:tab w:val="num" w:pos="2160"/>
+        </w:tabs>
+        <w:ind w:left="2160" w:hanging="360"/>
+      </w:pPr>
+      <w:rPr>
+        <w:rFonts w:ascii="Courier New" w:hAnsi="Courier New" w:hint="default"/>
+        <w:sz w:val="20"/>
+      </w:rPr>
+    </w:lvl>
+    <w:lvl w:ilvl="3" w:tentative="1">
+      <w:start w:val="1"/>
+      <w:numFmt w:val="bullet"/>
+      <w:lvlText w:val="o"/>
+      <w:lvlJc w:val="left"/>
+      <w:pPr>
+        <w:tabs>
+          <w:tab w:val="num" w:pos="2880"/>
+        </w:tabs>
+        <w:ind w:left="2880" w:hanging="360"/>
+      </w:pPr>
+      <w:rPr>
+        <w:rFonts w:ascii="Courier New" w:hAnsi="Courier New" w:hint="default"/>
+        <w:sz w:val="20"/>
+      </w:rPr>
+    </w:lvl>
+    <w:lvl w:ilvl="4" w:tentative="1">
+      <w:start w:val="1"/>
+      <w:numFmt w:val="bullet"/>
+      <w:lvlText w:val="o"/>
+      <w:lvlJc w:val="left"/>
+      <w:pPr>
+        <w:tabs>
+          <w:tab w:val="num" w:pos="3600"/>
+        </w:tabs>
+        <w:ind w:left="3600" w:hanging="360"/>
+      </w:pPr>
+      <w:rPr>
+        <w:rFonts w:ascii="Courier New" w:hAnsi="Courier New" w:hint="default"/>
+        <w:sz w:val="20"/>
+      </w:rPr>
+    </w:lvl>
+    <w:lvl w:ilvl="5" w:tentative="1">
+      <w:start w:val="1"/>
+      <w:numFmt w:val="bullet"/>
+      <w:lvlText w:val="o"/>
+      <w:lvlJc w:val="left"/>
+      <w:pPr>
+        <w:tabs>
+          <w:tab w:val="num" w:pos="4320"/>
+        </w:tabs>
+        <w:ind w:left="4320" w:hanging="360"/>
+      </w:pPr>
+      <w:rPr>
+        <w:rFonts w:ascii="Courier New" w:hAnsi="Courier New" w:hint="default"/>
+        <w:sz w:val="20"/>
+      </w:rPr>
+    </w:lvl>
+    <w:lvl w:ilvl="6" w:tentative="1">
+      <w:start w:val="1"/>
+      <w:numFmt w:val="bullet"/>
+      <w:lvlText w:val="o"/>
+      <w:lvlJc w:val="left"/>
+      <w:pPr>
+        <w:tabs>
+          <w:tab w:val="num" w:pos="5040"/>
+        </w:tabs>
+        <w:ind w:left="5040" w:hanging="360"/>
+      </w:pPr>
+      <w:rPr>
+        <w:rFonts w:ascii="Courier New" w:hAnsi="Courier New" w:hint="default"/>
+        <w:sz w:val="20"/>
+      </w:rPr>
+    </w:lvl>
+    <w:lvl w:ilvl="7" w:tentative="1">
+      <w:start w:val="1"/>
+      <w:numFmt w:val="bullet"/>
+      <w:lvlText w:val="o"/>
+      <w:lvlJc w:val="left"/>
+      <w:pPr>
+        <w:tabs>
+          <w:tab w:val="num" w:pos="5760"/>
+        </w:tabs>
+        <w:ind w:left="5760" w:hanging="360"/>
+      </w:pPr>
+      <w:rPr>
+        <w:rFonts w:ascii="Courier New" w:hAnsi="Courier New" w:hint="default"/>
+        <w:sz w:val="20"/>
+      </w:rPr>
+    </w:lvl>
+    <w:lvl w:ilvl="8" w:tentative="1">
+      <w:start w:val="1"/>
+      <w:numFmt w:val="bullet"/>
+      <w:lvlText w:val="o"/>
+      <w:lvlJc w:val="left"/>
+      <w:pPr>
+        <w:tabs>
+          <w:tab w:val="num" w:pos="6480"/>
+        </w:tabs>
+        <w:ind w:left="6480" w:hanging="360"/>
+      </w:pPr>
+      <w:rPr>
+        <w:rFonts w:ascii="Courier New" w:hAnsi="Courier New" w:hint="default"/>
+        <w:sz w:val="20"/>
+      </w:rPr>
+    </w:lvl>
+  </w:abstractNum>
+  <w:abstractNum w:abstractNumId="43" w15:restartNumberingAfterBreak="0">
     <w:nsid w:val="7FB929C6"/>
     <w:multiLevelType w:val="multilevel"/>
     <w:tmpl w:val="9924A908"/>
@@ -17976,38 +20504,38 @@
     </w:lvl>
   </w:abstractNum>
   <w:num w:numId="1" w16cid:durableId="1552377276">
-    <w:abstractNumId w:val="12"/>
+    <w:abstractNumId w:val="13"/>
   </w:num>
   <w:num w:numId="2" w16cid:durableId="1802452733">
-    <w:abstractNumId w:val="24"/>
+    <w:abstractNumId w:val="26"/>
   </w:num>
   <w:num w:numId="3" w16cid:durableId="1709866346">
-    <w:abstractNumId w:val="26"/>
+    <w:abstractNumId w:val="28"/>
   </w:num>
   <w:num w:numId="4" w16cid:durableId="229315862">
-    <w:abstractNumId w:val="32"/>
+    <w:abstractNumId w:val="35"/>
     <w:lvlOverride w:ilvl="0">
       <w:startOverride w:val="1"/>
     </w:lvlOverride>
   </w:num>
   <w:num w:numId="5" w16cid:durableId="784737603">
-    <w:abstractNumId w:val="37"/>
+    <w:abstractNumId w:val="40"/>
   </w:num>
   <w:num w:numId="6" w16cid:durableId="1778939672">
-    <w:abstractNumId w:val="15"/>
+    <w:abstractNumId w:val="16"/>
     <w:lvlOverride w:ilvl="0">
       <w:startOverride w:val="2"/>
     </w:lvlOverride>
   </w:num>
   <w:num w:numId="7" w16cid:durableId="1625191400">
-    <w:abstractNumId w:val="15"/>
+    <w:abstractNumId w:val="16"/>
     <w:lvlOverride w:ilvl="0"/>
     <w:lvlOverride w:ilvl="1">
       <w:startOverride w:val="1"/>
     </w:lvlOverride>
   </w:num>
   <w:num w:numId="8" w16cid:durableId="1426880282">
-    <w:abstractNumId w:val="15"/>
+    <w:abstractNumId w:val="16"/>
     <w:lvlOverride w:ilvl="0">
       <w:lvl w:ilvl="0">
         <w:numFmt w:val="decimal"/>
@@ -18034,112 +20562,124 @@
     </w:lvlOverride>
   </w:num>
   <w:num w:numId="9" w16cid:durableId="935989081">
-    <w:abstractNumId w:val="23"/>
+    <w:abstractNumId w:val="25"/>
   </w:num>
   <w:num w:numId="10" w16cid:durableId="271129035">
-    <w:abstractNumId w:val="3"/>
+    <w:abstractNumId w:val="4"/>
     <w:lvlOverride w:ilvl="0">
       <w:startOverride w:val="3"/>
     </w:lvlOverride>
   </w:num>
   <w:num w:numId="11" w16cid:durableId="1481533981">
-    <w:abstractNumId w:val="18"/>
+    <w:abstractNumId w:val="20"/>
   </w:num>
   <w:num w:numId="12" w16cid:durableId="539708750">
-    <w:abstractNumId w:val="11"/>
+    <w:abstractNumId w:val="12"/>
   </w:num>
   <w:num w:numId="13" w16cid:durableId="1018654977">
-    <w:abstractNumId w:val="25"/>
+    <w:abstractNumId w:val="27"/>
   </w:num>
   <w:num w:numId="14" w16cid:durableId="1330524124">
-    <w:abstractNumId w:val="36"/>
+    <w:abstractNumId w:val="39"/>
   </w:num>
   <w:num w:numId="15" w16cid:durableId="983049911">
-    <w:abstractNumId w:val="22"/>
+    <w:abstractNumId w:val="24"/>
   </w:num>
   <w:num w:numId="16" w16cid:durableId="827791855">
-    <w:abstractNumId w:val="31"/>
+    <w:abstractNumId w:val="34"/>
     <w:lvlOverride w:ilvl="0">
       <w:startOverride w:val="1"/>
     </w:lvlOverride>
   </w:num>
   <w:num w:numId="17" w16cid:durableId="402918887">
-    <w:abstractNumId w:val="14"/>
+    <w:abstractNumId w:val="15"/>
   </w:num>
   <w:num w:numId="18" w16cid:durableId="1102067277">
     <w:abstractNumId w:val="0"/>
   </w:num>
   <w:num w:numId="19" w16cid:durableId="1370685924">
+    <w:abstractNumId w:val="8"/>
+  </w:num>
+  <w:num w:numId="20" w16cid:durableId="1534348064">
+    <w:abstractNumId w:val="21"/>
+  </w:num>
+  <w:num w:numId="21" w16cid:durableId="1138302641">
+    <w:abstractNumId w:val="33"/>
+  </w:num>
+  <w:num w:numId="22" w16cid:durableId="230426000">
+    <w:abstractNumId w:val="37"/>
+  </w:num>
+  <w:num w:numId="23" w16cid:durableId="2044819912">
+    <w:abstractNumId w:val="41"/>
+  </w:num>
+  <w:num w:numId="24" w16cid:durableId="1756169298">
+    <w:abstractNumId w:val="18"/>
+  </w:num>
+  <w:num w:numId="25" w16cid:durableId="1950745069">
+    <w:abstractNumId w:val="23"/>
+  </w:num>
+  <w:num w:numId="26" w16cid:durableId="1560896699">
+    <w:abstractNumId w:val="29"/>
+  </w:num>
+  <w:num w:numId="27" w16cid:durableId="431633286">
+    <w:abstractNumId w:val="14"/>
+  </w:num>
+  <w:num w:numId="28" w16cid:durableId="1981421045">
+    <w:abstractNumId w:val="38"/>
+  </w:num>
+  <w:num w:numId="29" w16cid:durableId="950236339">
+    <w:abstractNumId w:val="10"/>
+  </w:num>
+  <w:num w:numId="30" w16cid:durableId="1031491517">
+    <w:abstractNumId w:val="22"/>
+  </w:num>
+  <w:num w:numId="31" w16cid:durableId="1710833542">
+    <w:abstractNumId w:val="19"/>
+  </w:num>
+  <w:num w:numId="32" w16cid:durableId="597982899">
+    <w:abstractNumId w:val="36"/>
+  </w:num>
+  <w:num w:numId="33" w16cid:durableId="491412596">
+    <w:abstractNumId w:val="43"/>
+  </w:num>
+  <w:num w:numId="34" w16cid:durableId="242958563">
+    <w:abstractNumId w:val="9"/>
+  </w:num>
+  <w:num w:numId="35" w16cid:durableId="1098209647">
     <w:abstractNumId w:val="7"/>
   </w:num>
-  <w:num w:numId="20" w16cid:durableId="1534348064">
-    <w:abstractNumId w:val="19"/>
-  </w:num>
-  <w:num w:numId="21" w16cid:durableId="1138302641">
+  <w:num w:numId="36" w16cid:durableId="162287442">
     <w:abstractNumId w:val="30"/>
   </w:num>
-  <w:num w:numId="22" w16cid:durableId="230426000">
-    <w:abstractNumId w:val="34"/>
+  <w:num w:numId="37" w16cid:durableId="1539388012">
+    <w:abstractNumId w:val="32"/>
   </w:num>
-  <w:num w:numId="23" w16cid:durableId="2044819912">
-    <w:abstractNumId w:val="38"/>
+  <w:num w:numId="38" w16cid:durableId="1419402718">
+    <w:abstractNumId w:val="11"/>
   </w:num>
-  <w:num w:numId="24" w16cid:durableId="1756169298">
-    <w:abstractNumId w:val="16"/>
+  <w:num w:numId="39" w16cid:durableId="1466238655">
+    <w:abstractNumId w:val="3"/>
   </w:num>
-  <w:num w:numId="25" w16cid:durableId="1950745069">
-    <w:abstractNumId w:val="21"/>
+  <w:num w:numId="40" w16cid:durableId="893351823">
+    <w:abstractNumId w:val="2"/>
   </w:num>
-  <w:num w:numId="26" w16cid:durableId="1560896699">
-    <w:abstractNumId w:val="27"/>
+  <w:num w:numId="41" w16cid:durableId="901595001">
+    <w:abstractNumId w:val="6"/>
   </w:num>
-  <w:num w:numId="27" w16cid:durableId="431633286">
-    <w:abstractNumId w:val="13"/>
+  <w:num w:numId="42" w16cid:durableId="661934060">
+    <w:abstractNumId w:val="5"/>
   </w:num>
-  <w:num w:numId="28" w16cid:durableId="1981421045">
-    <w:abstractNumId w:val="35"/>
-  </w:num>
-  <w:num w:numId="29" w16cid:durableId="950236339">
-    <w:abstractNumId w:val="9"/>
-  </w:num>
-  <w:num w:numId="30" w16cid:durableId="1031491517">
-    <w:abstractNumId w:val="20"/>
-  </w:num>
-  <w:num w:numId="31" w16cid:durableId="1710833542">
+  <w:num w:numId="43" w16cid:durableId="1587228500">
     <w:abstractNumId w:val="17"/>
   </w:num>
-  <w:num w:numId="32" w16cid:durableId="597982899">
-    <w:abstractNumId w:val="33"/>
-  </w:num>
-  <w:num w:numId="33" w16cid:durableId="491412596">
-    <w:abstractNumId w:val="39"/>
-  </w:num>
-  <w:num w:numId="34" w16cid:durableId="242958563">
-    <w:abstractNumId w:val="8"/>
-  </w:num>
-  <w:num w:numId="35" w16cid:durableId="1098209647">
-    <w:abstractNumId w:val="6"/>
-  </w:num>
-  <w:num w:numId="36" w16cid:durableId="162287442">
-    <w:abstractNumId w:val="28"/>
-  </w:num>
-  <w:num w:numId="37" w16cid:durableId="1539388012">
-    <w:abstractNumId w:val="29"/>
-  </w:num>
-  <w:num w:numId="38" w16cid:durableId="1419402718">
-    <w:abstractNumId w:val="10"/>
-  </w:num>
-  <w:num w:numId="39" w16cid:durableId="1466238655">
-    <w:abstractNumId w:val="2"/>
-  </w:num>
-  <w:num w:numId="40" w16cid:durableId="893351823">
+  <w:num w:numId="44" w16cid:durableId="1690640742">
     <w:abstractNumId w:val="1"/>
   </w:num>
-  <w:num w:numId="41" w16cid:durableId="901595001">
-    <w:abstractNumId w:val="5"/>
+  <w:num w:numId="45" w16cid:durableId="227499889">
+    <w:abstractNumId w:val="42"/>
   </w:num>
-  <w:num w:numId="42" w16cid:durableId="661934060">
-    <w:abstractNumId w:val="4"/>
+  <w:num w:numId="46" w16cid:durableId="931473701">
+    <w:abstractNumId w:val="31"/>
   </w:num>
   <w:numIdMacAtCleanup w:val="17"/>
 </w:numbering>
